--- a/public/documents/contract-template.docx
+++ b/public/documents/contract-template.docx
@@ -187,6 +187,7 @@
                       <w:lang w:val="en-ID"/>
                     </w:rPr>
                   </w:pPr>
+                  <w:proofErr w:type="spellStart"/>
                   <w:r>
                     <w:rPr>
                       <w:rFonts w:ascii="Agency FB" w:hAnsi="Agency FB" w:cs="Calibri"/>
@@ -194,7 +195,97 @@
                       <w:szCs w:val="26"/>
                       <w:lang w:val="en-ID"/>
                     </w:rPr>
-                    <w:t>Kompleks Gedung ShopingCenter Lt. II Manado, Jl.WalandaMaramis No.123, Kel. Pinaesaan,Kec. Wenang Kota Manado</w:t>
+                    <w:t>Kompleks</w:t>
+                  </w:r>
+                  <w:proofErr w:type="spellEnd"/>
+                  <w:r>
+                    <w:rPr>
+                      <w:rFonts w:ascii="Agency FB" w:hAnsi="Agency FB" w:cs="Calibri"/>
+                      <w:sz w:val="18"/>
+                      <w:szCs w:val="26"/>
+                      <w:lang w:val="en-ID"/>
+                    </w:rPr>
+                    <w:t xml:space="preserve"> Gedung </w:t>
+                  </w:r>
+                  <w:proofErr w:type="spellStart"/>
+                  <w:r>
+                    <w:rPr>
+                      <w:rFonts w:ascii="Agency FB" w:hAnsi="Agency FB" w:cs="Calibri"/>
+                      <w:sz w:val="18"/>
+                      <w:szCs w:val="26"/>
+                      <w:lang w:val="en-ID"/>
+                    </w:rPr>
+                    <w:t>ShopingCenter</w:t>
+                  </w:r>
+                  <w:proofErr w:type="spellEnd"/>
+                  <w:r>
+                    <w:rPr>
+                      <w:rFonts w:ascii="Agency FB" w:hAnsi="Agency FB" w:cs="Calibri"/>
+                      <w:sz w:val="18"/>
+                      <w:szCs w:val="26"/>
+                      <w:lang w:val="en-ID"/>
+                    </w:rPr>
+                    <w:t xml:space="preserve"> Lt. II Manado, </w:t>
+                  </w:r>
+                  <w:proofErr w:type="spellStart"/>
+                  <w:r>
+                    <w:rPr>
+                      <w:rFonts w:ascii="Agency FB" w:hAnsi="Agency FB" w:cs="Calibri"/>
+                      <w:sz w:val="18"/>
+                      <w:szCs w:val="26"/>
+                      <w:lang w:val="en-ID"/>
+                    </w:rPr>
+                    <w:t>Jl.WalandaMaramis</w:t>
+                  </w:r>
+                  <w:proofErr w:type="spellEnd"/>
+                  <w:r>
+                    <w:rPr>
+                      <w:rFonts w:ascii="Agency FB" w:hAnsi="Agency FB" w:cs="Calibri"/>
+                      <w:sz w:val="18"/>
+                      <w:szCs w:val="26"/>
+                      <w:lang w:val="en-ID"/>
+                    </w:rPr>
+                    <w:t xml:space="preserve"> No.123, Kel. </w:t>
+                  </w:r>
+                  <w:proofErr w:type="spellStart"/>
+                  <w:r>
+                    <w:rPr>
+                      <w:rFonts w:ascii="Agency FB" w:hAnsi="Agency FB" w:cs="Calibri"/>
+                      <w:sz w:val="18"/>
+                      <w:szCs w:val="26"/>
+                      <w:lang w:val="en-ID"/>
+                    </w:rPr>
+                    <w:t>Pinaesaan,Kec</w:t>
+                  </w:r>
+                  <w:proofErr w:type="spellEnd"/>
+                  <w:r>
+                    <w:rPr>
+                      <w:rFonts w:ascii="Agency FB" w:hAnsi="Agency FB" w:cs="Calibri"/>
+                      <w:sz w:val="18"/>
+                      <w:szCs w:val="26"/>
+                      <w:lang w:val="en-ID"/>
+                    </w:rPr>
+                    <w:t xml:space="preserve">. </w:t>
+                  </w:r>
+                  <w:proofErr w:type="spellStart"/>
+                  <w:r>
+                    <w:rPr>
+                      <w:rFonts w:ascii="Agency FB" w:hAnsi="Agency FB" w:cs="Calibri"/>
+                      <w:sz w:val="18"/>
+                      <w:szCs w:val="26"/>
+                      <w:lang w:val="en-ID"/>
+                    </w:rPr>
+                    <w:t>Wenang</w:t>
+                  </w:r>
+                  <w:proofErr w:type="spellEnd"/>
+                  <w:r>
+                    <w:rPr>
+                      <w:rFonts w:ascii="Agency FB" w:hAnsi="Agency FB" w:cs="Calibri"/>
+                      <w:sz w:val="18"/>
+                      <w:szCs w:val="26"/>
+                      <w:lang w:val="en-ID"/>
+                    </w:rPr>
+                    <w:t xml:space="preserve"> Kota Manado</w:t>
                   </w:r>
                 </w:p>
               </w:txbxContent>
@@ -500,8 +591,9 @@
           <w:szCs w:val="32"/>
           <w:lang w:val="en-US"/>
         </w:rPr>
-        <w:t>…</w:t>
-      </w:r>
+        <w:t>{</w:t>
+      </w:r>
+      <w:proofErr w:type="spellStart"/>
       <w:r>
         <w:rPr>
           <w:rFonts w:ascii="Arial" w:hAnsi="Arial" w:cs="Arial"/>
@@ -510,18 +602,23 @@
           <w:szCs w:val="32"/>
           <w:lang w:val="en-US"/>
         </w:rPr>
-        <w:t xml:space="preserve"> </w:t>
-      </w:r>
+        <w:t>contract_number</w:t>
+      </w:r>
+      <w:proofErr w:type="spellEnd"/>
       <w:r>
         <w:rPr>
           <w:rFonts w:ascii="Arial" w:hAnsi="Arial" w:cs="Arial"/>
           <w:b/>
           <w:sz w:val="32"/>
           <w:szCs w:val="32"/>
-        </w:rPr>
-        <w:t>/ P</w:t>
-      </w:r>
-      <w:r>
+          <w:lang w:val="en-US"/>
+        </w:rPr>
+        <w:t>}</w:t>
+      </w:r>
+    </w:p>
+    <w:p>
+      <w:pPr>
+        <w:jc w:val="center"/>
         <w:rPr>
           <w:rFonts w:ascii="Arial" w:hAnsi="Arial" w:cs="Arial"/>
           <w:b/>
@@ -529,106 +626,66 @@
           <w:szCs w:val="32"/>
           <w:lang w:val="en-US"/>
         </w:rPr>
-        <w:t>M</w:t>
-      </w:r>
-      <w:r>
-        <w:rPr>
-          <w:rFonts w:ascii="Arial" w:hAnsi="Arial" w:cs="Arial"/>
-          <w:b/>
-          <w:sz w:val="32"/>
-          <w:szCs w:val="32"/>
-        </w:rPr>
-        <w:t xml:space="preserve"> / SK</w:t>
-      </w:r>
-      <w:r>
-        <w:rPr>
-          <w:rFonts w:ascii="Arial" w:hAnsi="Arial" w:cs="Arial"/>
-          <w:b/>
-          <w:sz w:val="32"/>
-          <w:szCs w:val="32"/>
-        </w:rPr>
-        <w:t xml:space="preserve"> –</w:t>
-      </w:r>
-      <w:r>
-        <w:rPr>
-          <w:rFonts w:ascii="Arial" w:hAnsi="Arial" w:cs="Arial"/>
-          <w:b/>
-          <w:sz w:val="32"/>
-          <w:szCs w:val="32"/>
-          <w:lang w:val="en-US"/>
-        </w:rPr>
-        <w:t xml:space="preserve"> </w:t>
-      </w:r>
-      <w:r>
-        <w:rPr>
-          <w:rFonts w:ascii="Arial" w:hAnsi="Arial" w:cs="Arial"/>
-          <w:b/>
-          <w:sz w:val="32"/>
-          <w:szCs w:val="32"/>
-          <w:lang w:val="en-US"/>
-        </w:rPr>
-        <w:t>……</w:t>
-      </w:r>
-      <w:r>
-        <w:rPr>
-          <w:rFonts w:ascii="Arial" w:hAnsi="Arial" w:cs="Arial"/>
-          <w:b/>
-          <w:sz w:val="32"/>
-          <w:szCs w:val="32"/>
-          <w:lang w:val="en-US"/>
-        </w:rPr>
-        <w:t xml:space="preserve"> </w:t>
-      </w:r>
-      <w:r>
-        <w:rPr>
-          <w:rFonts w:ascii="Arial" w:hAnsi="Arial" w:cs="Arial"/>
-          <w:b/>
-          <w:sz w:val="32"/>
-          <w:szCs w:val="32"/>
-        </w:rPr>
-        <w:t xml:space="preserve">/ </w:t>
-      </w:r>
-      <w:r>
-        <w:rPr>
-          <w:rFonts w:ascii="Arial" w:hAnsi="Arial" w:cs="Arial"/>
-          <w:b/>
-          <w:sz w:val="32"/>
-          <w:szCs w:val="32"/>
-          <w:lang w:val="en-US"/>
-        </w:rPr>
-        <w:t>….</w:t>
-      </w:r>
-      <w:r>
-        <w:rPr>
-          <w:rFonts w:ascii="Arial" w:hAnsi="Arial" w:cs="Arial"/>
-          <w:b/>
-          <w:sz w:val="32"/>
-          <w:szCs w:val="32"/>
-        </w:rPr>
-        <w:t xml:space="preserve"> / </w:t>
-      </w:r>
-      <w:r>
-        <w:rPr>
-          <w:rFonts w:ascii="Arial" w:hAnsi="Arial" w:cs="Arial"/>
-          <w:b/>
-          <w:sz w:val="32"/>
-          <w:szCs w:val="32"/>
-          <w:lang w:val="en-US"/>
-        </w:rPr>
-        <w:t>….</w:t>
-      </w:r>
+      </w:pPr>
     </w:p>
     <w:p>
       <w:pPr>
-        <w:jc w:val="center"/>
-        <w:rPr>
-          <w:rFonts w:ascii="Arial" w:hAnsi="Arial" w:cs="Arial"/>
-          <w:b/>
-          <w:sz w:val="32"/>
-          <w:szCs w:val="32"/>
-          <w:lang w:val="en-US"/>
-        </w:rPr>
-      </w:pPr>
+        <w:ind w:firstLine="720"/>
+        <w:jc w:val="both"/>
+        <w:rPr>
+          <w:rFonts w:ascii="Arabic Typesetting" w:hAnsi="Arabic Typesetting" w:cs="Arabic Typesetting"/>
+          <w:b/>
+          <w:sz w:val="40"/>
+          <w:szCs w:val="40"/>
+          <w:lang w:val="en-US"/>
+        </w:rPr>
+      </w:pPr>
+      <w:r>
+        <w:rPr>
+          <w:rFonts w:ascii="Arabic Typesetting" w:hAnsi="Arabic Typesetting" w:cs="Arabic Typesetting"/>
+          <w:b/>
+          <w:sz w:val="40"/>
+          <w:szCs w:val="40"/>
+        </w:rPr>
+        <w:t xml:space="preserve">RUANGAN </w:t>
+      </w:r>
+      <w:r>
+        <w:rPr>
+          <w:rFonts w:ascii="Arabic Typesetting" w:hAnsi="Arabic Typesetting" w:cs="Arabic Typesetting"/>
+          <w:b/>
+          <w:sz w:val="40"/>
+          <w:szCs w:val="40"/>
+        </w:rPr>
+        <w:t>TOKO / KIOS</w:t>
+      </w:r>
+      <w:r>
+        <w:rPr>
+          <w:rFonts w:ascii="Arabic Typesetting" w:hAnsi="Arabic Typesetting" w:cs="Arabic Typesetting"/>
+          <w:b/>
+          <w:sz w:val="40"/>
+          <w:szCs w:val="40"/>
+        </w:rPr>
+        <w:tab/>
+        <w:t>:</w:t>
+      </w:r>
+      <w:r>
+        <w:rPr>
+          <w:rFonts w:ascii="Arabic Typesetting" w:hAnsi="Arabic Typesetting" w:cs="Arabic Typesetting"/>
+          <w:b/>
+          <w:sz w:val="40"/>
+          <w:szCs w:val="40"/>
+        </w:rPr>
+        <w:t xml:space="preserve"> {room_number}</w:t>
+      </w:r>
+      <w:r>
+        <w:rPr>
+          <w:rFonts w:ascii="Arabic Typesetting" w:hAnsi="Arabic Typesetting" w:cs="Arabic Typesetting"/>
+          <w:b/>
+          <w:sz w:val="40"/>
+          <w:szCs w:val="40"/>
+        </w:rPr>
+        <w:t xml:space="preserve"> {floor}</w:t>
+      </w:r>
     </w:p>
     <w:p>
       <w:pPr>
@@ -649,7 +706,7 @@
           <w:sz w:val="40"/>
           <w:szCs w:val="40"/>
         </w:rPr>
-        <w:t xml:space="preserve">RUANGAN </w:t>
+        <w:t>DI</w:t>
       </w:r>
       <w:r>
         <w:rPr>
@@ -658,7 +715,7 @@
           <w:sz w:val="40"/>
           <w:szCs w:val="40"/>
         </w:rPr>
-        <w:t>TOKO / KIOS</w:t>
+        <w:tab/>
       </w:r>
       <w:r>
         <w:rPr>
@@ -668,7 +725,6 @@
           <w:szCs w:val="40"/>
         </w:rPr>
         <w:tab/>
-        <w:t>:</w:t>
       </w:r>
       <w:r>
         <w:rPr>
@@ -677,21 +733,17 @@
           <w:sz w:val="40"/>
           <w:szCs w:val="40"/>
         </w:rPr>
-        <w:t xml:space="preserve"> {room_number}</w:t>
-      </w:r>
-    </w:p>
-    <w:p>
-      <w:pPr>
-        <w:ind w:firstLine="720"/>
-        <w:jc w:val="both"/>
+        <w:tab/>
+      </w:r>
+      <w:r>
         <w:rPr>
           <w:rFonts w:ascii="Arabic Typesetting" w:hAnsi="Arabic Typesetting" w:cs="Arabic Typesetting"/>
           <w:b/>
           <w:sz w:val="40"/>
           <w:szCs w:val="40"/>
-          <w:lang w:val="en-US"/>
-        </w:rPr>
-      </w:pPr>
+        </w:rPr>
+        <w:tab/>
+      </w:r>
       <w:r>
         <w:rPr>
           <w:rFonts w:ascii="Arabic Typesetting" w:hAnsi="Arabic Typesetting" w:cs="Arabic Typesetting"/>
@@ -699,7 +751,7 @@
           <w:sz w:val="40"/>
           <w:szCs w:val="40"/>
         </w:rPr>
-        <w:t>DI</w:t>
+        <w:tab/>
       </w:r>
       <w:r>
         <w:rPr>
@@ -708,7 +760,7 @@
           <w:sz w:val="40"/>
           <w:szCs w:val="40"/>
         </w:rPr>
-        <w:tab/>
+        <w:t xml:space="preserve">: </w:t>
       </w:r>
       <w:r>
         <w:rPr>
@@ -716,54 +768,31 @@
           <w:b/>
           <w:sz w:val="40"/>
           <w:szCs w:val="40"/>
-        </w:rPr>
-        <w:tab/>
-      </w:r>
+          <w:lang w:val="en-US"/>
+        </w:rPr>
+        <w:t>{</w:t>
+      </w:r>
+      <w:proofErr w:type="spellStart"/>
       <w:r>
         <w:rPr>
           <w:rFonts w:ascii="Arabic Typesetting" w:hAnsi="Arabic Typesetting" w:cs="Arabic Typesetting"/>
           <w:b/>
           <w:sz w:val="40"/>
           <w:szCs w:val="40"/>
-        </w:rPr>
-        <w:tab/>
-      </w:r>
+          <w:lang w:val="en-US"/>
+        </w:rPr>
+        <w:t>location_name</w:t>
+      </w:r>
+      <w:proofErr w:type="spellEnd"/>
       <w:r>
         <w:rPr>
           <w:rFonts w:ascii="Arabic Typesetting" w:hAnsi="Arabic Typesetting" w:cs="Arabic Typesetting"/>
           <w:b/>
           <w:sz w:val="40"/>
           <w:szCs w:val="40"/>
-        </w:rPr>
-        <w:tab/>
-      </w:r>
-      <w:r>
-        <w:rPr>
-          <w:rFonts w:ascii="Arabic Typesetting" w:hAnsi="Arabic Typesetting" w:cs="Arabic Typesetting"/>
-          <w:b/>
-          <w:sz w:val="40"/>
-          <w:szCs w:val="40"/>
-        </w:rPr>
-        <w:tab/>
-      </w:r>
-      <w:r>
-        <w:rPr>
-          <w:rFonts w:ascii="Arabic Typesetting" w:hAnsi="Arabic Typesetting" w:cs="Arabic Typesetting"/>
-          <w:b/>
-          <w:sz w:val="40"/>
-          <w:szCs w:val="40"/>
-        </w:rPr>
-        <w:t xml:space="preserve">: </w:t>
-      </w:r>
-      <w:r>
-        <w:rPr>
-          <w:rFonts w:ascii="Arabic Typesetting" w:hAnsi="Arabic Typesetting" w:cs="Arabic Typesetting"/>
-          <w:b/>
-          <w:sz w:val="40"/>
-          <w:szCs w:val="40"/>
-          <w:lang w:val="en-US"/>
-        </w:rPr>
-        <w:t>{location_name}</w:t>
+          <w:lang w:val="en-US"/>
+        </w:rPr>
+        <w:t>}</w:t>
       </w:r>
     </w:p>
     <w:p>
@@ -927,7 +956,29 @@
           <w:szCs w:val="40"/>
           <w:lang w:val="en-US"/>
         </w:rPr>
-        <w:t>{tenant_name}</w:t>
+        <w:t>{</w:t>
+      </w:r>
+      <w:proofErr w:type="spellStart"/>
+      <w:r>
+        <w:rPr>
+          <w:rFonts w:ascii="Arabic Typesetting" w:hAnsi="Arabic Typesetting" w:cs="Arabic Typesetting"/>
+          <w:b/>
+          <w:sz w:val="40"/>
+          <w:szCs w:val="40"/>
+          <w:lang w:val="en-US"/>
+        </w:rPr>
+        <w:t>tenant_name</w:t>
+      </w:r>
+      <w:proofErr w:type="spellEnd"/>
+      <w:r>
+        <w:rPr>
+          <w:rFonts w:ascii="Arabic Typesetting" w:hAnsi="Arabic Typesetting" w:cs="Arabic Typesetting"/>
+          <w:b/>
+          <w:sz w:val="40"/>
+          <w:szCs w:val="40"/>
+          <w:lang w:val="en-US"/>
+        </w:rPr>
+        <w:t>}</w:t>
       </w:r>
     </w:p>
     <w:p>
@@ -1099,17 +1150,20 @@
           <w:szCs w:val="32"/>
           <w:lang w:val="en-US"/>
         </w:rPr>
-        <w:t xml:space="preserve">… </w:t>
-      </w:r>
+        <w:t>{</w:t>
+      </w:r>
+      <w:proofErr w:type="spellStart"/>
       <w:r>
         <w:rPr>
           <w:rFonts w:ascii="Arial" w:hAnsi="Arial" w:cs="Arial"/>
           <w:b/>
           <w:sz w:val="32"/>
           <w:szCs w:val="32"/>
-        </w:rPr>
-        <w:t>/ P</w:t>
-      </w:r>
+          <w:lang w:val="en-US"/>
+        </w:rPr>
+        <w:t>contract_number</w:t>
+      </w:r>
+      <w:proofErr w:type="spellEnd"/>
       <w:r>
         <w:rPr>
           <w:rFonts w:ascii="Arial" w:hAnsi="Arial" w:cs="Arial"/>
@@ -1118,73 +1172,7 @@
           <w:szCs w:val="32"/>
           <w:lang w:val="en-US"/>
         </w:rPr>
-        <w:t>M</w:t>
-      </w:r>
-      <w:r>
-        <w:rPr>
-          <w:rFonts w:ascii="Arial" w:hAnsi="Arial" w:cs="Arial"/>
-          <w:b/>
-          <w:sz w:val="32"/>
-          <w:szCs w:val="32"/>
-        </w:rPr>
-        <w:t xml:space="preserve"> / SK</w:t>
-      </w:r>
-      <w:r>
-        <w:rPr>
-          <w:rFonts w:ascii="Arial" w:hAnsi="Arial" w:cs="Arial"/>
-          <w:b/>
-          <w:sz w:val="32"/>
-          <w:szCs w:val="32"/>
-        </w:rPr>
-        <w:t xml:space="preserve"> –</w:t>
-      </w:r>
-      <w:r>
-        <w:rPr>
-          <w:rFonts w:ascii="Arial" w:hAnsi="Arial" w:cs="Arial"/>
-          <w:b/>
-          <w:sz w:val="32"/>
-          <w:szCs w:val="32"/>
-          <w:lang w:val="en-US"/>
-        </w:rPr>
-        <w:t xml:space="preserve"> …… </w:t>
-      </w:r>
-      <w:r>
-        <w:rPr>
-          <w:rFonts w:ascii="Arial" w:hAnsi="Arial" w:cs="Arial"/>
-          <w:b/>
-          <w:sz w:val="32"/>
-          <w:szCs w:val="32"/>
-        </w:rPr>
-        <w:t xml:space="preserve">/ </w:t>
-      </w:r>
-      <w:r>
-        <w:rPr>
-          <w:rFonts w:ascii="Arial" w:hAnsi="Arial" w:cs="Arial"/>
-          <w:b/>
-          <w:sz w:val="32"/>
-          <w:szCs w:val="32"/>
-          <w:lang w:val="en-US"/>
-        </w:rPr>
-        <w:t>….</w:t>
-      </w:r>
-      <w:r>
-        <w:rPr>
-          <w:rFonts w:ascii="Arial" w:hAnsi="Arial" w:cs="Arial"/>
-          <w:b/>
-          <w:sz w:val="32"/>
-          <w:szCs w:val="32"/>
-        </w:rPr>
-        <w:t xml:space="preserve"> / </w:t>
-      </w:r>
-      <w:r>
-        <w:rPr>
-          <w:rFonts w:ascii="Arial" w:hAnsi="Arial" w:cs="Arial"/>
-          <w:b/>
-          <w:sz w:val="32"/>
-          <w:szCs w:val="32"/>
-          <w:lang w:val="en-US"/>
-        </w:rPr>
-        <w:t>….</w:t>
+        <w:t>}</w:t>
       </w:r>
     </w:p>
     <w:p>
@@ -1211,7 +1199,7 @@
           <w:rFonts w:cs="Arial"/>
           <w:sz w:val="24"/>
           <w:szCs w:val="24"/>
-          <w:lang w:val="en-US"/>
+          <w:lang w:val="en-ID"/>
         </w:rPr>
       </w:pPr>
       <w:r>
@@ -1237,8 +1225,39 @@
           <w:szCs w:val="24"/>
           <w:lang w:val="en-US"/>
         </w:rPr>
-        <w:t>…….</w:t>
-      </w:r>
+        <w:t>{</w:t>
+      </w:r>
+      <w:proofErr w:type="spellStart"/>
+      <w:r>
+        <w:rPr>
+          <w:rFonts w:cs="Arial"/>
+          <w:sz w:val="24"/>
+          <w:szCs w:val="24"/>
+          <w:lang w:val="en-US"/>
+        </w:rPr>
+        <w:t>day_name</w:t>
+      </w:r>
+      <w:proofErr w:type="spellEnd"/>
+      <w:r>
+        <w:rPr>
+          <w:rFonts w:cs="Arial"/>
+          <w:sz w:val="24"/>
+          <w:szCs w:val="24"/>
+          <w:lang w:val="en-US"/>
+        </w:rPr>
+        <w:t xml:space="preserve">} </w:t>
+      </w:r>
+      <w:proofErr w:type="spellStart"/>
+      <w:r>
+        <w:rPr>
+          <w:rFonts w:cs="Arial"/>
+          <w:sz w:val="24"/>
+          <w:szCs w:val="24"/>
+          <w:lang w:val="en-US"/>
+        </w:rPr>
+        <w:t>tanggal</w:t>
+      </w:r>
+      <w:proofErr w:type="spellEnd"/>
       <w:r>
         <w:rPr>
           <w:rFonts w:cs="Arial"/>
@@ -1255,7 +1274,27 @@
           <w:szCs w:val="24"/>
           <w:lang w:val="en-US"/>
         </w:rPr>
-        <w:t>tanggal</w:t>
+        <w:t>{</w:t>
+      </w:r>
+      <w:proofErr w:type="spellStart"/>
+      <w:r>
+        <w:rPr>
+          <w:rFonts w:cs="Arial"/>
+          <w:sz w:val="24"/>
+          <w:szCs w:val="24"/>
+          <w:lang w:val="en-ID"/>
+        </w:rPr>
+        <w:t>day_number</w:t>
+      </w:r>
+      <w:proofErr w:type="spellEnd"/>
+      <w:r>
+        <w:rPr>
+          <w:rFonts w:cs="Arial"/>
+          <w:sz w:val="24"/>
+          <w:szCs w:val="24"/>
+          <w:lang w:val="en-US"/>
+        </w:rPr>
+        <w:t>}</w:t>
       </w:r>
       <w:r>
         <w:rPr>
@@ -1271,9 +1310,44 @@
           <w:rFonts w:cs="Arial"/>
           <w:sz w:val="24"/>
           <w:szCs w:val="24"/>
-          <w:lang w:val="en-US"/>
-        </w:rPr>
-        <w:t>…</w:t>
+        </w:rPr>
+        <w:t>(</w:t>
+      </w:r>
+      <w:r>
+        <w:rPr>
+          <w:rFonts w:cs="Arial"/>
+          <w:sz w:val="24"/>
+          <w:szCs w:val="24"/>
+          <w:lang w:val="en-US"/>
+        </w:rPr>
+        <w:t>{</w:t>
+      </w:r>
+      <w:proofErr w:type="spellStart"/>
+      <w:r>
+        <w:rPr>
+          <w:rFonts w:cs="Arial"/>
+          <w:sz w:val="24"/>
+          <w:szCs w:val="24"/>
+          <w:lang w:val="en-ID"/>
+        </w:rPr>
+        <w:t>day_in_words</w:t>
+      </w:r>
+      <w:proofErr w:type="spellEnd"/>
+      <w:r>
+        <w:rPr>
+          <w:rFonts w:cs="Arial"/>
+          <w:sz w:val="24"/>
+          <w:szCs w:val="24"/>
+        </w:rPr>
+        <w:t>}</w:t>
+      </w:r>
+      <w:r>
+        <w:rPr>
+          <w:rFonts w:cs="Arial"/>
+          <w:sz w:val="24"/>
+          <w:szCs w:val="24"/>
+        </w:rPr>
+        <w:t>)</w:t>
       </w:r>
       <w:r>
         <w:rPr>
@@ -1289,6 +1363,64 @@
           <w:rFonts w:cs="Arial"/>
           <w:sz w:val="24"/>
           <w:szCs w:val="24"/>
+          <w:lang w:val="en-US"/>
+        </w:rPr>
+        <w:t>{</w:t>
+      </w:r>
+      <w:proofErr w:type="spellStart"/>
+      <w:r>
+        <w:rPr>
+          <w:rFonts w:cs="Arial"/>
+          <w:sz w:val="24"/>
+          <w:szCs w:val="24"/>
+          <w:lang w:val="en-ID"/>
+        </w:rPr>
+        <w:t>month_name</w:t>
+      </w:r>
+      <w:proofErr w:type="spellEnd"/>
+      <w:r>
+        <w:rPr>
+          <w:rFonts w:cs="Arial"/>
+          <w:sz w:val="24"/>
+          <w:szCs w:val="24"/>
+          <w:lang w:val="en-ID"/>
+        </w:rPr>
+        <w:t xml:space="preserve">} </w:t>
+      </w:r>
+      <w:r>
+        <w:rPr>
+          <w:rFonts w:cs="Arial"/>
+          <w:sz w:val="24"/>
+          <w:szCs w:val="24"/>
+          <w:lang w:val="en-US"/>
+        </w:rPr>
+        <w:t>{</w:t>
+      </w:r>
+      <w:proofErr w:type="spellStart"/>
+      <w:r>
+        <w:rPr>
+          <w:rFonts w:cs="Arial"/>
+          <w:sz w:val="24"/>
+          <w:szCs w:val="24"/>
+          <w:lang w:val="en-ID"/>
+        </w:rPr>
+        <w:t>year_number</w:t>
+      </w:r>
+      <w:proofErr w:type="spellEnd"/>
+      <w:r>
+        <w:rPr>
+          <w:rFonts w:cs="Arial"/>
+          <w:sz w:val="24"/>
+          <w:szCs w:val="24"/>
+          <w:lang w:val="en-ID"/>
+        </w:rPr>
+        <w:t xml:space="preserve">} </w:t>
+      </w:r>
+      <w:r>
+        <w:rPr>
+          <w:rFonts w:cs="Arial"/>
+          <w:sz w:val="24"/>
+          <w:szCs w:val="24"/>
         </w:rPr>
         <w:t>(</w:t>
       </w:r>
@@ -1297,78 +1429,28 @@
           <w:rFonts w:cs="Arial"/>
           <w:sz w:val="24"/>
           <w:szCs w:val="24"/>
-          <w:lang w:val="en-US"/>
-        </w:rPr>
-        <w:t>…………………….</w:t>
-      </w:r>
-      <w:r>
-        <w:rPr>
-          <w:rFonts w:cs="Arial"/>
-          <w:sz w:val="24"/>
-          <w:szCs w:val="24"/>
-        </w:rPr>
-        <w:t>)</w:t>
-      </w:r>
-      <w:r>
-        <w:rPr>
-          <w:rFonts w:cs="Arial"/>
-          <w:sz w:val="24"/>
-          <w:szCs w:val="24"/>
-          <w:lang w:val="en-US"/>
-        </w:rPr>
-        <w:t xml:space="preserve"> </w:t>
-      </w:r>
-      <w:r>
-        <w:rPr>
-          <w:rFonts w:cs="Arial"/>
-          <w:sz w:val="24"/>
-          <w:szCs w:val="24"/>
-          <w:lang w:val="en-US"/>
-        </w:rPr>
-        <w:t>…………..</w:t>
-      </w:r>
-      <w:r>
-        <w:rPr>
-          <w:rFonts w:cs="Arial"/>
-          <w:sz w:val="24"/>
-          <w:szCs w:val="24"/>
-          <w:lang w:val="en-US"/>
-        </w:rPr>
-        <w:t xml:space="preserve"> 2025</w:t>
-      </w:r>
-      <w:r>
-        <w:rPr>
-          <w:rFonts w:cs="Arial"/>
-          <w:sz w:val="24"/>
-          <w:szCs w:val="24"/>
-        </w:rPr>
-        <w:t xml:space="preserve"> (</w:t>
-      </w:r>
-      <w:r>
-        <w:rPr>
-          <w:rFonts w:cs="Arial"/>
-          <w:sz w:val="24"/>
-          <w:szCs w:val="24"/>
-        </w:rPr>
-        <w:t>dua ribu dua puluh</w:t>
-      </w:r>
-      <w:r>
-        <w:rPr>
-          <w:rFonts w:cs="Arial"/>
-          <w:sz w:val="24"/>
-          <w:szCs w:val="24"/>
-          <w:lang w:val="en-US"/>
-        </w:rPr>
-        <w:t xml:space="preserve"> </w:t>
-      </w:r>
-      <w:r>
-        <w:rPr>
-          <w:rFonts w:cs="Arial"/>
-          <w:sz w:val="24"/>
-          <w:szCs w:val="24"/>
-          <w:lang w:val="en-US"/>
-        </w:rPr>
-        <w:t>lima</w:t>
+        </w:rPr>
+        <w:t>{</w:t>
+      </w:r>
+      <w:proofErr w:type="spellStart"/>
+      <w:r>
+        <w:rPr>
+          <w:rFonts w:cs="Arial"/>
+          <w:sz w:val="24"/>
+          <w:szCs w:val="24"/>
+          <w:lang w:val="en-ID"/>
+        </w:rPr>
+        <w:t>year_in_words</w:t>
+      </w:r>
+      <w:proofErr w:type="spellEnd"/>
+      <w:r>
+        <w:rPr>
+          <w:rFonts w:cs="Arial"/>
+          <w:sz w:val="24"/>
+          <w:szCs w:val="24"/>
+          <w:lang w:val="en-ID"/>
+        </w:rPr>
+        <w:t>}</w:t>
       </w:r>
       <w:r>
         <w:rPr>
@@ -1589,6 +1671,7 @@
         </w:rPr>
         <w:t xml:space="preserve"> Jalan </w:t>
       </w:r>
+      <w:proofErr w:type="spellStart"/>
       <w:r>
         <w:rPr>
           <w:rFonts w:eastAsia="Times New Roman" w:cs="Arial"/>
@@ -1596,13 +1679,23 @@
           <w:szCs w:val="24"/>
           <w:lang w:val="en-US"/>
         </w:rPr>
-        <w:t>Samratulangi No. 98</w:t>
-      </w:r>
+        <w:t>Samratulangi</w:t>
+      </w:r>
+      <w:proofErr w:type="spellEnd"/>
       <w:r>
         <w:rPr>
           <w:rFonts w:eastAsia="Times New Roman" w:cs="Arial"/>
           <w:sz w:val="24"/>
           <w:szCs w:val="24"/>
+          <w:lang w:val="en-US"/>
+        </w:rPr>
+        <w:t xml:space="preserve"> No. 98</w:t>
+      </w:r>
+      <w:r>
+        <w:rPr>
+          <w:rFonts w:eastAsia="Times New Roman" w:cs="Arial"/>
+          <w:sz w:val="24"/>
+          <w:szCs w:val="24"/>
         </w:rPr>
         <w:t>,</w:t>
       </w:r>
@@ -1750,6 +1843,7 @@
         </w:rPr>
         <w:t xml:space="preserve">Surat Keputusan </w:t>
       </w:r>
+      <w:proofErr w:type="spellStart"/>
       <w:r>
         <w:rPr>
           <w:rFonts w:eastAsia="Times New Roman" w:cs="Arial"/>
@@ -1759,6 +1853,7 @@
         </w:rPr>
         <w:t>Walikota</w:t>
       </w:r>
+      <w:proofErr w:type="spellEnd"/>
       <w:r>
         <w:rPr>
           <w:rFonts w:eastAsia="Times New Roman" w:cs="Arial"/>
@@ -1826,6 +1921,7 @@
         </w:rPr>
         <w:t xml:space="preserve"> ( dua ribu dua puluh </w:t>
       </w:r>
+      <w:proofErr w:type="spellStart"/>
       <w:r>
         <w:rPr>
           <w:rFonts w:eastAsia="Times New Roman" w:cs="Arial"/>
@@ -1835,6 +1931,7 @@
         </w:rPr>
         <w:t>empat</w:t>
       </w:r>
+      <w:proofErr w:type="spellEnd"/>
       <w:r>
         <w:rPr>
           <w:rFonts w:eastAsia="Times New Roman" w:cs="Arial"/>
@@ -2057,7 +2154,29 @@
           <w:szCs w:val="24"/>
           <w:lang w:val="en-US"/>
         </w:rPr>
-        <w:t>{tenant_name}</w:t>
+        <w:t>{</w:t>
+      </w:r>
+      <w:proofErr w:type="spellStart"/>
+      <w:r>
+        <w:rPr>
+          <w:rFonts w:cs="Arial"/>
+          <w:b/>
+          <w:sz w:val="24"/>
+          <w:szCs w:val="24"/>
+          <w:lang w:val="en-US"/>
+        </w:rPr>
+        <w:t>tenant_name</w:t>
+      </w:r>
+      <w:proofErr w:type="spellEnd"/>
+      <w:r>
+        <w:rPr>
+          <w:rFonts w:cs="Arial"/>
+          <w:b/>
+          <w:sz w:val="24"/>
+          <w:szCs w:val="24"/>
+          <w:lang w:val="en-US"/>
+        </w:rPr>
+        <w:t>}</w:t>
       </w:r>
       <w:r>
         <w:rPr>
@@ -2084,57 +2203,139 @@
           <w:szCs w:val="24"/>
           <w:lang w:val="en-US"/>
         </w:rPr>
-        <w:t>……………</w:t>
-      </w:r>
-      <w:r>
-        <w:rPr>
-          <w:rFonts w:cs="Arial"/>
-          <w:sz w:val="24"/>
-          <w:szCs w:val="24"/>
-        </w:rPr>
-        <w:t xml:space="preserve"> pada tanggal </w:t>
-      </w:r>
-      <w:r>
-        <w:rPr>
-          <w:rFonts w:cs="Arial"/>
-          <w:sz w:val="24"/>
-          <w:szCs w:val="24"/>
-          <w:lang w:val="en-US"/>
-        </w:rPr>
-        <w:t>…</w:t>
-      </w:r>
-      <w:r>
-        <w:rPr>
-          <w:rFonts w:cs="Arial"/>
-          <w:sz w:val="24"/>
-          <w:szCs w:val="24"/>
-        </w:rPr>
-        <w:t xml:space="preserve"> (</w:t>
-      </w:r>
-      <w:r>
-        <w:rPr>
-          <w:rFonts w:cs="Arial"/>
-          <w:sz w:val="24"/>
-          <w:szCs w:val="24"/>
-          <w:lang w:val="en-US"/>
-        </w:rPr>
-        <w:t>……….</w:t>
-      </w:r>
-      <w:r>
-        <w:rPr>
-          <w:rFonts w:cs="Arial"/>
-          <w:sz w:val="24"/>
-          <w:szCs w:val="24"/>
-          <w:lang w:val="en-US"/>
-        </w:rPr>
-        <w:t>)</w:t>
-      </w:r>
-      <w:r>
-        <w:rPr>
-          <w:rFonts w:cs="Arial"/>
-          <w:sz w:val="24"/>
-          <w:szCs w:val="24"/>
-          <w:lang w:val="en-US"/>
+        <w:t>{</w:t>
+      </w:r>
+      <w:proofErr w:type="spellStart"/>
+      <w:r>
+        <w:rPr>
+          <w:rFonts w:cs="Arial"/>
+          <w:sz w:val="24"/>
+          <w:szCs w:val="24"/>
+          <w:lang w:val="en-US"/>
+        </w:rPr>
+        <w:t>birth_place</w:t>
+      </w:r>
+      <w:proofErr w:type="spellEnd"/>
+      <w:r>
+        <w:rPr>
+          <w:rFonts w:cs="Arial"/>
+          <w:sz w:val="24"/>
+          <w:szCs w:val="24"/>
+          <w:lang w:val="en-US"/>
+        </w:rPr>
+        <w:t>}</w:t>
+      </w:r>
+      <w:r>
+        <w:rPr>
+          <w:rFonts w:cs="Arial"/>
+          <w:sz w:val="24"/>
+          <w:szCs w:val="24"/>
+        </w:rPr>
+        <w:t xml:space="preserve"> pada tanggal</w:t>
+      </w:r>
+      <w:r>
+        <w:rPr>
+          <w:rFonts w:cs="Arial"/>
+          <w:sz w:val="24"/>
+          <w:szCs w:val="24"/>
+          <w:lang w:val="en-US"/>
+        </w:rPr>
+        <w:t xml:space="preserve"> {</w:t>
+      </w:r>
+      <w:proofErr w:type="spellStart"/>
+      <w:r>
+        <w:rPr>
+          <w:rFonts w:cs="Arial"/>
+          <w:sz w:val="24"/>
+          <w:szCs w:val="24"/>
+          <w:lang w:val="en-US"/>
+        </w:rPr>
+        <w:t>birth_date</w:t>
+      </w:r>
+      <w:proofErr w:type="spellEnd"/>
+      <w:r>
+        <w:rPr>
+          <w:rFonts w:cs="Arial"/>
+          <w:sz w:val="24"/>
+          <w:szCs w:val="24"/>
+          <w:lang w:val="en-US"/>
+        </w:rPr>
+        <w:t>}</w:t>
+      </w:r>
+      <w:r>
+        <w:rPr>
+          <w:rFonts w:cs="Arial"/>
+          <w:sz w:val="24"/>
+          <w:szCs w:val="24"/>
+        </w:rPr>
+        <w:t xml:space="preserve">, </w:t>
+      </w:r>
+      <w:r>
+        <w:rPr>
+          <w:rFonts w:cs="Arial"/>
+          <w:sz w:val="24"/>
+          <w:szCs w:val="24"/>
+        </w:rPr>
+        <w:t>{nationality}</w:t>
+      </w:r>
+      <w:r>
+        <w:rPr>
+          <w:rFonts w:cs="Arial"/>
+          <w:sz w:val="24"/>
+          <w:szCs w:val="24"/>
+          <w:lang w:val="en-US"/>
+        </w:rPr>
+        <w:t xml:space="preserve">, </w:t>
+      </w:r>
+      <w:r>
+        <w:rPr>
+          <w:rFonts w:cs="Arial"/>
+          <w:sz w:val="24"/>
+          <w:szCs w:val="24"/>
+          <w:lang w:val="en-US"/>
+        </w:rPr>
+        <w:t>{religion}</w:t>
+      </w:r>
+      <w:r>
+        <w:rPr>
+          <w:rFonts w:cs="Arial"/>
+          <w:sz w:val="24"/>
+          <w:szCs w:val="24"/>
+          <w:lang w:val="en-US"/>
+        </w:rPr>
+        <w:t xml:space="preserve">, </w:t>
+      </w:r>
+      <w:r>
+        <w:rPr>
+          <w:rFonts w:cs="Arial"/>
+          <w:sz w:val="24"/>
+          <w:szCs w:val="24"/>
+          <w:lang w:val="en-US"/>
+        </w:rPr>
+        <w:t>{occupation}</w:t>
+      </w:r>
+      <w:r>
+        <w:rPr>
+          <w:rFonts w:cs="Arial"/>
+          <w:sz w:val="24"/>
+          <w:szCs w:val="24"/>
+          <w:lang w:val="en-US"/>
+        </w:rPr>
+        <w:t xml:space="preserve">, </w:t>
+      </w:r>
+      <w:r>
+        <w:rPr>
+          <w:rFonts w:cs="Arial"/>
+          <w:sz w:val="24"/>
+          <w:szCs w:val="24"/>
+        </w:rPr>
+        <w:t>bertempat tinggal di</w:t>
+      </w:r>
+      <w:r>
+        <w:rPr>
+          <w:rFonts w:cs="Arial"/>
+          <w:sz w:val="24"/>
+          <w:szCs w:val="24"/>
         </w:rPr>
         <w:t xml:space="preserve"> </w:t>
       </w:r>
@@ -2145,7 +2346,15 @@
           <w:szCs w:val="24"/>
           <w:lang w:val="en-US"/>
         </w:rPr>
-        <w:t>……………….</w:t>
+        <w:t>{city}</w:t>
+      </w:r>
+      <w:r>
+        <w:rPr>
+          <w:rFonts w:cs="Arial"/>
+          <w:sz w:val="24"/>
+          <w:szCs w:val="24"/>
+        </w:rPr>
+        <w:t>,</w:t>
       </w:r>
       <w:r>
         <w:rPr>
@@ -2161,50 +2370,136 @@
           <w:rFonts w:cs="Arial"/>
           <w:sz w:val="24"/>
           <w:szCs w:val="24"/>
-        </w:rPr>
-        <w:t>19</w:t>
-      </w:r>
-      <w:r>
-        <w:rPr>
-          <w:rFonts w:cs="Arial"/>
-          <w:sz w:val="24"/>
-          <w:szCs w:val="24"/>
-          <w:lang w:val="en-US"/>
-        </w:rPr>
-        <w:t>..</w:t>
-      </w:r>
-      <w:r>
-        <w:rPr>
-          <w:rFonts w:cs="Arial"/>
-          <w:sz w:val="24"/>
-          <w:szCs w:val="24"/>
+          <w:lang w:val="en-US"/>
+        </w:rPr>
+        <w:t>{</w:t>
+      </w:r>
+      <w:proofErr w:type="spellStart"/>
+      <w:r>
+        <w:rPr>
+          <w:rFonts w:cs="Arial"/>
+          <w:sz w:val="24"/>
+          <w:szCs w:val="24"/>
+          <w:lang w:val="en-US"/>
+        </w:rPr>
+        <w:t>street_address</w:t>
+      </w:r>
+      <w:proofErr w:type="spellEnd"/>
+      <w:r>
+        <w:rPr>
+          <w:rFonts w:cs="Arial"/>
+          <w:sz w:val="24"/>
+          <w:szCs w:val="24"/>
+          <w:lang w:val="en-US"/>
+        </w:rPr>
+        <w:t>}</w:t>
+      </w:r>
+      <w:r>
+        <w:rPr>
+          <w:rFonts w:cs="Arial"/>
+          <w:sz w:val="24"/>
+          <w:szCs w:val="24"/>
+          <w:lang w:val="en-US"/>
+        </w:rPr>
+        <w:t>,</w:t>
+      </w:r>
+      <w:r>
+        <w:rPr>
+          <w:rFonts w:cs="Arial"/>
+          <w:sz w:val="24"/>
+          <w:szCs w:val="24"/>
+          <w:lang w:val="en-US"/>
+        </w:rPr>
+        <w:t xml:space="preserve"> Rt/</w:t>
+      </w:r>
+      <w:proofErr w:type="spellStart"/>
+      <w:r>
+        <w:rPr>
+          <w:rFonts w:cs="Arial"/>
+          <w:sz w:val="24"/>
+          <w:szCs w:val="24"/>
+          <w:lang w:val="en-US"/>
+        </w:rPr>
+        <w:t>Rw</w:t>
+      </w:r>
+      <w:proofErr w:type="spellEnd"/>
+      <w:r>
+        <w:rPr>
+          <w:rFonts w:cs="Arial"/>
+          <w:sz w:val="24"/>
+          <w:szCs w:val="24"/>
+          <w:lang w:val="en-US"/>
+        </w:rPr>
+        <w:t xml:space="preserve"> {rt}/{</w:t>
+      </w:r>
+      <w:proofErr w:type="spellStart"/>
+      <w:r>
+        <w:rPr>
+          <w:rFonts w:cs="Arial"/>
+          <w:sz w:val="24"/>
+          <w:szCs w:val="24"/>
+          <w:lang w:val="en-US"/>
+        </w:rPr>
+        <w:t>rw</w:t>
+      </w:r>
+      <w:proofErr w:type="spellEnd"/>
+      <w:r>
+        <w:rPr>
+          <w:rFonts w:cs="Arial"/>
+          <w:sz w:val="24"/>
+          <w:szCs w:val="24"/>
+          <w:lang w:val="en-US"/>
+        </w:rPr>
+        <w:t>},</w:t>
+      </w:r>
+      <w:r>
+        <w:rPr>
+          <w:rFonts w:cs="Arial"/>
+          <w:sz w:val="24"/>
+          <w:szCs w:val="24"/>
+          <w:lang w:val="en-US"/>
         </w:rPr>
         <w:t xml:space="preserve"> </w:t>
       </w:r>
-      <w:r>
-        <w:rPr>
-          <w:rFonts w:cs="Arial"/>
-          <w:sz w:val="24"/>
-          <w:szCs w:val="24"/>
-          <w:lang w:val="en-US"/>
-        </w:rPr>
-        <w:t>……………..</w:t>
-      </w:r>
-      <w:r>
-        <w:rPr>
-          <w:rFonts w:cs="Arial"/>
-          <w:sz w:val="24"/>
-          <w:szCs w:val="24"/>
-        </w:rPr>
-        <w:t xml:space="preserve">), </w:t>
-      </w:r>
-      <w:r>
-        <w:rPr>
-          <w:rFonts w:cs="Arial"/>
-          <w:sz w:val="24"/>
-          <w:szCs w:val="24"/>
-        </w:rPr>
-        <w:t>Warga Negara Indonesia</w:t>
+      <w:proofErr w:type="spellStart"/>
+      <w:r>
+        <w:rPr>
+          <w:rFonts w:cs="Arial"/>
+          <w:sz w:val="24"/>
+          <w:szCs w:val="24"/>
+          <w:lang w:val="en-US"/>
+        </w:rPr>
+        <w:t>Kelurahan</w:t>
+      </w:r>
+      <w:proofErr w:type="spellEnd"/>
+      <w:r>
+        <w:rPr>
+          <w:rFonts w:cs="Arial"/>
+          <w:sz w:val="24"/>
+          <w:szCs w:val="24"/>
+          <w:lang w:val="en-US"/>
+        </w:rPr>
+        <w:t xml:space="preserve"> {</w:t>
+      </w:r>
+      <w:proofErr w:type="spellStart"/>
+      <w:r>
+        <w:rPr>
+          <w:rFonts w:cs="Arial"/>
+          <w:sz w:val="24"/>
+          <w:szCs w:val="24"/>
+          <w:lang w:val="en-US"/>
+        </w:rPr>
+        <w:t>kelurahan</w:t>
+      </w:r>
+      <w:proofErr w:type="spellEnd"/>
+      <w:r>
+        <w:rPr>
+          <w:rFonts w:cs="Arial"/>
+          <w:sz w:val="24"/>
+          <w:szCs w:val="24"/>
+          <w:lang w:val="en-US"/>
+        </w:rPr>
+        <w:t>}</w:t>
       </w:r>
       <w:r>
         <w:rPr>
@@ -2220,51 +2515,14 @@
           <w:rFonts w:cs="Arial"/>
           <w:sz w:val="24"/>
           <w:szCs w:val="24"/>
-          <w:lang w:val="en-US"/>
-        </w:rPr>
-        <w:t>Katholik</w:t>
-      </w:r>
-      <w:r>
-        <w:rPr>
-          <w:rFonts w:cs="Arial"/>
-          <w:sz w:val="24"/>
-          <w:szCs w:val="24"/>
-          <w:lang w:val="en-US"/>
-        </w:rPr>
-        <w:t xml:space="preserve">, </w:t>
-      </w:r>
-      <w:r>
-        <w:rPr>
-          <w:rFonts w:cs="Arial"/>
-          <w:sz w:val="24"/>
-          <w:szCs w:val="24"/>
-          <w:lang w:val="en-US"/>
-        </w:rPr>
-        <w:t>Karyawan Swasta</w:t>
-      </w:r>
-      <w:r>
-        <w:rPr>
-          <w:rFonts w:cs="Arial"/>
-          <w:sz w:val="24"/>
-          <w:szCs w:val="24"/>
-          <w:lang w:val="en-US"/>
-        </w:rPr>
-        <w:t xml:space="preserve">, </w:t>
-      </w:r>
-      <w:r>
-        <w:rPr>
-          <w:rFonts w:cs="Arial"/>
-          <w:sz w:val="24"/>
-          <w:szCs w:val="24"/>
-        </w:rPr>
-        <w:t>bertempat tinggal di</w:t>
-      </w:r>
-      <w:r>
-        <w:rPr>
-          <w:rFonts w:cs="Arial"/>
-          <w:sz w:val="24"/>
-          <w:szCs w:val="24"/>
-          <w:lang w:val="en-US"/>
+        </w:rPr>
+        <w:t>Kecamatan</w:t>
+      </w:r>
+      <w:r>
+        <w:rPr>
+          <w:rFonts w:cs="Arial"/>
+          <w:sz w:val="24"/>
+          <w:szCs w:val="24"/>
         </w:rPr>
         <w:t xml:space="preserve"> </w:t>
       </w:r>
@@ -2275,22 +2533,45 @@
           <w:szCs w:val="24"/>
           <w:lang w:val="en-US"/>
         </w:rPr>
-        <w:t>Kota………………</w:t>
-      </w:r>
-      <w:r>
-        <w:rPr>
-          <w:rFonts w:cs="Arial"/>
-          <w:sz w:val="24"/>
-          <w:szCs w:val="24"/>
-        </w:rPr>
-        <w:t>,</w:t>
-      </w:r>
-      <w:r>
-        <w:rPr>
-          <w:rFonts w:cs="Arial"/>
-          <w:sz w:val="24"/>
-          <w:szCs w:val="24"/>
-          <w:lang w:val="en-US"/>
+        <w:t>{district}</w:t>
+      </w:r>
+      <w:r>
+        <w:rPr>
+          <w:rFonts w:cs="Arial"/>
+          <w:sz w:val="24"/>
+          <w:szCs w:val="24"/>
+        </w:rPr>
+        <w:t xml:space="preserve">; </w:t>
+      </w:r>
+      <w:r>
+        <w:rPr>
+          <w:rFonts w:cs="Arial"/>
+          <w:sz w:val="24"/>
+          <w:szCs w:val="24"/>
+        </w:rPr>
+        <w:t>Pemegang Kartu Tanda Penduduk dengan Nomor Induk kependuduk</w:t>
+      </w:r>
+      <w:r>
+        <w:rPr>
+          <w:rFonts w:cs="Arial"/>
+          <w:sz w:val="24"/>
+          <w:szCs w:val="24"/>
+        </w:rPr>
+        <w:t>an</w:t>
+      </w:r>
+      <w:r>
+        <w:rPr>
+          <w:rFonts w:cs="Arial"/>
+          <w:sz w:val="24"/>
+          <w:szCs w:val="24"/>
+        </w:rPr>
+        <w:t>;</w:t>
+      </w:r>
+      <w:r>
+        <w:rPr>
+          <w:rFonts w:cs="Arial"/>
+          <w:sz w:val="24"/>
+          <w:szCs w:val="24"/>
         </w:rPr>
         <w:t xml:space="preserve"> </w:t>
       </w:r>
@@ -2299,131 +2580,43 @@
           <w:rFonts w:cs="Arial"/>
           <w:sz w:val="24"/>
           <w:szCs w:val="24"/>
-          <w:lang w:val="en-US"/>
-        </w:rPr>
-        <w:t>Lingkungan</w:t>
-      </w:r>
-      <w:r>
-        <w:rPr>
-          <w:rFonts w:cs="Arial"/>
-          <w:sz w:val="24"/>
-          <w:szCs w:val="24"/>
-          <w:lang w:val="en-US"/>
-        </w:rPr>
-        <w:t xml:space="preserve"> </w:t>
-      </w:r>
-      <w:r>
-        <w:rPr>
-          <w:rFonts w:cs="Arial"/>
-          <w:sz w:val="24"/>
-          <w:szCs w:val="24"/>
-          <w:lang w:val="en-US"/>
-        </w:rPr>
-        <w:t>……….</w:t>
-      </w:r>
-      <w:r>
-        <w:rPr>
-          <w:rFonts w:cs="Arial"/>
-          <w:sz w:val="24"/>
-          <w:szCs w:val="24"/>
-          <w:lang w:val="en-US"/>
-        </w:rPr>
-        <w:t xml:space="preserve">, Kelurahan </w:t>
-      </w:r>
-      <w:r>
-        <w:rPr>
-          <w:rFonts w:cs="Arial"/>
-          <w:sz w:val="24"/>
-          <w:szCs w:val="24"/>
-          <w:lang w:val="en-US"/>
-        </w:rPr>
-        <w:t>………..</w:t>
-      </w:r>
-      <w:r>
-        <w:rPr>
-          <w:rFonts w:cs="Arial"/>
-          <w:sz w:val="24"/>
-          <w:szCs w:val="24"/>
-          <w:lang w:val="en-US"/>
-        </w:rPr>
-        <w:t xml:space="preserve">, </w:t>
-      </w:r>
-      <w:r>
-        <w:rPr>
-          <w:rFonts w:cs="Arial"/>
-          <w:sz w:val="24"/>
-          <w:szCs w:val="24"/>
-        </w:rPr>
-        <w:t>Kecamatan</w:t>
-      </w:r>
-      <w:r>
-        <w:rPr>
-          <w:rFonts w:cs="Arial"/>
-          <w:sz w:val="24"/>
-          <w:szCs w:val="24"/>
-          <w:lang w:val="en-US"/>
-        </w:rPr>
-        <w:t xml:space="preserve"> </w:t>
-      </w:r>
-      <w:r>
-        <w:rPr>
-          <w:rFonts w:cs="Arial"/>
-          <w:sz w:val="24"/>
-          <w:szCs w:val="24"/>
-          <w:lang w:val="en-US"/>
-        </w:rPr>
-        <w:t>………………..</w:t>
-      </w:r>
-      <w:r>
-        <w:rPr>
-          <w:rFonts w:cs="Arial"/>
-          <w:sz w:val="24"/>
-          <w:szCs w:val="24"/>
-        </w:rPr>
-        <w:t xml:space="preserve">; </w:t>
-      </w:r>
-      <w:r>
-        <w:rPr>
-          <w:rFonts w:cs="Arial"/>
-          <w:sz w:val="24"/>
-          <w:szCs w:val="24"/>
-        </w:rPr>
-        <w:t>Pemegang Kartu Tanda Penduduk dengan Nomor Induk kependuduk</w:t>
-      </w:r>
-      <w:r>
-        <w:rPr>
-          <w:rFonts w:cs="Arial"/>
-          <w:sz w:val="24"/>
-          <w:szCs w:val="24"/>
-        </w:rPr>
-        <w:t>an;</w:t>
-      </w:r>
-      <w:r>
-        <w:rPr>
-          <w:rFonts w:cs="Arial"/>
-          <w:sz w:val="24"/>
-          <w:szCs w:val="24"/>
-          <w:lang w:val="en-US"/>
-        </w:rPr>
-        <w:t xml:space="preserve"> </w:t>
-      </w:r>
-      <w:r>
-        <w:rPr>
-          <w:rFonts w:cs="Arial"/>
-          <w:sz w:val="24"/>
-          <w:szCs w:val="24"/>
-          <w:lang w:val="en-US"/>
-        </w:rPr>
-        <w:t>…………………………………….</w:t>
-      </w:r>
-      <w:r>
-        <w:rPr>
-          <w:rFonts w:cs="Arial"/>
-          <w:sz w:val="24"/>
-          <w:szCs w:val="24"/>
-          <w:lang w:val="en-US"/>
-        </w:rPr>
-        <w:t>-----------------</w:t>
+        </w:rPr>
+        <w:t>{nik}</w:t>
+      </w:r>
+      <w:r>
+        <w:rPr>
+          <w:rFonts w:cs="Arial"/>
+          <w:sz w:val="24"/>
+          <w:szCs w:val="24"/>
+        </w:rPr>
+        <w:t>;</w:t>
+      </w:r>
+      <w:r>
+        <w:rPr>
+          <w:rFonts w:cs="Arial"/>
+          <w:sz w:val="24"/>
+          <w:szCs w:val="24"/>
+          <w:lang w:val="en-US"/>
+        </w:rPr>
+        <w:t>-</w:t>
+      </w:r>
+      <w:r>
+        <w:rPr>
+          <w:rFonts w:cs="Arial"/>
+          <w:sz w:val="24"/>
+          <w:szCs w:val="24"/>
+          <w:lang w:val="en-US"/>
+        </w:rPr>
+        <w:t>-------</w:t>
+      </w:r>
+      <w:r>
+        <w:rPr>
+          <w:rFonts w:cs="Arial"/>
+          <w:sz w:val="24"/>
+          <w:szCs w:val="24"/>
+          <w:lang w:val="en-US"/>
+        </w:rPr>
+        <w:t>----------------</w:t>
       </w:r>
       <w:r>
         <w:rPr>
@@ -2898,14 +3091,125 @@
           <w:szCs w:val="24"/>
         </w:rPr>
       </w:pPr>
-      <w:r>
-        <w:rPr>
-          <w:rFonts w:cs="Arial"/>
-          <w:sz w:val="24"/>
-          <w:szCs w:val="24"/>
-          <w:lang w:val="en-US"/>
-        </w:rPr>
-        <w:t xml:space="preserve">Peraturan Direksi Perusahan Umum Daerah Pasar Manado Nomor 4 Tahun 2024 Tentang </w:t>
+      <w:proofErr w:type="spellStart"/>
+      <w:r>
+        <w:rPr>
+          <w:rFonts w:cs="Arial"/>
+          <w:sz w:val="24"/>
+          <w:szCs w:val="24"/>
+          <w:lang w:val="en-US"/>
+        </w:rPr>
+        <w:t>Peraturan</w:t>
+      </w:r>
+      <w:proofErr w:type="spellEnd"/>
+      <w:r>
+        <w:rPr>
+          <w:rFonts w:cs="Arial"/>
+          <w:sz w:val="24"/>
+          <w:szCs w:val="24"/>
+          <w:lang w:val="en-US"/>
+        </w:rPr>
+        <w:t xml:space="preserve"> </w:t>
+      </w:r>
+      <w:proofErr w:type="spellStart"/>
+      <w:r>
+        <w:rPr>
+          <w:rFonts w:cs="Arial"/>
+          <w:sz w:val="24"/>
+          <w:szCs w:val="24"/>
+          <w:lang w:val="en-US"/>
+        </w:rPr>
+        <w:t>Direksi</w:t>
+      </w:r>
+      <w:proofErr w:type="spellEnd"/>
+      <w:r>
+        <w:rPr>
+          <w:rFonts w:cs="Arial"/>
+          <w:sz w:val="24"/>
+          <w:szCs w:val="24"/>
+          <w:lang w:val="en-US"/>
+        </w:rPr>
+        <w:t xml:space="preserve"> </w:t>
+      </w:r>
+      <w:proofErr w:type="spellStart"/>
+      <w:r>
+        <w:rPr>
+          <w:rFonts w:cs="Arial"/>
+          <w:sz w:val="24"/>
+          <w:szCs w:val="24"/>
+          <w:lang w:val="en-US"/>
+        </w:rPr>
+        <w:t>Perusahan</w:t>
+      </w:r>
+      <w:proofErr w:type="spellEnd"/>
+      <w:r>
+        <w:rPr>
+          <w:rFonts w:cs="Arial"/>
+          <w:sz w:val="24"/>
+          <w:szCs w:val="24"/>
+          <w:lang w:val="en-US"/>
+        </w:rPr>
+        <w:t xml:space="preserve"> Umum Daerah Pasar Manado </w:t>
+      </w:r>
+      <w:proofErr w:type="spellStart"/>
+      <w:r>
+        <w:rPr>
+          <w:rFonts w:cs="Arial"/>
+          <w:sz w:val="24"/>
+          <w:szCs w:val="24"/>
+          <w:lang w:val="en-US"/>
+        </w:rPr>
+        <w:t>Nomor</w:t>
+      </w:r>
+      <w:proofErr w:type="spellEnd"/>
+      <w:r>
+        <w:rPr>
+          <w:rFonts w:cs="Arial"/>
+          <w:sz w:val="24"/>
+          <w:szCs w:val="24"/>
+          <w:lang w:val="en-US"/>
+        </w:rPr>
+        <w:t xml:space="preserve"> 4 </w:t>
+      </w:r>
+      <w:proofErr w:type="spellStart"/>
+      <w:r>
+        <w:rPr>
+          <w:rFonts w:cs="Arial"/>
+          <w:sz w:val="24"/>
+          <w:szCs w:val="24"/>
+          <w:lang w:val="en-US"/>
+        </w:rPr>
+        <w:t>Tahun</w:t>
+      </w:r>
+      <w:proofErr w:type="spellEnd"/>
+      <w:r>
+        <w:rPr>
+          <w:rFonts w:cs="Arial"/>
+          <w:sz w:val="24"/>
+          <w:szCs w:val="24"/>
+          <w:lang w:val="en-US"/>
+        </w:rPr>
+        <w:t xml:space="preserve"> 2024 </w:t>
+      </w:r>
+      <w:proofErr w:type="spellStart"/>
+      <w:r>
+        <w:rPr>
+          <w:rFonts w:cs="Arial"/>
+          <w:sz w:val="24"/>
+          <w:szCs w:val="24"/>
+          <w:lang w:val="en-US"/>
+        </w:rPr>
+        <w:t>Tentang</w:t>
+      </w:r>
+      <w:proofErr w:type="spellEnd"/>
+      <w:r>
+        <w:rPr>
+          <w:rFonts w:cs="Arial"/>
+          <w:sz w:val="24"/>
+          <w:szCs w:val="24"/>
+          <w:lang w:val="en-US"/>
+        </w:rPr>
+        <w:t xml:space="preserve"> </w:t>
       </w:r>
     </w:p>
     <w:p>
@@ -2920,14 +3224,65 @@
           <w:szCs w:val="24"/>
         </w:rPr>
       </w:pPr>
-      <w:r>
-        <w:rPr>
-          <w:rFonts w:cs="Arial"/>
-          <w:sz w:val="24"/>
-          <w:szCs w:val="24"/>
-          <w:lang w:val="en-US"/>
-        </w:rPr>
-        <w:t>penetapan tarif Iuran Pengelolan Pasar</w:t>
+      <w:proofErr w:type="spellStart"/>
+      <w:r>
+        <w:rPr>
+          <w:rFonts w:cs="Arial"/>
+          <w:sz w:val="24"/>
+          <w:szCs w:val="24"/>
+          <w:lang w:val="en-US"/>
+        </w:rPr>
+        <w:t>penetapan</w:t>
+      </w:r>
+      <w:proofErr w:type="spellEnd"/>
+      <w:r>
+        <w:rPr>
+          <w:rFonts w:cs="Arial"/>
+          <w:sz w:val="24"/>
+          <w:szCs w:val="24"/>
+          <w:lang w:val="en-US"/>
+        </w:rPr>
+        <w:t xml:space="preserve"> </w:t>
+      </w:r>
+      <w:proofErr w:type="spellStart"/>
+      <w:r>
+        <w:rPr>
+          <w:rFonts w:cs="Arial"/>
+          <w:sz w:val="24"/>
+          <w:szCs w:val="24"/>
+          <w:lang w:val="en-US"/>
+        </w:rPr>
+        <w:t>tarif</w:t>
+      </w:r>
+      <w:proofErr w:type="spellEnd"/>
+      <w:r>
+        <w:rPr>
+          <w:rFonts w:cs="Arial"/>
+          <w:sz w:val="24"/>
+          <w:szCs w:val="24"/>
+          <w:lang w:val="en-US"/>
+        </w:rPr>
+        <w:t xml:space="preserve"> Iuran </w:t>
+      </w:r>
+      <w:proofErr w:type="spellStart"/>
+      <w:r>
+        <w:rPr>
+          <w:rFonts w:cs="Arial"/>
+          <w:sz w:val="24"/>
+          <w:szCs w:val="24"/>
+          <w:lang w:val="en-US"/>
+        </w:rPr>
+        <w:t>Pengelolan</w:t>
+      </w:r>
+      <w:proofErr w:type="spellEnd"/>
+      <w:r>
+        <w:rPr>
+          <w:rFonts w:cs="Arial"/>
+          <w:sz w:val="24"/>
+          <w:szCs w:val="24"/>
+          <w:lang w:val="en-US"/>
+        </w:rPr>
+        <w:t xml:space="preserve"> Pasar</w:t>
       </w:r>
       <w:r>
         <w:rPr>
@@ -2970,19 +3325,6 @@
         </w:rPr>
         <w:t>-----</w:t>
       </w:r>
-    </w:p>
-    <w:p>
-      <w:pPr>
-        <w:pStyle w:val="ListParagraph"/>
-        <w:spacing w:line="240" w:lineRule="auto"/>
-        <w:ind w:left="690"/>
-        <w:jc w:val="both"/>
-        <w:rPr>
-          <w:rFonts w:cs="Arial"/>
-          <w:sz w:val="24"/>
-          <w:szCs w:val="24"/>
-        </w:rPr>
-      </w:pPr>
     </w:p>
     <w:p>
       <w:pPr>
@@ -3289,28 +3631,40 @@
           <w:b/>
           <w:sz w:val="24"/>
           <w:szCs w:val="24"/>
-        </w:rPr>
-        <w:t>No</w:t>
-      </w:r>
-      <w:r>
-        <w:rPr>
-          <w:rFonts w:cs="Arial"/>
-          <w:b/>
-          <w:sz w:val="24"/>
-          <w:szCs w:val="24"/>
-          <w:lang w:val="en-US"/>
-        </w:rPr>
-        <w:t xml:space="preserve">. </w:t>
-      </w:r>
-      <w:r>
-        <w:rPr>
-          <w:rFonts w:cs="Arial"/>
-          <w:b/>
-          <w:sz w:val="24"/>
-          <w:szCs w:val="24"/>
-          <w:lang w:val="en-US"/>
-        </w:rPr>
-        <w:t>………….</w:t>
+          <w:lang w:val="en-US"/>
+        </w:rPr>
+        <w:t>{</w:t>
+      </w:r>
+      <w:proofErr w:type="spellStart"/>
+      <w:r>
+        <w:rPr>
+          <w:rFonts w:cs="Arial"/>
+          <w:b/>
+          <w:sz w:val="24"/>
+          <w:szCs w:val="24"/>
+          <w:lang w:val="en-US"/>
+        </w:rPr>
+        <w:t>room_number</w:t>
+      </w:r>
+      <w:proofErr w:type="spellEnd"/>
+      <w:r>
+        <w:rPr>
+          <w:rFonts w:cs="Arial"/>
+          <w:b/>
+          <w:sz w:val="24"/>
+          <w:szCs w:val="24"/>
+          <w:lang w:val="en-US"/>
+        </w:rPr>
+        <w:t xml:space="preserve">} {floor} </w:t>
+      </w:r>
+      <w:r>
+        <w:rPr>
+          <w:rFonts w:cs="Arial"/>
+          <w:b/>
+          <w:sz w:val="24"/>
+          <w:szCs w:val="24"/>
+        </w:rPr>
+        <w:t>di</w:t>
       </w:r>
       <w:r>
         <w:rPr>
@@ -3329,7 +3683,16 @@
           <w:sz w:val="24"/>
           <w:szCs w:val="24"/>
         </w:rPr>
-        <w:t>di</w:t>
+        <w:t xml:space="preserve">{location_name} </w:t>
+      </w:r>
+      <w:r>
+        <w:rPr>
+          <w:rFonts w:cs="Arial"/>
+          <w:b/>
+          <w:sz w:val="24"/>
+          <w:szCs w:val="24"/>
+        </w:rPr>
+        <w:t>ukuran</w:t>
       </w:r>
       <w:r>
         <w:rPr>
@@ -3347,23 +3710,91 @@
           <w:b/>
           <w:sz w:val="24"/>
           <w:szCs w:val="24"/>
-        </w:rPr>
-        <w:t>Pa</w:t>
-      </w:r>
-      <w:r>
-        <w:rPr>
-          <w:rFonts w:cs="Arial"/>
-          <w:b/>
-          <w:sz w:val="24"/>
-          <w:szCs w:val="24"/>
-          <w:lang w:val="en-US"/>
-        </w:rPr>
-        <w:t>sar</w:t>
-      </w:r>
-      <w:r>
-        <w:rPr>
-          <w:rFonts w:cs="Arial"/>
-          <w:b/>
+          <w:lang w:val="en-US"/>
+        </w:rPr>
+        <w:t>{</w:t>
+      </w:r>
+      <w:r>
+        <w:rPr>
+          <w:rFonts w:cs="Arial"/>
+          <w:b/>
+          <w:bCs/>
+          <w:sz w:val="24"/>
+          <w:szCs w:val="24"/>
+        </w:rPr>
+        <w:t>room_length</w:t>
+      </w:r>
+      <w:r>
+        <w:rPr>
+          <w:rFonts w:cs="Arial"/>
+          <w:b/>
+          <w:sz w:val="24"/>
+          <w:szCs w:val="24"/>
+          <w:lang w:val="en-US"/>
+        </w:rPr>
+        <w:t>}</w:t>
+      </w:r>
+      <w:r>
+        <w:rPr>
+          <w:rFonts w:cs="Arial"/>
+          <w:b/>
+          <w:sz w:val="24"/>
+          <w:szCs w:val="24"/>
+        </w:rPr>
+        <w:t xml:space="preserve"> m x </w:t>
+      </w:r>
+      <w:r>
+        <w:rPr>
+          <w:rFonts w:cs="Arial"/>
+          <w:b/>
+          <w:sz w:val="24"/>
+          <w:szCs w:val="24"/>
+          <w:lang w:val="en-US"/>
+        </w:rPr>
+        <w:t>{</w:t>
+      </w:r>
+      <w:proofErr w:type="spellStart"/>
+      <w:r>
+        <w:rPr>
+          <w:rFonts w:cs="Arial"/>
+          <w:b/>
+          <w:sz w:val="24"/>
+          <w:szCs w:val="24"/>
+          <w:lang w:val="en-US"/>
+        </w:rPr>
+        <w:t>room_width</w:t>
+      </w:r>
+      <w:proofErr w:type="spellEnd"/>
+      <w:r>
+        <w:rPr>
+          <w:rFonts w:cs="Arial"/>
+          <w:b/>
+          <w:sz w:val="24"/>
+          <w:szCs w:val="24"/>
+          <w:lang w:val="en-US"/>
+        </w:rPr>
+        <w:t>}</w:t>
+      </w:r>
+      <w:r>
+        <w:rPr>
+          <w:rFonts w:cs="Arial"/>
+          <w:b/>
+          <w:sz w:val="24"/>
+          <w:szCs w:val="24"/>
+        </w:rPr>
+        <w:t xml:space="preserve"> m</w:t>
+      </w:r>
+      <w:r>
+        <w:rPr>
+          <w:rFonts w:cs="Arial"/>
+          <w:sz w:val="24"/>
+          <w:szCs w:val="24"/>
+        </w:rPr>
+        <w:t>. Lebih lanjut lagi pihak pertama menjamin pada pihak kedua</w:t>
+      </w:r>
+      <w:r>
+        <w:rPr>
+          <w:rFonts w:cs="Arial"/>
           <w:sz w:val="24"/>
           <w:szCs w:val="24"/>
           <w:lang w:val="en-US"/>
@@ -3373,17 +3804,30 @@
       <w:r>
         <w:rPr>
           <w:rFonts w:cs="Arial"/>
-          <w:b/>
-          <w:sz w:val="24"/>
-          <w:szCs w:val="24"/>
-          <w:lang w:val="en-US"/>
-        </w:rPr>
-        <w:t>Bersehati</w:t>
-      </w:r>
-      <w:r>
-        <w:rPr>
-          <w:rFonts w:cs="Arial"/>
-          <w:b/>
+          <w:sz w:val="24"/>
+          <w:szCs w:val="24"/>
+        </w:rPr>
+        <w:t>Bahwa ruangan toko/ kios yang disewa/ disewakan Adalah benar milik sah dari pihak pertama, bebas</w:t>
+      </w:r>
+      <w:r>
+        <w:rPr>
+          <w:rFonts w:cs="Arial"/>
+          <w:sz w:val="24"/>
+          <w:szCs w:val="24"/>
+        </w:rPr>
+        <w:t xml:space="preserve"> dari sitaan, bebas dari pertanggungan hutang, tidak dalam  keadaan  disewakan serta </w:t>
+      </w:r>
+      <w:r>
+        <w:rPr>
+          <w:rFonts w:cs="Arial"/>
+          <w:sz w:val="24"/>
+          <w:szCs w:val="24"/>
+        </w:rPr>
+        <w:t>tidak</w:t>
+      </w:r>
+      <w:r>
+        <w:rPr>
+          <w:rFonts w:cs="Arial"/>
           <w:sz w:val="24"/>
           <w:szCs w:val="24"/>
           <w:lang w:val="en-US"/>
@@ -3393,16 +3837,30 @@
       <w:r>
         <w:rPr>
           <w:rFonts w:cs="Arial"/>
-          <w:b/>
-          <w:sz w:val="24"/>
-          <w:szCs w:val="24"/>
-        </w:rPr>
-        <w:t>ukuran</w:t>
-      </w:r>
-      <w:r>
-        <w:rPr>
-          <w:rFonts w:cs="Arial"/>
-          <w:b/>
+          <w:sz w:val="24"/>
+          <w:szCs w:val="24"/>
+        </w:rPr>
+        <w:t xml:space="preserve">dalam </w:t>
+      </w:r>
+      <w:r>
+        <w:rPr>
+          <w:rFonts w:cs="Arial"/>
+          <w:sz w:val="24"/>
+          <w:szCs w:val="24"/>
+        </w:rPr>
+        <w:t>keadaan dijam</w:t>
+      </w:r>
+      <w:r>
+        <w:rPr>
+          <w:rFonts w:cs="Arial"/>
+          <w:sz w:val="24"/>
+          <w:szCs w:val="24"/>
+        </w:rPr>
+        <w:t>inkan</w:t>
+      </w:r>
+      <w:r>
+        <w:rPr>
+          <w:rFonts w:cs="Arial"/>
           <w:sz w:val="24"/>
           <w:szCs w:val="24"/>
           <w:lang w:val="en-US"/>
@@ -3412,48 +3870,10 @@
       <w:r>
         <w:rPr>
           <w:rFonts w:cs="Arial"/>
-          <w:b/>
-          <w:sz w:val="24"/>
-          <w:szCs w:val="24"/>
-          <w:lang w:val="en-US"/>
-        </w:rPr>
-        <w:t>..</w:t>
-      </w:r>
-      <w:r>
-        <w:rPr>
-          <w:rFonts w:cs="Arial"/>
-          <w:b/>
-          <w:sz w:val="24"/>
-          <w:szCs w:val="24"/>
-        </w:rPr>
-        <w:t xml:space="preserve"> m x </w:t>
-      </w:r>
-      <w:r>
-        <w:rPr>
-          <w:rFonts w:cs="Arial"/>
-          <w:b/>
-          <w:sz w:val="24"/>
-          <w:szCs w:val="24"/>
-          <w:lang w:val="en-US"/>
-        </w:rPr>
-        <w:t>….</w:t>
-      </w:r>
-      <w:r>
-        <w:rPr>
-          <w:rFonts w:cs="Arial"/>
-          <w:b/>
-          <w:sz w:val="24"/>
-          <w:szCs w:val="24"/>
-        </w:rPr>
-        <w:t xml:space="preserve"> m</w:t>
-      </w:r>
-      <w:r>
-        <w:rPr>
-          <w:rFonts w:cs="Arial"/>
-          <w:sz w:val="24"/>
-          <w:szCs w:val="24"/>
-        </w:rPr>
-        <w:t>. Lebih lanjut lagi pihak pertama menjamin pada pihak kedua</w:t>
+          <w:sz w:val="24"/>
+          <w:szCs w:val="24"/>
+        </w:rPr>
+        <w:t>untuk diberikan/ditempati oleh pihak lain (pihak ketiga); bahwa pihak kedua</w:t>
       </w:r>
       <w:r>
         <w:rPr>
@@ -3470,89 +3890,6 @@
           <w:sz w:val="24"/>
           <w:szCs w:val="24"/>
         </w:rPr>
-        <w:t>Bahwa ruangan toko/ kios yang disewa/ disewakan Adalah benar milik sah dari pihak pertama, bebas</w:t>
-      </w:r>
-      <w:r>
-        <w:rPr>
-          <w:rFonts w:cs="Arial"/>
-          <w:sz w:val="24"/>
-          <w:szCs w:val="24"/>
-        </w:rPr>
-        <w:t xml:space="preserve"> dari sitaan, bebas dari pertanggungan hutang, tidak dalam  keadaan  disewakan serta </w:t>
-      </w:r>
-      <w:r>
-        <w:rPr>
-          <w:rFonts w:cs="Arial"/>
-          <w:sz w:val="24"/>
-          <w:szCs w:val="24"/>
-        </w:rPr>
-        <w:t>tidak</w:t>
-      </w:r>
-      <w:r>
-        <w:rPr>
-          <w:rFonts w:cs="Arial"/>
-          <w:sz w:val="24"/>
-          <w:szCs w:val="24"/>
-          <w:lang w:val="en-US"/>
-        </w:rPr>
-        <w:t xml:space="preserve"> </w:t>
-      </w:r>
-      <w:r>
-        <w:rPr>
-          <w:rFonts w:cs="Arial"/>
-          <w:sz w:val="24"/>
-          <w:szCs w:val="24"/>
-        </w:rPr>
-        <w:t xml:space="preserve">dalam </w:t>
-      </w:r>
-      <w:r>
-        <w:rPr>
-          <w:rFonts w:cs="Arial"/>
-          <w:sz w:val="24"/>
-          <w:szCs w:val="24"/>
-        </w:rPr>
-        <w:t>keadaan dijam</w:t>
-      </w:r>
-      <w:r>
-        <w:rPr>
-          <w:rFonts w:cs="Arial"/>
-          <w:sz w:val="24"/>
-          <w:szCs w:val="24"/>
-        </w:rPr>
-        <w:t>inkan</w:t>
-      </w:r>
-      <w:r>
-        <w:rPr>
-          <w:rFonts w:cs="Arial"/>
-          <w:sz w:val="24"/>
-          <w:szCs w:val="24"/>
-          <w:lang w:val="en-US"/>
-        </w:rPr>
-        <w:t xml:space="preserve"> </w:t>
-      </w:r>
-      <w:r>
-        <w:rPr>
-          <w:rFonts w:cs="Arial"/>
-          <w:sz w:val="24"/>
-          <w:szCs w:val="24"/>
-        </w:rPr>
-        <w:t>untuk diberikan/ditempati oleh pihak lain (pihak ketiga); bahwa pihak kedua</w:t>
-      </w:r>
-      <w:r>
-        <w:rPr>
-          <w:rFonts w:cs="Arial"/>
-          <w:sz w:val="24"/>
-          <w:szCs w:val="24"/>
-          <w:lang w:val="en-US"/>
-        </w:rPr>
-        <w:t xml:space="preserve"> </w:t>
-      </w:r>
-      <w:r>
-        <w:rPr>
-          <w:rFonts w:cs="Arial"/>
-          <w:sz w:val="24"/>
-          <w:szCs w:val="24"/>
-        </w:rPr>
         <w:t>mengaku telah mengetahui tentang segala apa yangdisewa</w:t>
       </w:r>
       <w:r>
@@ -3611,6 +3948,15 @@
           <w:lang w:val="en-US"/>
         </w:rPr>
         <w:t>-</w:t>
+      </w:r>
+      <w:r>
+        <w:rPr>
+          <w:rFonts w:cs="Arial"/>
+          <w:sz w:val="24"/>
+          <w:szCs w:val="24"/>
+          <w:lang w:val="en-US"/>
+        </w:rPr>
+        <w:t>--------------------------------------------------------------------------</w:t>
       </w:r>
     </w:p>
     <w:p>
@@ -3634,58 +3980,138 @@
           <w:sz w:val="24"/>
           <w:szCs w:val="24"/>
         </w:rPr>
-        <w:t xml:space="preserve">Pihak pertama dengan ini menyewakan sebuah ruangan toko/kios di kompleks pasar </w:t>
-      </w:r>
-      <w:r>
-        <w:rPr>
-          <w:rFonts w:cs="Arial"/>
-          <w:sz w:val="24"/>
-          <w:szCs w:val="24"/>
-          <w:lang w:val="en-US"/>
-        </w:rPr>
-        <w:t>……….</w:t>
-      </w:r>
-      <w:r>
-        <w:rPr>
-          <w:rFonts w:cs="Arial"/>
-          <w:sz w:val="24"/>
-          <w:szCs w:val="24"/>
-        </w:rPr>
-        <w:t xml:space="preserve">, kelurahan </w:t>
-      </w:r>
-      <w:r>
-        <w:rPr>
-          <w:rFonts w:cs="Arial"/>
-          <w:sz w:val="24"/>
-          <w:szCs w:val="24"/>
-          <w:lang w:val="en-US"/>
-        </w:rPr>
-        <w:t>…………</w:t>
-      </w:r>
-      <w:r>
-        <w:rPr>
-          <w:rFonts w:cs="Arial"/>
-          <w:sz w:val="24"/>
-          <w:szCs w:val="24"/>
-        </w:rPr>
-        <w:t xml:space="preserve">, kecamatan </w:t>
-      </w:r>
-      <w:r>
-        <w:rPr>
-          <w:rFonts w:cs="Arial"/>
-          <w:sz w:val="24"/>
-          <w:szCs w:val="24"/>
-          <w:lang w:val="en-US"/>
-        </w:rPr>
-        <w:t>…………………………..</w:t>
-      </w:r>
-      <w:r>
-        <w:rPr>
-          <w:rFonts w:cs="Arial"/>
-          <w:sz w:val="24"/>
-          <w:szCs w:val="24"/>
-        </w:rPr>
-        <w:t>, Kota Manado</w:t>
+        <w:t>Pihak pertama dengan ini menyewakan sebuah ruangan toko/kios di kompleks pasar</w:t>
+      </w:r>
+      <w:r>
+        <w:rPr>
+          <w:rFonts w:cs="Arial"/>
+          <w:sz w:val="24"/>
+          <w:szCs w:val="24"/>
+        </w:rPr>
+        <w:t xml:space="preserve"> </w:t>
+      </w:r>
+      <w:r>
+        <w:rPr>
+          <w:rFonts w:cs="Arial"/>
+          <w:sz w:val="24"/>
+          <w:szCs w:val="24"/>
+          <w:lang w:val="en-US"/>
+        </w:rPr>
+        <w:t>{</w:t>
+      </w:r>
+      <w:proofErr w:type="spellStart"/>
+      <w:r>
+        <w:rPr>
+          <w:rFonts w:cs="Arial"/>
+          <w:sz w:val="24"/>
+          <w:szCs w:val="24"/>
+          <w:lang w:val="en-US"/>
+        </w:rPr>
+        <w:t>location_name</w:t>
+      </w:r>
+      <w:proofErr w:type="spellEnd"/>
+      <w:r>
+        <w:rPr>
+          <w:rFonts w:cs="Arial"/>
+          <w:sz w:val="24"/>
+          <w:szCs w:val="24"/>
+          <w:lang w:val="en-US"/>
+        </w:rPr>
+        <w:t>}</w:t>
+      </w:r>
+      <w:r>
+        <w:rPr>
+          <w:rFonts w:cs="Arial"/>
+          <w:sz w:val="24"/>
+          <w:szCs w:val="24"/>
+        </w:rPr>
+        <w:t>, kelurahan</w:t>
+      </w:r>
+      <w:r>
+        <w:rPr>
+          <w:rFonts w:cs="Arial"/>
+          <w:sz w:val="24"/>
+          <w:szCs w:val="24"/>
+        </w:rPr>
+        <w:t xml:space="preserve"> </w:t>
+      </w:r>
+      <w:r>
+        <w:rPr>
+          <w:rFonts w:cs="Arial"/>
+          <w:sz w:val="24"/>
+          <w:szCs w:val="24"/>
+          <w:lang w:val="en-US"/>
+        </w:rPr>
+        <w:t>{</w:t>
+      </w:r>
+      <w:proofErr w:type="spellStart"/>
+      <w:r>
+        <w:rPr>
+          <w:rFonts w:cs="Arial"/>
+          <w:sz w:val="24"/>
+          <w:szCs w:val="24"/>
+          <w:lang w:val="en-US"/>
+        </w:rPr>
+        <w:t>kelurahan</w:t>
+      </w:r>
+      <w:proofErr w:type="spellEnd"/>
+      <w:r>
+        <w:rPr>
+          <w:rFonts w:cs="Arial"/>
+          <w:sz w:val="24"/>
+          <w:szCs w:val="24"/>
+          <w:lang w:val="en-US"/>
+        </w:rPr>
+        <w:t>}</w:t>
+      </w:r>
+      <w:r>
+        <w:rPr>
+          <w:rFonts w:cs="Arial"/>
+          <w:sz w:val="24"/>
+          <w:szCs w:val="24"/>
+        </w:rPr>
+        <w:t>, kecamatan</w:t>
+      </w:r>
+      <w:r>
+        <w:rPr>
+          <w:rFonts w:cs="Arial"/>
+          <w:sz w:val="24"/>
+          <w:szCs w:val="24"/>
+          <w:lang w:val="en-US"/>
+        </w:rPr>
+        <w:t xml:space="preserve"> {district}</w:t>
+      </w:r>
+      <w:r>
+        <w:rPr>
+          <w:rFonts w:cs="Arial"/>
+          <w:sz w:val="24"/>
+          <w:szCs w:val="24"/>
+        </w:rPr>
+        <w:t>,</w:t>
+      </w:r>
+      <w:r>
+        <w:rPr>
+          <w:rFonts w:cs="Arial"/>
+          <w:sz w:val="24"/>
+          <w:szCs w:val="24"/>
+        </w:rPr>
+        <w:t xml:space="preserve"> {</w:t>
+      </w:r>
+      <w:r>
+        <w:rPr>
+          <w:rFonts w:cs="Arial"/>
+          <w:sz w:val="24"/>
+          <w:szCs w:val="24"/>
+        </w:rPr>
+        <w:t>location_city</w:t>
+      </w:r>
+      <w:r>
+        <w:rPr>
+          <w:rFonts w:cs="Arial"/>
+          <w:sz w:val="24"/>
+          <w:szCs w:val="24"/>
+        </w:rPr>
+        <w:t>}</w:t>
       </w:r>
       <w:r>
         <w:rPr>
@@ -3719,15 +4145,7 @@
           <w:szCs w:val="24"/>
           <w:lang w:val="en-US"/>
         </w:rPr>
-        <w:t>-------------------</w:t>
-      </w:r>
-      <w:r>
-        <w:rPr>
-          <w:rFonts w:cs="Arial"/>
-          <w:sz w:val="24"/>
-          <w:szCs w:val="24"/>
-        </w:rPr>
-        <w:t>------</w:t>
+        <w:t>-------</w:t>
       </w:r>
     </w:p>
     <w:p>
@@ -4068,17 +4486,20 @@
         <w:jc w:val="both"/>
         <w:rPr>
           <w:rFonts w:cs="Arial"/>
-          <w:sz w:val="24"/>
-          <w:szCs w:val="24"/>
-        </w:rPr>
-      </w:pPr>
-      <w:r>
-        <w:rPr>
-          <w:rFonts w:cs="Arial"/>
           <w:b/>
           <w:i/>
           <w:sz w:val="24"/>
           <w:szCs w:val="24"/>
+          <w:lang w:val="en-ID"/>
+        </w:rPr>
+      </w:pPr>
+      <w:r>
+        <w:rPr>
+          <w:rFonts w:cs="Arial"/>
+          <w:b/>
+          <w:i/>
+          <w:sz w:val="24"/>
+          <w:szCs w:val="24"/>
         </w:rPr>
         <w:t>Jangka waktu sewa menyewa ruangan toko/ kios yang disewakan dal</w:t>
       </w:r>
@@ -4111,8 +4532,9 @@
           <w:szCs w:val="24"/>
           <w:lang w:val="en-US"/>
         </w:rPr>
-        <w:t>..</w:t>
-      </w:r>
+        <w:t>{</w:t>
+      </w:r>
+      <w:proofErr w:type="spellStart"/>
       <w:r>
         <w:rPr>
           <w:rFonts w:cs="Arial"/>
@@ -4120,6 +4542,29 @@
           <w:i/>
           <w:sz w:val="24"/>
           <w:szCs w:val="24"/>
+          <w:lang w:val="en-US"/>
+        </w:rPr>
+        <w:t>masaBerlaku</w:t>
+      </w:r>
+      <w:proofErr w:type="spellEnd"/>
+      <w:r>
+        <w:rPr>
+          <w:rFonts w:cs="Arial"/>
+          <w:b/>
+          <w:i/>
+          <w:sz w:val="24"/>
+          <w:szCs w:val="24"/>
+          <w:lang w:val="en-US"/>
+        </w:rPr>
+        <w:t>}</w:t>
+      </w:r>
+      <w:r>
+        <w:rPr>
+          <w:rFonts w:cs="Arial"/>
+          <w:b/>
+          <w:i/>
+          <w:sz w:val="24"/>
+          <w:szCs w:val="24"/>
         </w:rPr>
         <w:t xml:space="preserve"> (</w:t>
       </w:r>
@@ -4130,10 +4575,10 @@
           <w:i/>
           <w:sz w:val="24"/>
           <w:szCs w:val="24"/>
-          <w:lang w:val="en-US"/>
-        </w:rPr>
-        <w:t>…..</w:t>
-      </w:r>
+        </w:rPr>
+        <w:t>{</w:t>
+      </w:r>
+      <w:proofErr w:type="spellStart"/>
       <w:r>
         <w:rPr>
           <w:rFonts w:cs="Arial"/>
@@ -4141,6 +4586,29 @@
           <w:i/>
           <w:sz w:val="24"/>
           <w:szCs w:val="24"/>
+          <w:lang w:val="en-US"/>
+        </w:rPr>
+        <w:t>masaBerlakuInWords</w:t>
+      </w:r>
+      <w:proofErr w:type="spellEnd"/>
+      <w:r>
+        <w:rPr>
+          <w:rFonts w:cs="Arial"/>
+          <w:b/>
+          <w:i/>
+          <w:sz w:val="24"/>
+          <w:szCs w:val="24"/>
+          <w:lang w:val="en-US"/>
+        </w:rPr>
+        <w:t>}</w:t>
+      </w:r>
+      <w:r>
+        <w:rPr>
+          <w:rFonts w:cs="Arial"/>
+          <w:b/>
+          <w:i/>
+          <w:sz w:val="24"/>
+          <w:szCs w:val="24"/>
         </w:rPr>
         <w:t>) tahun lamanya</w:t>
       </w:r>
@@ -4185,8 +4653,9 @@
           <w:szCs w:val="24"/>
           <w:lang w:val="en-US"/>
         </w:rPr>
-        <w:t>..</w:t>
-      </w:r>
+        <w:t>{</w:t>
+      </w:r>
+      <w:proofErr w:type="spellStart"/>
       <w:r>
         <w:rPr>
           <w:rFonts w:cs="Arial"/>
@@ -4196,6 +4665,29 @@
           <w:szCs w:val="24"/>
           <w:lang w:val="en-US"/>
         </w:rPr>
+        <w:t>startDateDayNumber</w:t>
+      </w:r>
+      <w:proofErr w:type="spellEnd"/>
+      <w:r>
+        <w:rPr>
+          <w:rFonts w:cs="Arial"/>
+          <w:b/>
+          <w:i/>
+          <w:sz w:val="24"/>
+          <w:szCs w:val="24"/>
+          <w:lang w:val="en-US"/>
+        </w:rPr>
+        <w:t>}</w:t>
+      </w:r>
+      <w:r>
+        <w:rPr>
+          <w:rFonts w:cs="Arial"/>
+          <w:b/>
+          <w:i/>
+          <w:sz w:val="24"/>
+          <w:szCs w:val="24"/>
+          <w:lang w:val="en-US"/>
+        </w:rPr>
         <w:t xml:space="preserve"> (</w:t>
       </w:r>
       <w:r>
@@ -4207,8 +4699,9 @@
           <w:szCs w:val="24"/>
           <w:lang w:val="en-US"/>
         </w:rPr>
-        <w:t>…..</w:t>
-      </w:r>
+        <w:t>{</w:t>
+      </w:r>
+      <w:proofErr w:type="spellStart"/>
       <w:r>
         <w:rPr>
           <w:rFonts w:cs="Arial"/>
@@ -4216,6 +4709,29 @@
           <w:i/>
           <w:sz w:val="24"/>
           <w:szCs w:val="24"/>
+          <w:lang w:val="en-ID"/>
+        </w:rPr>
+        <w:t>startDateInWords</w:t>
+      </w:r>
+      <w:proofErr w:type="spellEnd"/>
+      <w:r>
+        <w:rPr>
+          <w:rFonts w:cs="Arial"/>
+          <w:b/>
+          <w:i/>
+          <w:sz w:val="24"/>
+          <w:szCs w:val="24"/>
+          <w:lang w:val="en-ID"/>
+        </w:rPr>
+        <w:t>}</w:t>
+      </w:r>
+      <w:r>
+        <w:rPr>
+          <w:rFonts w:cs="Arial"/>
+          <w:b/>
+          <w:i/>
+          <w:sz w:val="24"/>
+          <w:szCs w:val="24"/>
         </w:rPr>
         <w:t>)</w:t>
       </w:r>
@@ -4239,8 +4755,9 @@
           <w:szCs w:val="24"/>
           <w:lang w:val="en-US"/>
         </w:rPr>
-        <w:t>……</w:t>
-      </w:r>
+        <w:t>{</w:t>
+      </w:r>
+      <w:proofErr w:type="spellStart"/>
       <w:r>
         <w:rPr>
           <w:rFonts w:cs="Arial"/>
@@ -4250,6 +4767,53 @@
           <w:szCs w:val="24"/>
           <w:lang w:val="en-US"/>
         </w:rPr>
+        <w:t>startDateMonthName</w:t>
+      </w:r>
+      <w:proofErr w:type="spellEnd"/>
+      <w:r>
+        <w:rPr>
+          <w:rFonts w:cs="Arial"/>
+          <w:b/>
+          <w:i/>
+          <w:sz w:val="24"/>
+          <w:szCs w:val="24"/>
+          <w:lang w:val="en-US"/>
+        </w:rPr>
+        <w:t>} {</w:t>
+      </w:r>
+      <w:proofErr w:type="spellStart"/>
+      <w:r>
+        <w:rPr>
+          <w:rFonts w:cs="Arial"/>
+          <w:b/>
+          <w:i/>
+          <w:sz w:val="24"/>
+          <w:szCs w:val="24"/>
+          <w:lang w:val="en-ID"/>
+        </w:rPr>
+        <w:t>startDateYearNumber</w:t>
+      </w:r>
+      <w:proofErr w:type="spellEnd"/>
+      <w:r>
+        <w:rPr>
+          <w:rFonts w:cs="Arial"/>
+          <w:b/>
+          <w:i/>
+          <w:sz w:val="24"/>
+          <w:szCs w:val="24"/>
+          <w:lang w:val="en-US"/>
+        </w:rPr>
+        <w:t>}</w:t>
+      </w:r>
+      <w:r>
+        <w:rPr>
+          <w:rFonts w:cs="Arial"/>
+          <w:b/>
+          <w:i/>
+          <w:sz w:val="24"/>
+          <w:szCs w:val="24"/>
+          <w:lang w:val="en-US"/>
+        </w:rPr>
         <w:t xml:space="preserve"> </w:t>
       </w:r>
       <w:r>
@@ -4261,7 +4825,7 @@
           <w:szCs w:val="24"/>
           <w:lang w:val="en-US"/>
         </w:rPr>
-        <w:t>202</w:t>
+        <w:t>(</w:t>
       </w:r>
       <w:r>
         <w:rPr>
@@ -4272,8 +4836,9 @@
           <w:szCs w:val="24"/>
           <w:lang w:val="en-US"/>
         </w:rPr>
-        <w:t>….</w:t>
-      </w:r>
+        <w:t>{</w:t>
+      </w:r>
+      <w:proofErr w:type="spellStart"/>
       <w:r>
         <w:rPr>
           <w:rFonts w:cs="Arial"/>
@@ -4281,10 +4846,11 @@
           <w:i/>
           <w:sz w:val="24"/>
           <w:szCs w:val="24"/>
-          <w:lang w:val="en-US"/>
-        </w:rPr>
-        <w:t xml:space="preserve">( </w:t>
-      </w:r>
+          <w:lang w:val="en-ID"/>
+        </w:rPr>
+        <w:t>startDateYearInWords</w:t>
+      </w:r>
+      <w:proofErr w:type="spellEnd"/>
       <w:r>
         <w:rPr>
           <w:rFonts w:cs="Arial"/>
@@ -4294,7 +4860,7 @@
           <w:szCs w:val="24"/>
           <w:lang w:val="en-US"/>
         </w:rPr>
-        <w:t>…………………………..</w:t>
+        <w:t>}</w:t>
       </w:r>
       <w:r>
         <w:rPr>
@@ -4336,8 +4902,9 @@
           <w:szCs w:val="24"/>
           <w:lang w:val="en-US"/>
         </w:rPr>
-        <w:t>.. (…..</w:t>
-      </w:r>
+        <w:t>{</w:t>
+      </w:r>
+      <w:proofErr w:type="spellStart"/>
       <w:r>
         <w:rPr>
           <w:rFonts w:cs="Arial"/>
@@ -4345,6 +4912,75 @@
           <w:i/>
           <w:sz w:val="24"/>
           <w:szCs w:val="24"/>
+          <w:lang w:val="en-ID"/>
+        </w:rPr>
+        <w:t>endDateDayNumber</w:t>
+      </w:r>
+      <w:proofErr w:type="spellEnd"/>
+      <w:r>
+        <w:rPr>
+          <w:rFonts w:cs="Arial"/>
+          <w:b/>
+          <w:i/>
+          <w:sz w:val="24"/>
+          <w:szCs w:val="24"/>
+          <w:lang w:val="en-US"/>
+        </w:rPr>
+        <w:t>}</w:t>
+      </w:r>
+      <w:r>
+        <w:rPr>
+          <w:rFonts w:cs="Arial"/>
+          <w:b/>
+          <w:i/>
+          <w:sz w:val="24"/>
+          <w:szCs w:val="24"/>
+          <w:lang w:val="en-US"/>
+        </w:rPr>
+        <w:t xml:space="preserve"> (</w:t>
+      </w:r>
+      <w:r>
+        <w:rPr>
+          <w:rFonts w:cs="Arial"/>
+          <w:b/>
+          <w:i/>
+          <w:sz w:val="24"/>
+          <w:szCs w:val="24"/>
+          <w:lang w:val="en-US"/>
+        </w:rPr>
+        <w:t>{</w:t>
+      </w:r>
+      <w:proofErr w:type="spellStart"/>
+      <w:r>
+        <w:rPr>
+          <w:rFonts w:cs="Arial"/>
+          <w:b/>
+          <w:i/>
+          <w:sz w:val="24"/>
+          <w:szCs w:val="24"/>
+          <w:lang w:val="en-ID"/>
+        </w:rPr>
+        <w:t>endDateInWords</w:t>
+      </w:r>
+      <w:proofErr w:type="spellEnd"/>
+      <w:r>
+        <w:rPr>
+          <w:rFonts w:cs="Arial"/>
+          <w:b/>
+          <w:i/>
+          <w:sz w:val="24"/>
+          <w:szCs w:val="24"/>
+          <w:lang w:val="en-US"/>
+        </w:rPr>
+        <w:t>}</w:t>
+      </w:r>
+      <w:r>
+        <w:rPr>
+          <w:rFonts w:cs="Arial"/>
+          <w:b/>
+          <w:i/>
+          <w:sz w:val="24"/>
+          <w:szCs w:val="24"/>
         </w:rPr>
         <w:t>)</w:t>
       </w:r>
@@ -4357,7 +4993,145 @@
           <w:szCs w:val="24"/>
           <w:lang w:val="en-US"/>
         </w:rPr>
-        <w:t xml:space="preserve"> …… 202….( …………………………..</w:t>
+        <w:t xml:space="preserve"> </w:t>
+      </w:r>
+      <w:r>
+        <w:rPr>
+          <w:rFonts w:cs="Arial"/>
+          <w:b/>
+          <w:i/>
+          <w:sz w:val="24"/>
+          <w:szCs w:val="24"/>
+          <w:lang w:val="en-US"/>
+        </w:rPr>
+        <w:t>{</w:t>
+      </w:r>
+      <w:proofErr w:type="spellStart"/>
+      <w:r>
+        <w:rPr>
+          <w:rFonts w:cs="Arial"/>
+          <w:b/>
+          <w:i/>
+          <w:sz w:val="24"/>
+          <w:szCs w:val="24"/>
+          <w:lang w:val="en-ID"/>
+        </w:rPr>
+        <w:t>endDateMonthName</w:t>
+      </w:r>
+      <w:proofErr w:type="spellEnd"/>
+      <w:r>
+        <w:rPr>
+          <w:rFonts w:cs="Arial"/>
+          <w:b/>
+          <w:i/>
+          <w:sz w:val="24"/>
+          <w:szCs w:val="24"/>
+          <w:lang w:val="en-US"/>
+        </w:rPr>
+        <w:t>}</w:t>
+      </w:r>
+      <w:r>
+        <w:rPr>
+          <w:rFonts w:cs="Arial"/>
+          <w:b/>
+          <w:i/>
+          <w:sz w:val="24"/>
+          <w:szCs w:val="24"/>
+          <w:lang w:val="en-US"/>
+        </w:rPr>
+        <w:t xml:space="preserve"> </w:t>
+      </w:r>
+      <w:r>
+        <w:rPr>
+          <w:rFonts w:cs="Arial"/>
+          <w:b/>
+          <w:i/>
+          <w:sz w:val="24"/>
+          <w:szCs w:val="24"/>
+          <w:lang w:val="en-US"/>
+        </w:rPr>
+        <w:t>{</w:t>
+      </w:r>
+      <w:proofErr w:type="spellStart"/>
+      <w:r>
+        <w:rPr>
+          <w:rFonts w:cs="Arial"/>
+          <w:b/>
+          <w:i/>
+          <w:sz w:val="24"/>
+          <w:szCs w:val="24"/>
+          <w:lang w:val="en-ID"/>
+        </w:rPr>
+        <w:t>endDateYearNumber</w:t>
+      </w:r>
+      <w:proofErr w:type="spellEnd"/>
+      <w:r>
+        <w:rPr>
+          <w:rFonts w:cs="Arial"/>
+          <w:b/>
+          <w:i/>
+          <w:sz w:val="24"/>
+          <w:szCs w:val="24"/>
+          <w:lang w:val="en-US"/>
+        </w:rPr>
+        <w:t>}</w:t>
+      </w:r>
+      <w:r>
+        <w:rPr>
+          <w:rFonts w:cs="Arial"/>
+          <w:b/>
+          <w:i/>
+          <w:sz w:val="24"/>
+          <w:szCs w:val="24"/>
+          <w:lang w:val="en-US"/>
+        </w:rPr>
+        <w:t xml:space="preserve"> </w:t>
+      </w:r>
+      <w:r>
+        <w:rPr>
+          <w:rFonts w:cs="Arial"/>
+          <w:b/>
+          <w:i/>
+          <w:sz w:val="24"/>
+          <w:szCs w:val="24"/>
+          <w:lang w:val="en-US"/>
+        </w:rPr>
+        <w:t>(</w:t>
+      </w:r>
+      <w:r>
+        <w:rPr>
+          <w:rFonts w:cs="Arial"/>
+          <w:b/>
+          <w:i/>
+          <w:sz w:val="24"/>
+          <w:szCs w:val="24"/>
+          <w:lang w:val="en-US"/>
+        </w:rPr>
+        <w:t>{</w:t>
+      </w:r>
+      <w:proofErr w:type="spellStart"/>
+      <w:r>
+        <w:rPr>
+          <w:rFonts w:cs="Arial"/>
+          <w:b/>
+          <w:i/>
+          <w:sz w:val="24"/>
+          <w:szCs w:val="24"/>
+          <w:lang w:val="en-ID"/>
+        </w:rPr>
+        <w:t>endDateYearInWords</w:t>
+      </w:r>
+      <w:proofErr w:type="spellEnd"/>
+      <w:r>
+        <w:rPr>
+          <w:rFonts w:cs="Arial"/>
+          <w:b/>
+          <w:i/>
+          <w:sz w:val="24"/>
+          <w:szCs w:val="24"/>
+          <w:lang w:val="en-US"/>
+        </w:rPr>
+        <w:t>}</w:t>
       </w:r>
       <w:r>
         <w:rPr>
@@ -4712,8 +5486,11 @@
         <w:jc w:val="both"/>
         <w:rPr>
           <w:rFonts w:cs="Arial"/>
-          <w:sz w:val="24"/>
-          <w:szCs w:val="24"/>
+          <w:b/>
+          <w:i/>
+          <w:sz w:val="24"/>
+          <w:szCs w:val="24"/>
+          <w:lang w:val="en-ID"/>
         </w:rPr>
       </w:pPr>
       <w:r>
@@ -4736,7 +5513,15 @@
           <w:sz w:val="24"/>
           <w:szCs w:val="24"/>
         </w:rPr>
-        <w:t xml:space="preserve">Pihak kedua wajib membayar iuran kontrak pemakaian ruangan toko/kios dan iuran jasa administrasi kepada pihak pertama yang besarnya didasarkan pada peraturan Direksi Perusahaan Daerah Pasar Kota Manado sebesar </w:t>
+        <w:t>Pihak kedua wajib membayar iuran kontrak pemakaian ruangan toko/kios dan iuran jasa administrasi kepada pihak pertama yang besarnya didasarkan pada peraturan Direksi Perusahaan Daerah Pasar Kota Manado sebesar</w:t>
+      </w:r>
+      <w:r>
+        <w:rPr>
+          <w:rFonts w:cs="Arial"/>
+          <w:sz w:val="24"/>
+          <w:szCs w:val="24"/>
+        </w:rPr>
+        <w:t xml:space="preserve"> </w:t>
       </w:r>
       <w:r>
         <w:rPr>
@@ -4745,6 +5530,191 @@
           <w:i/>
           <w:sz w:val="24"/>
           <w:szCs w:val="24"/>
+          <w:lang w:val="en-US"/>
+        </w:rPr>
+        <w:t>{</w:t>
+      </w:r>
+      <w:proofErr w:type="spellStart"/>
+      <w:r>
+        <w:rPr>
+          <w:rFonts w:cs="Arial"/>
+          <w:b/>
+          <w:i/>
+          <w:sz w:val="24"/>
+          <w:szCs w:val="24"/>
+          <w:lang w:val="en-US"/>
+        </w:rPr>
+        <w:t>totalPayment</w:t>
+      </w:r>
+      <w:proofErr w:type="spellEnd"/>
+      <w:r>
+        <w:rPr>
+          <w:rFonts w:cs="Arial"/>
+          <w:b/>
+          <w:i/>
+          <w:sz w:val="24"/>
+          <w:szCs w:val="24"/>
+          <w:lang w:val="en-US"/>
+        </w:rPr>
+        <w:t>}</w:t>
+      </w:r>
+      <w:r>
+        <w:rPr>
+          <w:rFonts w:cs="Arial"/>
+          <w:b/>
+          <w:i/>
+          <w:sz w:val="24"/>
+          <w:szCs w:val="24"/>
+        </w:rPr>
+        <w:t>,-</w:t>
+      </w:r>
+      <w:r>
+        <w:rPr>
+          <w:rFonts w:cs="Arial"/>
+          <w:b/>
+          <w:i/>
+          <w:sz w:val="24"/>
+          <w:szCs w:val="24"/>
+          <w:lang w:val="en-US"/>
+        </w:rPr>
+        <w:t xml:space="preserve"> </w:t>
+      </w:r>
+      <w:r>
+        <w:rPr>
+          <w:rFonts w:cs="Arial"/>
+          <w:b/>
+          <w:i/>
+          <w:sz w:val="24"/>
+          <w:szCs w:val="24"/>
+        </w:rPr>
+        <w:t>(</w:t>
+      </w:r>
+      <w:r>
+        <w:rPr>
+          <w:rFonts w:cs="Arial"/>
+          <w:b/>
+          <w:i/>
+          <w:sz w:val="24"/>
+          <w:szCs w:val="24"/>
+          <w:lang w:val="en-US"/>
+        </w:rPr>
+        <w:t>{</w:t>
+      </w:r>
+      <w:proofErr w:type="spellStart"/>
+      <w:r>
+        <w:rPr>
+          <w:rFonts w:cs="Arial"/>
+          <w:b/>
+          <w:i/>
+          <w:sz w:val="24"/>
+          <w:szCs w:val="24"/>
+          <w:lang w:val="en-ID"/>
+        </w:rPr>
+        <w:t>totalPaymentInWords</w:t>
+      </w:r>
+      <w:proofErr w:type="spellEnd"/>
+      <w:r>
+        <w:rPr>
+          <w:rFonts w:cs="Arial"/>
+          <w:b/>
+          <w:i/>
+          <w:sz w:val="24"/>
+          <w:szCs w:val="24"/>
+          <w:lang w:val="en-US"/>
+        </w:rPr>
+        <w:t>}</w:t>
+      </w:r>
+      <w:r>
+        <w:rPr>
+          <w:rFonts w:cs="Arial"/>
+          <w:b/>
+          <w:i/>
+          <w:sz w:val="24"/>
+          <w:szCs w:val="24"/>
+          <w:lang w:val="en-US"/>
+        </w:rPr>
+        <w:t xml:space="preserve"> </w:t>
+      </w:r>
+      <w:r>
+        <w:rPr>
+          <w:rFonts w:cs="Arial"/>
+          <w:b/>
+          <w:bCs/>
+          <w:i/>
+          <w:iCs/>
+          <w:sz w:val="24"/>
+          <w:szCs w:val="24"/>
+          <w:lang w:val="en-US"/>
+        </w:rPr>
+        <w:t>Rupiah</w:t>
+      </w:r>
+      <w:r>
+        <w:rPr>
+          <w:rFonts w:cs="Arial"/>
+          <w:b/>
+          <w:i/>
+          <w:sz w:val="24"/>
+          <w:szCs w:val="24"/>
+        </w:rPr>
+        <w:t xml:space="preserve">) </w:t>
+      </w:r>
+      <w:r>
+        <w:rPr>
+          <w:rFonts w:cs="Arial"/>
+          <w:b/>
+          <w:i/>
+          <w:sz w:val="24"/>
+          <w:szCs w:val="24"/>
+        </w:rPr>
+        <w:t>dan iuran jasa Administrasi sebesar Rp. 50.000; (</w:t>
+      </w:r>
+      <w:r>
+        <w:rPr>
+          <w:rFonts w:cs="Arial"/>
+          <w:b/>
+          <w:i/>
+          <w:sz w:val="24"/>
+          <w:szCs w:val="24"/>
+        </w:rPr>
+        <w:t>L</w:t>
+      </w:r>
+      <w:r>
+        <w:rPr>
+          <w:rFonts w:cs="Arial"/>
+          <w:b/>
+          <w:i/>
+          <w:sz w:val="24"/>
+          <w:szCs w:val="24"/>
+        </w:rPr>
+        <w:t xml:space="preserve">ima </w:t>
+      </w:r>
+      <w:r>
+        <w:rPr>
+          <w:rFonts w:cs="Arial"/>
+          <w:b/>
+          <w:i/>
+          <w:sz w:val="24"/>
+          <w:szCs w:val="24"/>
+        </w:rPr>
+        <w:t>P</w:t>
+      </w:r>
+      <w:r>
+        <w:rPr>
+          <w:rFonts w:cs="Arial"/>
+          <w:b/>
+          <w:i/>
+          <w:sz w:val="24"/>
+          <w:szCs w:val="24"/>
+        </w:rPr>
+        <w:t xml:space="preserve">uluh </w:t>
+      </w:r>
+      <w:r>
+        <w:rPr>
+          <w:rFonts w:cs="Arial"/>
+          <w:b/>
+          <w:i/>
+          <w:sz w:val="24"/>
+          <w:szCs w:val="24"/>
         </w:rPr>
         <w:t>R</w:t>
       </w:r>
@@ -4755,9 +5725,8 @@
           <w:i/>
           <w:sz w:val="24"/>
           <w:szCs w:val="24"/>
-          <w:lang w:val="en-US"/>
-        </w:rPr>
-        <w:t>p.</w:t>
+        </w:rPr>
+        <w:t xml:space="preserve">ibu </w:t>
       </w:r>
       <w:r>
         <w:rPr>
@@ -4766,9 +5735,8 @@
           <w:i/>
           <w:sz w:val="24"/>
           <w:szCs w:val="24"/>
-          <w:lang w:val="en-US"/>
-        </w:rPr>
-        <w:t xml:space="preserve"> </w:t>
+        </w:rPr>
+        <w:t>R</w:t>
       </w:r>
       <w:r>
         <w:rPr>
@@ -4777,71 +5745,8 @@
           <w:i/>
           <w:sz w:val="24"/>
           <w:szCs w:val="24"/>
-          <w:lang w:val="en-US"/>
-        </w:rPr>
-        <w:t>………….</w:t>
-      </w:r>
-      <w:r>
-        <w:rPr>
-          <w:rFonts w:cs="Arial"/>
-          <w:b/>
-          <w:i/>
-          <w:sz w:val="24"/>
-          <w:szCs w:val="24"/>
-        </w:rPr>
-        <w:t>,-</w:t>
-      </w:r>
-      <w:r>
-        <w:rPr>
-          <w:rFonts w:cs="Arial"/>
-          <w:b/>
-          <w:i/>
-          <w:sz w:val="24"/>
-          <w:szCs w:val="24"/>
-          <w:lang w:val="en-US"/>
-        </w:rPr>
-        <w:t xml:space="preserve"> </w:t>
-      </w:r>
-      <w:r>
-        <w:rPr>
-          <w:rFonts w:cs="Arial"/>
-          <w:b/>
-          <w:i/>
-          <w:sz w:val="24"/>
-          <w:szCs w:val="24"/>
-        </w:rPr>
-        <w:t>(</w:t>
-      </w:r>
-      <w:r>
-        <w:rPr>
-          <w:rFonts w:cs="Arial"/>
-          <w:b/>
-          <w:i/>
-          <w:sz w:val="24"/>
-          <w:szCs w:val="24"/>
-          <w:lang w:val="en-US"/>
-        </w:rPr>
-        <w:t>……………..</w:t>
-      </w:r>
-      <w:r>
-        <w:rPr>
-          <w:rFonts w:cs="Arial"/>
-          <w:b/>
-          <w:i/>
-          <w:sz w:val="24"/>
-          <w:szCs w:val="24"/>
-        </w:rPr>
-        <w:t xml:space="preserve">) </w:t>
-      </w:r>
-      <w:r>
-        <w:rPr>
-          <w:rFonts w:cs="Arial"/>
-          <w:b/>
-          <w:i/>
-          <w:sz w:val="24"/>
-          <w:szCs w:val="24"/>
-        </w:rPr>
-        <w:t>dan iuran jasa Administrasi sebesar Rp. 50.000; (lima puluh ribu rupiah</w:t>
+        </w:rPr>
+        <w:t>upiah</w:t>
       </w:r>
       <w:r>
         <w:rPr>
@@ -5019,14 +5924,25 @@
         </w:rPr>
         <w:t xml:space="preserve">yar iuran sewa ruangan bulanan  sesuai dengan Peraturan Direksi </w:t>
       </w:r>
-      <w:r>
-        <w:rPr>
-          <w:rFonts w:cs="Arial"/>
-          <w:sz w:val="24"/>
-          <w:szCs w:val="24"/>
-          <w:lang w:val="en-US"/>
-        </w:rPr>
-        <w:t xml:space="preserve">Perusahan Umum Daerah Pasar Manado </w:t>
+      <w:proofErr w:type="spellStart"/>
+      <w:r>
+        <w:rPr>
+          <w:rFonts w:cs="Arial"/>
+          <w:sz w:val="24"/>
+          <w:szCs w:val="24"/>
+          <w:lang w:val="en-US"/>
+        </w:rPr>
+        <w:t>Perusahan</w:t>
+      </w:r>
+      <w:proofErr w:type="spellEnd"/>
+      <w:r>
+        <w:rPr>
+          <w:rFonts w:cs="Arial"/>
+          <w:sz w:val="24"/>
+          <w:szCs w:val="24"/>
+          <w:lang w:val="en-US"/>
+        </w:rPr>
+        <w:t xml:space="preserve"> Umum Daerah Pasar Manado </w:t>
       </w:r>
       <w:r>
         <w:rPr>
@@ -5143,6 +6059,7 @@
         </w:rPr>
         <w:t xml:space="preserve"> </w:t>
       </w:r>
+      <w:proofErr w:type="spellStart"/>
       <w:r>
         <w:rPr>
           <w:rFonts w:cs="Arial"/>
@@ -5152,6 +6069,7 @@
         </w:rPr>
         <w:t>iuran</w:t>
       </w:r>
+      <w:proofErr w:type="spellEnd"/>
       <w:r>
         <w:rPr>
           <w:rFonts w:cs="Arial"/>
@@ -5161,6 +6079,7 @@
         </w:rPr>
         <w:t xml:space="preserve"> </w:t>
       </w:r>
+      <w:proofErr w:type="spellStart"/>
       <w:r>
         <w:rPr>
           <w:rFonts w:cs="Arial"/>
@@ -5170,6 +6089,7 @@
         </w:rPr>
         <w:t>kontrak</w:t>
       </w:r>
+      <w:proofErr w:type="spellEnd"/>
       <w:r>
         <w:rPr>
           <w:rFonts w:cs="Arial"/>
@@ -5179,6 +6099,7 @@
         </w:rPr>
         <w:t xml:space="preserve"> </w:t>
       </w:r>
+      <w:proofErr w:type="spellStart"/>
       <w:r>
         <w:rPr>
           <w:rFonts w:cs="Arial"/>
@@ -5188,6 +6109,7 @@
         </w:rPr>
         <w:t>dengan</w:t>
       </w:r>
+      <w:proofErr w:type="spellEnd"/>
       <w:r>
         <w:rPr>
           <w:rFonts w:cs="Arial"/>
@@ -5197,6 +6119,7 @@
         </w:rPr>
         <w:t xml:space="preserve"> </w:t>
       </w:r>
+      <w:proofErr w:type="spellStart"/>
       <w:r>
         <w:rPr>
           <w:rFonts w:cs="Arial"/>
@@ -5206,6 +6129,7 @@
         </w:rPr>
         <w:t>jumlah</w:t>
       </w:r>
+      <w:proofErr w:type="spellEnd"/>
       <w:r>
         <w:rPr>
           <w:rFonts w:cs="Arial"/>
@@ -5215,6 +6139,7 @@
         </w:rPr>
         <w:t xml:space="preserve"> </w:t>
       </w:r>
+      <w:proofErr w:type="spellStart"/>
       <w:r>
         <w:rPr>
           <w:rFonts w:cs="Arial"/>
@@ -5224,6 +6149,7 @@
         </w:rPr>
         <w:t>denda</w:t>
       </w:r>
+      <w:proofErr w:type="spellEnd"/>
       <w:r>
         <w:rPr>
           <w:rFonts w:cs="Arial"/>
@@ -5271,246 +6197,342 @@
         <w:jc w:val="both"/>
         <w:rPr>
           <w:rFonts w:cs="Arial"/>
-          <w:sz w:val="24"/>
-          <w:szCs w:val="24"/>
-        </w:rPr>
-      </w:pPr>
-      <w:r>
-        <w:rPr>
-          <w:rFonts w:cs="Arial"/>
-          <w:sz w:val="24"/>
-          <w:szCs w:val="24"/>
-        </w:rPr>
-        <w:t xml:space="preserve">Pihak kedua </w:t>
-      </w:r>
-      <w:r>
-        <w:rPr>
-          <w:rFonts w:cs="Arial"/>
-          <w:sz w:val="24"/>
-          <w:szCs w:val="24"/>
-          <w:lang w:val="en-US"/>
-        </w:rPr>
-        <w:t>wajib</w:t>
-      </w:r>
-      <w:r>
-        <w:rPr>
-          <w:rFonts w:cs="Arial"/>
-          <w:sz w:val="24"/>
-          <w:szCs w:val="24"/>
-          <w:lang w:val="en-US"/>
-        </w:rPr>
-        <w:t xml:space="preserve"> </w:t>
-      </w:r>
-      <w:r>
-        <w:rPr>
-          <w:rFonts w:cs="Arial"/>
-          <w:sz w:val="24"/>
-          <w:szCs w:val="24"/>
-          <w:lang w:val="en-US"/>
-        </w:rPr>
-        <w:t>membayar</w:t>
-      </w:r>
-      <w:r>
-        <w:rPr>
-          <w:rFonts w:cs="Arial"/>
-          <w:sz w:val="24"/>
-          <w:szCs w:val="24"/>
-          <w:lang w:val="en-US"/>
-        </w:rPr>
-        <w:t xml:space="preserve"> </w:t>
-      </w:r>
-      <w:r>
-        <w:rPr>
-          <w:rFonts w:cs="Arial"/>
-          <w:sz w:val="24"/>
-          <w:szCs w:val="24"/>
-          <w:lang w:val="en-US"/>
-        </w:rPr>
-        <w:t>pajak</w:t>
-      </w:r>
-      <w:r>
-        <w:rPr>
-          <w:rFonts w:cs="Arial"/>
-          <w:sz w:val="24"/>
-          <w:szCs w:val="24"/>
-          <w:lang w:val="en-US"/>
-        </w:rPr>
-        <w:t xml:space="preserve"> </w:t>
-      </w:r>
-      <w:r>
-        <w:rPr>
-          <w:rFonts w:cs="Arial"/>
-          <w:sz w:val="24"/>
-          <w:szCs w:val="24"/>
-          <w:lang w:val="en-US"/>
-        </w:rPr>
-        <w:t>persewaan PPN sebesar 11 % dari</w:t>
-      </w:r>
-      <w:r>
-        <w:rPr>
-          <w:rFonts w:cs="Arial"/>
-          <w:sz w:val="24"/>
-          <w:szCs w:val="24"/>
-          <w:lang w:val="en-US"/>
-        </w:rPr>
-        <w:t xml:space="preserve"> </w:t>
-      </w:r>
-      <w:r>
-        <w:rPr>
-          <w:rFonts w:cs="Arial"/>
-          <w:sz w:val="24"/>
-          <w:szCs w:val="24"/>
-          <w:lang w:val="en-US"/>
-        </w:rPr>
-        <w:t>nilai</w:t>
-      </w:r>
-      <w:r>
-        <w:rPr>
-          <w:rFonts w:cs="Arial"/>
-          <w:sz w:val="24"/>
-          <w:szCs w:val="24"/>
-          <w:lang w:val="en-US"/>
-        </w:rPr>
-        <w:t xml:space="preserve"> </w:t>
-      </w:r>
-      <w:r>
-        <w:rPr>
-          <w:rFonts w:cs="Arial"/>
-          <w:sz w:val="24"/>
-          <w:szCs w:val="24"/>
-          <w:lang w:val="en-US"/>
-        </w:rPr>
-        <w:t>kontrak</w:t>
-      </w:r>
-      <w:r>
-        <w:rPr>
-          <w:rFonts w:cs="Arial"/>
-          <w:sz w:val="24"/>
-          <w:szCs w:val="24"/>
-          <w:lang w:val="en-US"/>
-        </w:rPr>
-        <w:t xml:space="preserve"> </w:t>
-      </w:r>
-      <w:r>
-        <w:rPr>
-          <w:rFonts w:cs="Arial"/>
-          <w:sz w:val="24"/>
-          <w:szCs w:val="24"/>
-          <w:lang w:val="en-US"/>
-        </w:rPr>
-        <w:t>atau</w:t>
-      </w:r>
-      <w:r>
-        <w:rPr>
-          <w:rFonts w:cs="Arial"/>
-          <w:sz w:val="24"/>
-          <w:szCs w:val="24"/>
-          <w:lang w:val="en-US"/>
-        </w:rPr>
-        <w:t xml:space="preserve"> </w:t>
-      </w:r>
-      <w:r>
-        <w:rPr>
-          <w:rFonts w:cs="Arial"/>
-          <w:sz w:val="24"/>
-          <w:szCs w:val="24"/>
-          <w:lang w:val="en-US"/>
-        </w:rPr>
-        <w:t>sesuai</w:t>
-      </w:r>
-      <w:r>
-        <w:rPr>
-          <w:rFonts w:cs="Arial"/>
-          <w:sz w:val="24"/>
-          <w:szCs w:val="24"/>
-          <w:lang w:val="en-US"/>
-        </w:rPr>
-        <w:t xml:space="preserve"> tariff </w:t>
-      </w:r>
-      <w:r>
-        <w:rPr>
-          <w:rFonts w:cs="Arial"/>
-          <w:sz w:val="24"/>
-          <w:szCs w:val="24"/>
-          <w:lang w:val="en-US"/>
-        </w:rPr>
-        <w:t>pajak yang berlaku</w:t>
-      </w:r>
-      <w:r>
-        <w:rPr>
-          <w:rFonts w:cs="Arial"/>
-          <w:sz w:val="24"/>
-          <w:szCs w:val="24"/>
-          <w:lang w:val="en-US"/>
-        </w:rPr>
-        <w:t xml:space="preserve"> </w:t>
-      </w:r>
-      <w:r>
-        <w:rPr>
-          <w:rFonts w:cs="Arial"/>
-          <w:sz w:val="24"/>
-          <w:szCs w:val="24"/>
-          <w:lang w:val="en-US"/>
-        </w:rPr>
-        <w:t>saat</w:t>
-      </w:r>
-      <w:r>
-        <w:rPr>
-          <w:rFonts w:cs="Arial"/>
-          <w:sz w:val="24"/>
-          <w:szCs w:val="24"/>
-          <w:lang w:val="en-US"/>
-        </w:rPr>
-        <w:t xml:space="preserve"> </w:t>
-      </w:r>
-      <w:r>
-        <w:rPr>
-          <w:rFonts w:cs="Arial"/>
-          <w:sz w:val="24"/>
-          <w:szCs w:val="24"/>
-          <w:lang w:val="en-US"/>
-        </w:rPr>
-        <w:t>terjadinya</w:t>
-      </w:r>
-      <w:r>
-        <w:rPr>
-          <w:rFonts w:cs="Arial"/>
-          <w:sz w:val="24"/>
-          <w:szCs w:val="24"/>
-          <w:lang w:val="en-US"/>
-        </w:rPr>
-        <w:t xml:space="preserve"> </w:t>
-      </w:r>
-      <w:r>
-        <w:rPr>
-          <w:rFonts w:cs="Arial"/>
-          <w:sz w:val="24"/>
-          <w:szCs w:val="24"/>
-          <w:lang w:val="en-US"/>
-        </w:rPr>
-        <w:t>kontrak</w:t>
-      </w:r>
-      <w:r>
-        <w:rPr>
-          <w:rFonts w:cs="Arial"/>
-          <w:sz w:val="24"/>
-          <w:szCs w:val="24"/>
-          <w:lang w:val="en-US"/>
-        </w:rPr>
-        <w:t xml:space="preserve"> sebesar </w:t>
-      </w:r>
-      <w:r>
-        <w:rPr>
-          <w:rFonts w:cs="Arial"/>
           <w:b/>
           <w:bCs/>
           <w:i/>
           <w:iCs/>
           <w:sz w:val="24"/>
           <w:szCs w:val="24"/>
-          <w:lang w:val="en-US"/>
-        </w:rPr>
-        <w:t xml:space="preserve">Rp. </w:t>
+          <w:lang w:val="en-ID"/>
+        </w:rPr>
+      </w:pPr>
+      <w:r>
+        <w:rPr>
+          <w:rFonts w:cs="Arial"/>
+          <w:sz w:val="24"/>
+          <w:szCs w:val="24"/>
+        </w:rPr>
+        <w:t xml:space="preserve">Pihak kedua </w:t>
+      </w:r>
+      <w:proofErr w:type="spellStart"/>
+      <w:r>
+        <w:rPr>
+          <w:rFonts w:cs="Arial"/>
+          <w:sz w:val="24"/>
+          <w:szCs w:val="24"/>
+          <w:lang w:val="en-US"/>
+        </w:rPr>
+        <w:t>wajib</w:t>
+      </w:r>
+      <w:proofErr w:type="spellEnd"/>
+      <w:r>
+        <w:rPr>
+          <w:rFonts w:cs="Arial"/>
+          <w:sz w:val="24"/>
+          <w:szCs w:val="24"/>
+          <w:lang w:val="en-US"/>
+        </w:rPr>
+        <w:t xml:space="preserve"> </w:t>
+      </w:r>
+      <w:proofErr w:type="spellStart"/>
+      <w:r>
+        <w:rPr>
+          <w:rFonts w:cs="Arial"/>
+          <w:sz w:val="24"/>
+          <w:szCs w:val="24"/>
+          <w:lang w:val="en-US"/>
+        </w:rPr>
+        <w:t>membayar</w:t>
+      </w:r>
+      <w:proofErr w:type="spellEnd"/>
+      <w:r>
+        <w:rPr>
+          <w:rFonts w:cs="Arial"/>
+          <w:sz w:val="24"/>
+          <w:szCs w:val="24"/>
+          <w:lang w:val="en-US"/>
+        </w:rPr>
+        <w:t xml:space="preserve"> </w:t>
+      </w:r>
+      <w:proofErr w:type="spellStart"/>
+      <w:r>
+        <w:rPr>
+          <w:rFonts w:cs="Arial"/>
+          <w:sz w:val="24"/>
+          <w:szCs w:val="24"/>
+          <w:lang w:val="en-US"/>
+        </w:rPr>
+        <w:t>pajak</w:t>
+      </w:r>
+      <w:proofErr w:type="spellEnd"/>
+      <w:r>
+        <w:rPr>
+          <w:rFonts w:cs="Arial"/>
+          <w:sz w:val="24"/>
+          <w:szCs w:val="24"/>
+          <w:lang w:val="en-US"/>
+        </w:rPr>
+        <w:t xml:space="preserve"> </w:t>
+      </w:r>
+      <w:proofErr w:type="spellStart"/>
+      <w:r>
+        <w:rPr>
+          <w:rFonts w:cs="Arial"/>
+          <w:sz w:val="24"/>
+          <w:szCs w:val="24"/>
+          <w:lang w:val="en-US"/>
+        </w:rPr>
+        <w:t>persewaan</w:t>
+      </w:r>
+      <w:proofErr w:type="spellEnd"/>
+      <w:r>
+        <w:rPr>
+          <w:rFonts w:cs="Arial"/>
+          <w:sz w:val="24"/>
+          <w:szCs w:val="24"/>
+          <w:lang w:val="en-US"/>
+        </w:rPr>
+        <w:t xml:space="preserve"> PPN </w:t>
+      </w:r>
+      <w:proofErr w:type="spellStart"/>
+      <w:r>
+        <w:rPr>
+          <w:rFonts w:cs="Arial"/>
+          <w:sz w:val="24"/>
+          <w:szCs w:val="24"/>
+          <w:lang w:val="en-US"/>
+        </w:rPr>
+        <w:t>sebesar</w:t>
+      </w:r>
+      <w:proofErr w:type="spellEnd"/>
+      <w:r>
+        <w:rPr>
+          <w:rFonts w:cs="Arial"/>
+          <w:sz w:val="24"/>
+          <w:szCs w:val="24"/>
+          <w:lang w:val="en-US"/>
+        </w:rPr>
+        <w:t xml:space="preserve"> 11 % </w:t>
+      </w:r>
+      <w:proofErr w:type="spellStart"/>
+      <w:r>
+        <w:rPr>
+          <w:rFonts w:cs="Arial"/>
+          <w:sz w:val="24"/>
+          <w:szCs w:val="24"/>
+          <w:lang w:val="en-US"/>
+        </w:rPr>
+        <w:t>dari</w:t>
+      </w:r>
+      <w:proofErr w:type="spellEnd"/>
+      <w:r>
+        <w:rPr>
+          <w:rFonts w:cs="Arial"/>
+          <w:sz w:val="24"/>
+          <w:szCs w:val="24"/>
+          <w:lang w:val="en-US"/>
+        </w:rPr>
+        <w:t xml:space="preserve"> </w:t>
+      </w:r>
+      <w:proofErr w:type="spellStart"/>
+      <w:r>
+        <w:rPr>
+          <w:rFonts w:cs="Arial"/>
+          <w:sz w:val="24"/>
+          <w:szCs w:val="24"/>
+          <w:lang w:val="en-US"/>
+        </w:rPr>
+        <w:t>nilai</w:t>
+      </w:r>
+      <w:proofErr w:type="spellEnd"/>
+      <w:r>
+        <w:rPr>
+          <w:rFonts w:cs="Arial"/>
+          <w:sz w:val="24"/>
+          <w:szCs w:val="24"/>
+          <w:lang w:val="en-US"/>
+        </w:rPr>
+        <w:t xml:space="preserve"> </w:t>
+      </w:r>
+      <w:proofErr w:type="spellStart"/>
+      <w:r>
+        <w:rPr>
+          <w:rFonts w:cs="Arial"/>
+          <w:sz w:val="24"/>
+          <w:szCs w:val="24"/>
+          <w:lang w:val="en-US"/>
+        </w:rPr>
+        <w:t>kontrak</w:t>
+      </w:r>
+      <w:proofErr w:type="spellEnd"/>
+      <w:r>
+        <w:rPr>
+          <w:rFonts w:cs="Arial"/>
+          <w:sz w:val="24"/>
+          <w:szCs w:val="24"/>
+          <w:lang w:val="en-US"/>
+        </w:rPr>
+        <w:t xml:space="preserve"> </w:t>
+      </w:r>
+      <w:proofErr w:type="spellStart"/>
+      <w:r>
+        <w:rPr>
+          <w:rFonts w:cs="Arial"/>
+          <w:sz w:val="24"/>
+          <w:szCs w:val="24"/>
+          <w:lang w:val="en-US"/>
+        </w:rPr>
+        <w:t>atau</w:t>
+      </w:r>
+      <w:proofErr w:type="spellEnd"/>
+      <w:r>
+        <w:rPr>
+          <w:rFonts w:cs="Arial"/>
+          <w:sz w:val="24"/>
+          <w:szCs w:val="24"/>
+          <w:lang w:val="en-US"/>
+        </w:rPr>
+        <w:t xml:space="preserve"> </w:t>
+      </w:r>
+      <w:proofErr w:type="spellStart"/>
+      <w:r>
+        <w:rPr>
+          <w:rFonts w:cs="Arial"/>
+          <w:sz w:val="24"/>
+          <w:szCs w:val="24"/>
+          <w:lang w:val="en-US"/>
+        </w:rPr>
+        <w:t>sesuai</w:t>
+      </w:r>
+      <w:proofErr w:type="spellEnd"/>
+      <w:r>
+        <w:rPr>
+          <w:rFonts w:cs="Arial"/>
+          <w:sz w:val="24"/>
+          <w:szCs w:val="24"/>
+          <w:lang w:val="en-US"/>
+        </w:rPr>
+        <w:t xml:space="preserve"> tariff </w:t>
+      </w:r>
+      <w:proofErr w:type="spellStart"/>
+      <w:r>
+        <w:rPr>
+          <w:rFonts w:cs="Arial"/>
+          <w:sz w:val="24"/>
+          <w:szCs w:val="24"/>
+          <w:lang w:val="en-US"/>
+        </w:rPr>
+        <w:t>pajak</w:t>
+      </w:r>
+      <w:proofErr w:type="spellEnd"/>
+      <w:r>
+        <w:rPr>
+          <w:rFonts w:cs="Arial"/>
+          <w:sz w:val="24"/>
+          <w:szCs w:val="24"/>
+          <w:lang w:val="en-US"/>
+        </w:rPr>
+        <w:t xml:space="preserve"> yang </w:t>
+      </w:r>
+      <w:proofErr w:type="spellStart"/>
+      <w:r>
+        <w:rPr>
+          <w:rFonts w:cs="Arial"/>
+          <w:sz w:val="24"/>
+          <w:szCs w:val="24"/>
+          <w:lang w:val="en-US"/>
+        </w:rPr>
+        <w:t>berlaku</w:t>
+      </w:r>
+      <w:proofErr w:type="spellEnd"/>
+      <w:r>
+        <w:rPr>
+          <w:rFonts w:cs="Arial"/>
+          <w:sz w:val="24"/>
+          <w:szCs w:val="24"/>
+          <w:lang w:val="en-US"/>
+        </w:rPr>
+        <w:t xml:space="preserve"> </w:t>
+      </w:r>
+      <w:proofErr w:type="spellStart"/>
+      <w:r>
+        <w:rPr>
+          <w:rFonts w:cs="Arial"/>
+          <w:sz w:val="24"/>
+          <w:szCs w:val="24"/>
+          <w:lang w:val="en-US"/>
+        </w:rPr>
+        <w:t>saat</w:t>
+      </w:r>
+      <w:proofErr w:type="spellEnd"/>
+      <w:r>
+        <w:rPr>
+          <w:rFonts w:cs="Arial"/>
+          <w:sz w:val="24"/>
+          <w:szCs w:val="24"/>
+          <w:lang w:val="en-US"/>
+        </w:rPr>
+        <w:t xml:space="preserve"> </w:t>
+      </w:r>
+      <w:proofErr w:type="spellStart"/>
+      <w:r>
+        <w:rPr>
+          <w:rFonts w:cs="Arial"/>
+          <w:sz w:val="24"/>
+          <w:szCs w:val="24"/>
+          <w:lang w:val="en-US"/>
+        </w:rPr>
+        <w:t>terjadinya</w:t>
+      </w:r>
+      <w:proofErr w:type="spellEnd"/>
+      <w:r>
+        <w:rPr>
+          <w:rFonts w:cs="Arial"/>
+          <w:sz w:val="24"/>
+          <w:szCs w:val="24"/>
+          <w:lang w:val="en-US"/>
+        </w:rPr>
+        <w:t xml:space="preserve"> </w:t>
+      </w:r>
+      <w:proofErr w:type="spellStart"/>
+      <w:r>
+        <w:rPr>
+          <w:rFonts w:cs="Arial"/>
+          <w:sz w:val="24"/>
+          <w:szCs w:val="24"/>
+          <w:lang w:val="en-US"/>
+        </w:rPr>
+        <w:t>kontrak</w:t>
+      </w:r>
+      <w:proofErr w:type="spellEnd"/>
+      <w:r>
+        <w:rPr>
+          <w:rFonts w:cs="Arial"/>
+          <w:sz w:val="24"/>
+          <w:szCs w:val="24"/>
+          <w:lang w:val="en-US"/>
+        </w:rPr>
+        <w:t xml:space="preserve"> </w:t>
+      </w:r>
+      <w:proofErr w:type="spellStart"/>
+      <w:r>
+        <w:rPr>
+          <w:rFonts w:cs="Arial"/>
+          <w:sz w:val="24"/>
+          <w:szCs w:val="24"/>
+          <w:lang w:val="en-US"/>
+        </w:rPr>
+        <w:t>sebesar</w:t>
+      </w:r>
+      <w:proofErr w:type="spellEnd"/>
+      <w:r>
+        <w:rPr>
+          <w:rFonts w:cs="Arial"/>
+          <w:sz w:val="24"/>
+          <w:szCs w:val="24"/>
+          <w:lang w:val="en-US"/>
+        </w:rPr>
+        <w:t xml:space="preserve"> </w:t>
       </w:r>
       <w:r>
         <w:rPr>
@@ -5523,8 +6545,9 @@
           <w:szCs w:val="24"/>
           <w:lang w:val="en-US"/>
         </w:rPr>
-        <w:t>………….</w:t>
-      </w:r>
+        <w:t>{</w:t>
+      </w:r>
+      <w:proofErr w:type="spellStart"/>
       <w:r>
         <w:rPr>
           <w:rFonts w:cs="Arial"/>
@@ -5536,8 +6559,9 @@
           <w:szCs w:val="24"/>
           <w:lang w:val="en-US"/>
         </w:rPr>
-        <w:t>,- (</w:t>
-      </w:r>
+        <w:t>totalPPN</w:t>
+      </w:r>
+      <w:proofErr w:type="spellEnd"/>
       <w:r>
         <w:rPr>
           <w:rFonts w:cs="Arial"/>
@@ -5549,7 +6573,100 @@
           <w:szCs w:val="24"/>
           <w:lang w:val="en-US"/>
         </w:rPr>
-        <w:t>………………………………………………</w:t>
+        <w:t>}</w:t>
+      </w:r>
+      <w:r>
+        <w:rPr>
+          <w:rFonts w:cs="Arial"/>
+          <w:b/>
+          <w:bCs/>
+          <w:i/>
+          <w:iCs/>
+          <w:sz w:val="24"/>
+          <w:szCs w:val="24"/>
+          <w:lang w:val="en-US"/>
+        </w:rPr>
+        <w:t>,</w:t>
+      </w:r>
+      <w:r>
+        <w:rPr>
+          <w:rFonts w:cs="Arial"/>
+          <w:b/>
+          <w:bCs/>
+          <w:i/>
+          <w:iCs/>
+          <w:sz w:val="24"/>
+          <w:szCs w:val="24"/>
+          <w:lang w:val="en-US"/>
+        </w:rPr>
+        <w:t xml:space="preserve"> </w:t>
+      </w:r>
+      <w:r>
+        <w:rPr>
+          <w:rFonts w:cs="Arial"/>
+          <w:b/>
+          <w:bCs/>
+          <w:i/>
+          <w:iCs/>
+          <w:sz w:val="24"/>
+          <w:szCs w:val="24"/>
+          <w:lang w:val="en-US"/>
+        </w:rPr>
+        <w:t>(</w:t>
+      </w:r>
+      <w:r>
+        <w:rPr>
+          <w:rFonts w:cs="Arial"/>
+          <w:b/>
+          <w:bCs/>
+          <w:i/>
+          <w:iCs/>
+          <w:sz w:val="24"/>
+          <w:szCs w:val="24"/>
+          <w:lang w:val="en-US"/>
+        </w:rPr>
+        <w:t>{</w:t>
+      </w:r>
+      <w:proofErr w:type="spellStart"/>
+      <w:r>
+        <w:rPr>
+          <w:rFonts w:cs="Arial"/>
+          <w:b/>
+          <w:bCs/>
+          <w:i/>
+          <w:iCs/>
+          <w:sz w:val="24"/>
+          <w:szCs w:val="24"/>
+          <w:lang w:val="en-ID"/>
+        </w:rPr>
+        <w:t>totalPPNInWords</w:t>
+      </w:r>
+      <w:proofErr w:type="spellEnd"/>
+      <w:r>
+        <w:rPr>
+          <w:rFonts w:cs="Arial"/>
+          <w:b/>
+          <w:bCs/>
+          <w:i/>
+          <w:iCs/>
+          <w:sz w:val="24"/>
+          <w:szCs w:val="24"/>
+          <w:lang w:val="en-US"/>
+        </w:rPr>
+        <w:t>}</w:t>
+      </w:r>
+      <w:r>
+        <w:rPr>
+          <w:rFonts w:cs="Arial"/>
+          <w:b/>
+          <w:bCs/>
+          <w:i/>
+          <w:iCs/>
+          <w:sz w:val="24"/>
+          <w:szCs w:val="24"/>
+          <w:lang w:val="en-US"/>
+        </w:rPr>
+        <w:t xml:space="preserve"> Rupiah</w:t>
       </w:r>
       <w:r>
         <w:rPr>
@@ -5849,46 +6966,25 @@
           <w:sz w:val="24"/>
           <w:szCs w:val="24"/>
         </w:rPr>
-        <w:t>No</w:t>
-      </w:r>
-      <w:r>
-        <w:rPr>
-          <w:rFonts w:cs="Arial"/>
-          <w:b/>
-          <w:sz w:val="24"/>
-          <w:szCs w:val="24"/>
-          <w:lang w:val="en-US"/>
-        </w:rPr>
-        <w:t xml:space="preserve">. </w:t>
-      </w:r>
-      <w:r>
-        <w:rPr>
-          <w:rFonts w:cs="Arial"/>
-          <w:b/>
-          <w:sz w:val="24"/>
-          <w:szCs w:val="24"/>
-          <w:lang w:val="en-US"/>
-        </w:rPr>
-        <w:t>………..</w:t>
-      </w:r>
-      <w:r>
-        <w:rPr>
-          <w:rFonts w:cs="Arial"/>
-          <w:b/>
-          <w:sz w:val="24"/>
-          <w:szCs w:val="24"/>
-          <w:lang w:val="en-US"/>
-        </w:rPr>
-        <w:t xml:space="preserve"> </w:t>
-      </w:r>
-      <w:r>
-        <w:rPr>
-          <w:rFonts w:cs="Arial"/>
-          <w:b/>
-          <w:sz w:val="24"/>
-          <w:szCs w:val="24"/>
-        </w:rPr>
-        <w:t>yang terletak di Pasar Bersehati</w:t>
+        <w:t xml:space="preserve">{room_number} {floor} </w:t>
+      </w:r>
+      <w:r>
+        <w:rPr>
+          <w:rFonts w:cs="Arial"/>
+          <w:b/>
+          <w:sz w:val="24"/>
+          <w:szCs w:val="24"/>
+        </w:rPr>
+        <w:t>yang terletak di</w:t>
+      </w:r>
+      <w:r>
+        <w:rPr>
+          <w:rFonts w:cs="Arial"/>
+          <w:b/>
+          <w:sz w:val="24"/>
+          <w:szCs w:val="24"/>
+        </w:rPr>
+        <w:t xml:space="preserve"> {location_name}</w:t>
       </w:r>
       <w:r>
         <w:rPr>
@@ -6179,7 +7275,16 @@
           <w:sz w:val="24"/>
           <w:szCs w:val="24"/>
         </w:rPr>
-        <w:t>Pihak pertama berhak memutuskan perjanjian sewa menyewa ini untuk kepentingan penataan kota dan lain-lain (meskipun masih dalam masa waktu perjanjian sewa menyewa). Untuk itu pihak pertama akan memberikan ganti rugi sesuai dengan hasil kesepakatan bersama. --------------</w:t>
+        <w:t xml:space="preserve">Pihak pertama berhak memutuskan perjanjian sewa menyewa ini untuk kepentingan penataan kota dan lain-lain (meskipun masih dalam masa waktu perjanjian sewa </w:t>
+      </w:r>
+      <w:r>
+        <w:rPr>
+          <w:rFonts w:cs="Arial"/>
+          <w:sz w:val="24"/>
+          <w:szCs w:val="24"/>
+        </w:rPr>
+        <w:lastRenderedPageBreak/>
+        <w:t>menyewa). Untuk itu pihak pertama akan memberikan ganti rugi sesuai dengan hasil kesepakatan bersama. --------------</w:t>
       </w:r>
       <w:r>
         <w:rPr>
@@ -6289,6 +7394,7 @@
         </w:rPr>
         <w:tab/>
       </w:r>
+      <w:proofErr w:type="spellStart"/>
       <w:r>
         <w:rPr>
           <w:rFonts w:cs="Arial"/>
@@ -6299,6 +7405,7 @@
         </w:rPr>
         <w:t>Pihak</w:t>
       </w:r>
+      <w:proofErr w:type="spellEnd"/>
       <w:r>
         <w:rPr>
           <w:rFonts w:cs="Arial"/>
@@ -6309,6 +7416,7 @@
         </w:rPr>
         <w:t xml:space="preserve"> </w:t>
       </w:r>
+      <w:proofErr w:type="spellStart"/>
       <w:r>
         <w:rPr>
           <w:rFonts w:cs="Arial"/>
@@ -6319,6 +7427,7 @@
         </w:rPr>
         <w:t>kedua</w:t>
       </w:r>
+      <w:proofErr w:type="spellEnd"/>
       <w:r>
         <w:rPr>
           <w:rFonts w:cs="Arial"/>
@@ -6375,7 +7484,6 @@
           <w:szCs w:val="24"/>
           <w:lang w:val="en-US"/>
         </w:rPr>
-        <w:lastRenderedPageBreak/>
         <w:pict w14:anchorId="782B0364">
           <v:line id="Straight Connector 18" o:spid="_x0000_s1075" style="position:absolute;left:0;text-align:left;z-index:251820032;visibility:visible;mso-width-relative:margin;mso-height-relative:margin" from="5.65pt,14.7pt" to="5.65pt,252.7pt" o:gfxdata="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" strokecolor="windowText" strokeweight=".5pt">
             <v:stroke joinstyle="miter"/>
@@ -6544,6 +7652,7 @@
           <w:lang w:val="en-US"/>
         </w:rPr>
       </w:pPr>
+      <w:proofErr w:type="spellStart"/>
       <w:r>
         <w:rPr>
           <w:rFonts w:cs="Arial"/>
@@ -6553,6 +7662,7 @@
         </w:rPr>
         <w:t>Pihak</w:t>
       </w:r>
+      <w:proofErr w:type="spellEnd"/>
       <w:r>
         <w:rPr>
           <w:rFonts w:cs="Arial"/>
@@ -6562,6 +7672,7 @@
         </w:rPr>
         <w:t xml:space="preserve"> </w:t>
       </w:r>
+      <w:proofErr w:type="spellStart"/>
       <w:r>
         <w:rPr>
           <w:rFonts w:cs="Arial"/>
@@ -6571,6 +7682,7 @@
         </w:rPr>
         <w:t>kedua</w:t>
       </w:r>
+      <w:proofErr w:type="spellEnd"/>
       <w:r>
         <w:rPr>
           <w:rFonts w:cs="Arial"/>
@@ -6580,6 +7692,7 @@
         </w:rPr>
         <w:t xml:space="preserve"> </w:t>
       </w:r>
+      <w:proofErr w:type="spellStart"/>
       <w:r>
         <w:rPr>
           <w:rFonts w:cs="Arial"/>
@@ -6589,6 +7702,7 @@
         </w:rPr>
         <w:t>tidak</w:t>
       </w:r>
+      <w:proofErr w:type="spellEnd"/>
       <w:r>
         <w:rPr>
           <w:rFonts w:cs="Arial"/>
@@ -6598,6 +7712,7 @@
         </w:rPr>
         <w:t xml:space="preserve"> </w:t>
       </w:r>
+      <w:proofErr w:type="spellStart"/>
       <w:r>
         <w:rPr>
           <w:rFonts w:cs="Arial"/>
@@ -6607,6 +7722,7 @@
         </w:rPr>
         <w:t>akan</w:t>
       </w:r>
+      <w:proofErr w:type="spellEnd"/>
       <w:r>
         <w:rPr>
           <w:rFonts w:cs="Arial"/>
@@ -6616,6 +7732,7 @@
         </w:rPr>
         <w:t xml:space="preserve"> </w:t>
       </w:r>
+      <w:proofErr w:type="spellStart"/>
       <w:r>
         <w:rPr>
           <w:rFonts w:cs="Arial"/>
@@ -6625,6 +7742,7 @@
         </w:rPr>
         <w:t>melakukan</w:t>
       </w:r>
+      <w:proofErr w:type="spellEnd"/>
       <w:r>
         <w:rPr>
           <w:rFonts w:cs="Arial"/>
@@ -6634,6 +7752,7 @@
         </w:rPr>
         <w:t xml:space="preserve"> </w:t>
       </w:r>
+      <w:proofErr w:type="spellStart"/>
       <w:r>
         <w:rPr>
           <w:rFonts w:cs="Arial"/>
@@ -6643,6 +7762,7 @@
         </w:rPr>
         <w:t>tuntutan</w:t>
       </w:r>
+      <w:proofErr w:type="spellEnd"/>
       <w:r>
         <w:rPr>
           <w:rFonts w:cs="Arial"/>
@@ -6652,15 +7772,77 @@
         </w:rPr>
         <w:t xml:space="preserve"> </w:t>
       </w:r>
-      <w:r>
-        <w:rPr>
-          <w:rFonts w:cs="Arial"/>
-          <w:sz w:val="24"/>
-          <w:szCs w:val="24"/>
-          <w:lang w:val="en-US"/>
-        </w:rPr>
-        <w:t>hukum (materil dan immateril)  terkait</w:t>
-      </w:r>
+      <w:proofErr w:type="spellStart"/>
+      <w:r>
+        <w:rPr>
+          <w:rFonts w:cs="Arial"/>
+          <w:sz w:val="24"/>
+          <w:szCs w:val="24"/>
+          <w:lang w:val="en-US"/>
+        </w:rPr>
+        <w:t>hukum</w:t>
+      </w:r>
+      <w:proofErr w:type="spellEnd"/>
+      <w:r>
+        <w:rPr>
+          <w:rFonts w:cs="Arial"/>
+          <w:sz w:val="24"/>
+          <w:szCs w:val="24"/>
+          <w:lang w:val="en-US"/>
+        </w:rPr>
+        <w:t xml:space="preserve"> (</w:t>
+      </w:r>
+      <w:proofErr w:type="spellStart"/>
+      <w:r>
+        <w:rPr>
+          <w:rFonts w:cs="Arial"/>
+          <w:sz w:val="24"/>
+          <w:szCs w:val="24"/>
+          <w:lang w:val="en-US"/>
+        </w:rPr>
+        <w:t>materil</w:t>
+      </w:r>
+      <w:proofErr w:type="spellEnd"/>
+      <w:r>
+        <w:rPr>
+          <w:rFonts w:cs="Arial"/>
+          <w:sz w:val="24"/>
+          <w:szCs w:val="24"/>
+          <w:lang w:val="en-US"/>
+        </w:rPr>
+        <w:t xml:space="preserve"> dan </w:t>
+      </w:r>
+      <w:proofErr w:type="spellStart"/>
+      <w:r>
+        <w:rPr>
+          <w:rFonts w:cs="Arial"/>
+          <w:sz w:val="24"/>
+          <w:szCs w:val="24"/>
+          <w:lang w:val="en-US"/>
+        </w:rPr>
+        <w:t>immateril</w:t>
+      </w:r>
+      <w:proofErr w:type="spellEnd"/>
+      <w:r>
+        <w:rPr>
+          <w:rFonts w:cs="Arial"/>
+          <w:sz w:val="24"/>
+          <w:szCs w:val="24"/>
+          <w:lang w:val="en-US"/>
+        </w:rPr>
+        <w:t xml:space="preserve">)  </w:t>
+      </w:r>
+      <w:proofErr w:type="spellStart"/>
+      <w:r>
+        <w:rPr>
+          <w:rFonts w:cs="Arial"/>
+          <w:sz w:val="24"/>
+          <w:szCs w:val="24"/>
+          <w:lang w:val="en-US"/>
+        </w:rPr>
+        <w:t>terkait</w:t>
+      </w:r>
+      <w:proofErr w:type="spellEnd"/>
       <w:r>
         <w:rPr>
           <w:rFonts w:cs="Arial"/>
@@ -6670,6 +7852,7 @@
         </w:rPr>
         <w:t xml:space="preserve"> </w:t>
       </w:r>
+      <w:proofErr w:type="spellStart"/>
       <w:r>
         <w:rPr>
           <w:rFonts w:cs="Arial"/>
@@ -6679,6 +7862,7 @@
         </w:rPr>
         <w:t>dengan</w:t>
       </w:r>
+      <w:proofErr w:type="spellEnd"/>
       <w:r>
         <w:rPr>
           <w:rFonts w:cs="Arial"/>
@@ -6688,6 +7872,7 @@
         </w:rPr>
         <w:t xml:space="preserve"> </w:t>
       </w:r>
+      <w:proofErr w:type="spellStart"/>
       <w:r>
         <w:rPr>
           <w:rFonts w:cs="Arial"/>
@@ -6697,6 +7882,7 @@
         </w:rPr>
         <w:t>kerusakan</w:t>
       </w:r>
+      <w:proofErr w:type="spellEnd"/>
       <w:r>
         <w:rPr>
           <w:rFonts w:cs="Arial"/>
@@ -6706,6 +7892,7 @@
         </w:rPr>
         <w:t xml:space="preserve"> </w:t>
       </w:r>
+      <w:proofErr w:type="spellStart"/>
       <w:r>
         <w:rPr>
           <w:rFonts w:cs="Arial"/>
@@ -6715,6 +7902,7 @@
         </w:rPr>
         <w:t>bangunan</w:t>
       </w:r>
+      <w:proofErr w:type="spellEnd"/>
       <w:r>
         <w:rPr>
           <w:rFonts w:cs="Arial"/>
@@ -6724,15 +7912,57 @@
         </w:rPr>
         <w:t xml:space="preserve"> </w:t>
       </w:r>
-      <w:r>
-        <w:rPr>
-          <w:rFonts w:cs="Arial"/>
-          <w:sz w:val="24"/>
-          <w:szCs w:val="24"/>
-          <w:lang w:val="en-US"/>
-        </w:rPr>
-        <w:t>kios/ruko dan mengakibatkan</w:t>
-      </w:r>
+      <w:proofErr w:type="spellStart"/>
+      <w:r>
+        <w:rPr>
+          <w:rFonts w:cs="Arial"/>
+          <w:sz w:val="24"/>
+          <w:szCs w:val="24"/>
+          <w:lang w:val="en-US"/>
+        </w:rPr>
+        <w:t>kios</w:t>
+      </w:r>
+      <w:proofErr w:type="spellEnd"/>
+      <w:r>
+        <w:rPr>
+          <w:rFonts w:cs="Arial"/>
+          <w:sz w:val="24"/>
+          <w:szCs w:val="24"/>
+          <w:lang w:val="en-US"/>
+        </w:rPr>
+        <w:t>/</w:t>
+      </w:r>
+      <w:proofErr w:type="spellStart"/>
+      <w:r>
+        <w:rPr>
+          <w:rFonts w:cs="Arial"/>
+          <w:sz w:val="24"/>
+          <w:szCs w:val="24"/>
+          <w:lang w:val="en-US"/>
+        </w:rPr>
+        <w:t>ruko</w:t>
+      </w:r>
+      <w:proofErr w:type="spellEnd"/>
+      <w:r>
+        <w:rPr>
+          <w:rFonts w:cs="Arial"/>
+          <w:sz w:val="24"/>
+          <w:szCs w:val="24"/>
+          <w:lang w:val="en-US"/>
+        </w:rPr>
+        <w:t xml:space="preserve"> dan </w:t>
+      </w:r>
+      <w:proofErr w:type="spellStart"/>
+      <w:r>
+        <w:rPr>
+          <w:rFonts w:cs="Arial"/>
+          <w:sz w:val="24"/>
+          <w:szCs w:val="24"/>
+          <w:lang w:val="en-US"/>
+        </w:rPr>
+        <w:t>mengakibatkan</w:t>
+      </w:r>
+      <w:proofErr w:type="spellEnd"/>
       <w:r>
         <w:rPr>
           <w:rFonts w:cs="Arial"/>
@@ -6742,6 +7972,7 @@
         </w:rPr>
         <w:t xml:space="preserve"> </w:t>
       </w:r>
+      <w:proofErr w:type="spellStart"/>
       <w:r>
         <w:rPr>
           <w:rFonts w:cs="Arial"/>
@@ -6751,6 +7982,7 @@
         </w:rPr>
         <w:t>kerugian</w:t>
       </w:r>
+      <w:proofErr w:type="spellEnd"/>
       <w:r>
         <w:rPr>
           <w:rFonts w:cs="Arial"/>
@@ -6760,6 +7992,7 @@
         </w:rPr>
         <w:t xml:space="preserve"> </w:t>
       </w:r>
+      <w:proofErr w:type="spellStart"/>
       <w:r>
         <w:rPr>
           <w:rFonts w:cs="Arial"/>
@@ -6769,6 +8002,7 @@
         </w:rPr>
         <w:t>bagi</w:t>
       </w:r>
+      <w:proofErr w:type="spellEnd"/>
       <w:r>
         <w:rPr>
           <w:rFonts w:cs="Arial"/>
@@ -6778,6 +8012,7 @@
         </w:rPr>
         <w:t xml:space="preserve"> </w:t>
       </w:r>
+      <w:proofErr w:type="spellStart"/>
       <w:r>
         <w:rPr>
           <w:rFonts w:cs="Arial"/>
@@ -6787,6 +8022,7 @@
         </w:rPr>
         <w:t>pihak</w:t>
       </w:r>
+      <w:proofErr w:type="spellEnd"/>
       <w:r>
         <w:rPr>
           <w:rFonts w:cs="Arial"/>
@@ -6796,6 +8032,7 @@
         </w:rPr>
         <w:t xml:space="preserve"> </w:t>
       </w:r>
+      <w:proofErr w:type="spellStart"/>
       <w:r>
         <w:rPr>
           <w:rFonts w:cs="Arial"/>
@@ -6805,6 +8042,7 @@
         </w:rPr>
         <w:t>kedua</w:t>
       </w:r>
+      <w:proofErr w:type="spellEnd"/>
       <w:r>
         <w:rPr>
           <w:rFonts w:cs="Arial"/>
@@ -6814,6 +8052,7 @@
         </w:rPr>
         <w:t xml:space="preserve"> </w:t>
       </w:r>
+      <w:proofErr w:type="spellStart"/>
       <w:r>
         <w:rPr>
           <w:rFonts w:cs="Arial"/>
@@ -6823,6 +8062,7 @@
         </w:rPr>
         <w:t>atau</w:t>
       </w:r>
+      <w:proofErr w:type="spellEnd"/>
       <w:r>
         <w:rPr>
           <w:rFonts w:cs="Arial"/>
@@ -6832,15 +8072,37 @@
         </w:rPr>
         <w:t xml:space="preserve"> </w:t>
       </w:r>
-      <w:r>
-        <w:rPr>
-          <w:rFonts w:cs="Arial"/>
-          <w:sz w:val="24"/>
-          <w:szCs w:val="24"/>
-          <w:lang w:val="en-US"/>
-        </w:rPr>
-        <w:t>pihak lain pada saat</w:t>
-      </w:r>
+      <w:proofErr w:type="spellStart"/>
+      <w:r>
+        <w:rPr>
+          <w:rFonts w:cs="Arial"/>
+          <w:sz w:val="24"/>
+          <w:szCs w:val="24"/>
+          <w:lang w:val="en-US"/>
+        </w:rPr>
+        <w:t>pihak</w:t>
+      </w:r>
+      <w:proofErr w:type="spellEnd"/>
+      <w:r>
+        <w:rPr>
+          <w:rFonts w:cs="Arial"/>
+          <w:sz w:val="24"/>
+          <w:szCs w:val="24"/>
+          <w:lang w:val="en-US"/>
+        </w:rPr>
+        <w:t xml:space="preserve"> lain pada </w:t>
+      </w:r>
+      <w:proofErr w:type="spellStart"/>
+      <w:r>
+        <w:rPr>
+          <w:rFonts w:cs="Arial"/>
+          <w:sz w:val="24"/>
+          <w:szCs w:val="24"/>
+          <w:lang w:val="en-US"/>
+        </w:rPr>
+        <w:t>saat</w:t>
+      </w:r>
+      <w:proofErr w:type="spellEnd"/>
       <w:r>
         <w:rPr>
           <w:rFonts w:cs="Arial"/>
@@ -6850,14 +8112,85 @@
         </w:rPr>
         <w:t xml:space="preserve"> </w:t>
       </w:r>
-      <w:r>
-        <w:rPr>
-          <w:rFonts w:cs="Arial"/>
-          <w:sz w:val="24"/>
-          <w:szCs w:val="24"/>
-          <w:lang w:val="en-US"/>
-        </w:rPr>
-        <w:t>beraktifitas di ruangan/kios yang disewa. --------------------------</w:t>
+      <w:proofErr w:type="spellStart"/>
+      <w:r>
+        <w:rPr>
+          <w:rFonts w:cs="Arial"/>
+          <w:sz w:val="24"/>
+          <w:szCs w:val="24"/>
+          <w:lang w:val="en-US"/>
+        </w:rPr>
+        <w:t>beraktifitas</w:t>
+      </w:r>
+      <w:proofErr w:type="spellEnd"/>
+      <w:r>
+        <w:rPr>
+          <w:rFonts w:cs="Arial"/>
+          <w:sz w:val="24"/>
+          <w:szCs w:val="24"/>
+          <w:lang w:val="en-US"/>
+        </w:rPr>
+        <w:t xml:space="preserve"> di </w:t>
+      </w:r>
+      <w:proofErr w:type="spellStart"/>
+      <w:r>
+        <w:rPr>
+          <w:rFonts w:cs="Arial"/>
+          <w:sz w:val="24"/>
+          <w:szCs w:val="24"/>
+          <w:lang w:val="en-US"/>
+        </w:rPr>
+        <w:t>ruangan</w:t>
+      </w:r>
+      <w:proofErr w:type="spellEnd"/>
+      <w:r>
+        <w:rPr>
+          <w:rFonts w:cs="Arial"/>
+          <w:sz w:val="24"/>
+          <w:szCs w:val="24"/>
+          <w:lang w:val="en-US"/>
+        </w:rPr>
+        <w:t>/</w:t>
+      </w:r>
+      <w:proofErr w:type="spellStart"/>
+      <w:r>
+        <w:rPr>
+          <w:rFonts w:cs="Arial"/>
+          <w:sz w:val="24"/>
+          <w:szCs w:val="24"/>
+          <w:lang w:val="en-US"/>
+        </w:rPr>
+        <w:t>kios</w:t>
+      </w:r>
+      <w:proofErr w:type="spellEnd"/>
+      <w:r>
+        <w:rPr>
+          <w:rFonts w:cs="Arial"/>
+          <w:sz w:val="24"/>
+          <w:szCs w:val="24"/>
+          <w:lang w:val="en-US"/>
+        </w:rPr>
+        <w:t xml:space="preserve"> yang </w:t>
+      </w:r>
+      <w:proofErr w:type="spellStart"/>
+      <w:r>
+        <w:rPr>
+          <w:rFonts w:cs="Arial"/>
+          <w:sz w:val="24"/>
+          <w:szCs w:val="24"/>
+          <w:lang w:val="en-US"/>
+        </w:rPr>
+        <w:t>disewa</w:t>
+      </w:r>
+      <w:proofErr w:type="spellEnd"/>
+      <w:r>
+        <w:rPr>
+          <w:rFonts w:cs="Arial"/>
+          <w:sz w:val="24"/>
+          <w:szCs w:val="24"/>
+          <w:lang w:val="en-US"/>
+        </w:rPr>
+        <w:t>. --------------------------</w:t>
       </w:r>
       <w:r>
         <w:rPr>
@@ -7069,6 +8402,7 @@
           </v:line>
         </w:pict>
       </w:r>
+      <w:proofErr w:type="spellStart"/>
       <w:r>
         <w:rPr>
           <w:rFonts w:cs="Arial"/>
@@ -7078,6 +8412,7 @@
         </w:rPr>
         <w:t>Pihak</w:t>
       </w:r>
+      <w:proofErr w:type="spellEnd"/>
       <w:r>
         <w:rPr>
           <w:rFonts w:cs="Arial"/>
@@ -7087,6 +8422,7 @@
         </w:rPr>
         <w:t xml:space="preserve"> </w:t>
       </w:r>
+      <w:proofErr w:type="spellStart"/>
       <w:r>
         <w:rPr>
           <w:rFonts w:cs="Arial"/>
@@ -7096,6 +8432,7 @@
         </w:rPr>
         <w:t>kedua</w:t>
       </w:r>
+      <w:proofErr w:type="spellEnd"/>
       <w:r>
         <w:rPr>
           <w:rFonts w:cs="Arial"/>
@@ -7105,6 +8442,7 @@
         </w:rPr>
         <w:t xml:space="preserve"> </w:t>
       </w:r>
+      <w:proofErr w:type="spellStart"/>
       <w:r>
         <w:rPr>
           <w:rFonts w:cs="Arial"/>
@@ -7114,6 +8452,7 @@
         </w:rPr>
         <w:t>bersedia</w:t>
       </w:r>
+      <w:proofErr w:type="spellEnd"/>
       <w:r>
         <w:rPr>
           <w:rFonts w:cs="Arial"/>
@@ -7123,6 +8462,7 @@
         </w:rPr>
         <w:t xml:space="preserve"> </w:t>
       </w:r>
+      <w:proofErr w:type="spellStart"/>
       <w:r>
         <w:rPr>
           <w:rFonts w:cs="Arial"/>
@@ -7132,6 +8472,7 @@
         </w:rPr>
         <w:t>direlokasi</w:t>
       </w:r>
+      <w:proofErr w:type="spellEnd"/>
       <w:r>
         <w:rPr>
           <w:rFonts w:cs="Arial"/>
@@ -7141,6 +8482,7 @@
         </w:rPr>
         <w:t xml:space="preserve"> </w:t>
       </w:r>
+      <w:proofErr w:type="spellStart"/>
       <w:r>
         <w:rPr>
           <w:rFonts w:cs="Arial"/>
@@ -7150,6 +8492,7 @@
         </w:rPr>
         <w:t>apabila</w:t>
       </w:r>
+      <w:proofErr w:type="spellEnd"/>
       <w:r>
         <w:rPr>
           <w:rFonts w:cs="Arial"/>
@@ -7159,6 +8502,7 @@
         </w:rPr>
         <w:t xml:space="preserve"> </w:t>
       </w:r>
+      <w:proofErr w:type="spellStart"/>
       <w:r>
         <w:rPr>
           <w:rFonts w:cs="Arial"/>
@@ -7168,6 +8512,7 @@
         </w:rPr>
         <w:t>ada</w:t>
       </w:r>
+      <w:proofErr w:type="spellEnd"/>
       <w:r>
         <w:rPr>
           <w:rFonts w:cs="Arial"/>
@@ -7177,6 +8522,7 @@
         </w:rPr>
         <w:t xml:space="preserve"> </w:t>
       </w:r>
+      <w:proofErr w:type="spellStart"/>
       <w:r>
         <w:rPr>
           <w:rFonts w:cs="Arial"/>
@@ -7186,6 +8532,7 @@
         </w:rPr>
         <w:t>penataan</w:t>
       </w:r>
+      <w:proofErr w:type="spellEnd"/>
       <w:r>
         <w:rPr>
           <w:rFonts w:cs="Arial"/>
@@ -7195,15 +8542,37 @@
         </w:rPr>
         <w:t xml:space="preserve"> </w:t>
       </w:r>
-      <w:r>
-        <w:rPr>
-          <w:rFonts w:cs="Arial"/>
-          <w:sz w:val="24"/>
-          <w:szCs w:val="24"/>
-          <w:lang w:val="en-US"/>
-        </w:rPr>
-        <w:t>kota dan atau</w:t>
-      </w:r>
+      <w:proofErr w:type="spellStart"/>
+      <w:r>
+        <w:rPr>
+          <w:rFonts w:cs="Arial"/>
+          <w:sz w:val="24"/>
+          <w:szCs w:val="24"/>
+          <w:lang w:val="en-US"/>
+        </w:rPr>
+        <w:t>kota</w:t>
+      </w:r>
+      <w:proofErr w:type="spellEnd"/>
+      <w:r>
+        <w:rPr>
+          <w:rFonts w:cs="Arial"/>
+          <w:sz w:val="24"/>
+          <w:szCs w:val="24"/>
+          <w:lang w:val="en-US"/>
+        </w:rPr>
+        <w:t xml:space="preserve"> dan </w:t>
+      </w:r>
+      <w:proofErr w:type="spellStart"/>
+      <w:r>
+        <w:rPr>
+          <w:rFonts w:cs="Arial"/>
+          <w:sz w:val="24"/>
+          <w:szCs w:val="24"/>
+          <w:lang w:val="en-US"/>
+        </w:rPr>
+        <w:t>atau</w:t>
+      </w:r>
+      <w:proofErr w:type="spellEnd"/>
       <w:r>
         <w:rPr>
           <w:rFonts w:cs="Arial"/>
@@ -7213,14 +8582,25 @@
         </w:rPr>
         <w:t xml:space="preserve"> </w:t>
       </w:r>
-      <w:r>
-        <w:rPr>
-          <w:rFonts w:cs="Arial"/>
-          <w:sz w:val="24"/>
-          <w:szCs w:val="24"/>
-          <w:lang w:val="en-US"/>
-        </w:rPr>
-        <w:t>Revitalisasi Gedung Pertokoan</w:t>
+      <w:proofErr w:type="spellStart"/>
+      <w:r>
+        <w:rPr>
+          <w:rFonts w:cs="Arial"/>
+          <w:sz w:val="24"/>
+          <w:szCs w:val="24"/>
+          <w:lang w:val="en-US"/>
+        </w:rPr>
+        <w:t>Revitalisasi</w:t>
+      </w:r>
+      <w:proofErr w:type="spellEnd"/>
+      <w:r>
+        <w:rPr>
+          <w:rFonts w:cs="Arial"/>
+          <w:sz w:val="24"/>
+          <w:szCs w:val="24"/>
+          <w:lang w:val="en-US"/>
+        </w:rPr>
+        <w:t xml:space="preserve"> Gedung Pertokoan</w:t>
       </w:r>
       <w:r>
         <w:rPr>
@@ -7742,6 +9122,14 @@
       <w:r>
         <w:rPr>
           <w:rFonts w:cs="Arial"/>
+          <w:sz w:val="24"/>
+          <w:szCs w:val="24"/>
+        </w:rPr>
+        <w:t xml:space="preserve"> </w:t>
+      </w:r>
+      <w:r>
+        <w:rPr>
+          <w:rFonts w:cs="Arial"/>
           <w:b/>
           <w:i/>
           <w:sz w:val="24"/>
@@ -8018,6 +9406,7 @@
         </w:rPr>
         <w:t xml:space="preserve">Dalam hal yang ditimbulkan </w:t>
       </w:r>
+      <w:proofErr w:type="spellStart"/>
       <w:r>
         <w:rPr>
           <w:rFonts w:cs="Arial"/>
@@ -8027,6 +9416,7 @@
         </w:rPr>
         <w:t>apabila</w:t>
       </w:r>
+      <w:proofErr w:type="spellEnd"/>
       <w:r>
         <w:rPr>
           <w:rFonts w:cs="Arial"/>
@@ -8036,6 +9426,7 @@
         </w:rPr>
         <w:t xml:space="preserve"> </w:t>
       </w:r>
+      <w:proofErr w:type="spellStart"/>
       <w:r>
         <w:rPr>
           <w:rFonts w:cs="Arial"/>
@@ -8045,6 +9436,7 @@
         </w:rPr>
         <w:t>terjadi</w:t>
       </w:r>
+      <w:proofErr w:type="spellEnd"/>
       <w:r>
         <w:rPr>
           <w:rFonts w:cs="Arial"/>
@@ -8054,6 +9446,7 @@
         </w:rPr>
         <w:t xml:space="preserve"> </w:t>
       </w:r>
+      <w:proofErr w:type="spellStart"/>
       <w:r>
         <w:rPr>
           <w:rFonts w:cs="Arial"/>
@@ -8063,6 +9456,7 @@
         </w:rPr>
         <w:t>perselesihan</w:t>
       </w:r>
+      <w:proofErr w:type="spellEnd"/>
       <w:r>
         <w:rPr>
           <w:rFonts w:cs="Arial"/>
@@ -8072,6 +9466,7 @@
         </w:rPr>
         <w:t xml:space="preserve"> </w:t>
       </w:r>
+      <w:proofErr w:type="spellStart"/>
       <w:r>
         <w:rPr>
           <w:rFonts w:cs="Arial"/>
@@ -8081,6 +9476,7 @@
         </w:rPr>
         <w:t>antara</w:t>
       </w:r>
+      <w:proofErr w:type="spellEnd"/>
       <w:r>
         <w:rPr>
           <w:rFonts w:cs="Arial"/>
@@ -8090,6 +9486,7 @@
         </w:rPr>
         <w:t xml:space="preserve"> </w:t>
       </w:r>
+      <w:proofErr w:type="spellStart"/>
       <w:r>
         <w:rPr>
           <w:rFonts w:cs="Arial"/>
@@ -8099,6 +9496,7 @@
         </w:rPr>
         <w:t>pihak</w:t>
       </w:r>
+      <w:proofErr w:type="spellEnd"/>
       <w:r>
         <w:rPr>
           <w:rFonts w:cs="Arial"/>
@@ -8108,15 +9506,37 @@
         </w:rPr>
         <w:t xml:space="preserve"> </w:t>
       </w:r>
-      <w:r>
-        <w:rPr>
-          <w:rFonts w:cs="Arial"/>
-          <w:sz w:val="24"/>
-          <w:szCs w:val="24"/>
-          <w:lang w:val="en-US"/>
-        </w:rPr>
-        <w:t>pertama dan pihak</w:t>
-      </w:r>
+      <w:proofErr w:type="spellStart"/>
+      <w:r>
+        <w:rPr>
+          <w:rFonts w:cs="Arial"/>
+          <w:sz w:val="24"/>
+          <w:szCs w:val="24"/>
+          <w:lang w:val="en-US"/>
+        </w:rPr>
+        <w:t>pertama</w:t>
+      </w:r>
+      <w:proofErr w:type="spellEnd"/>
+      <w:r>
+        <w:rPr>
+          <w:rFonts w:cs="Arial"/>
+          <w:sz w:val="24"/>
+          <w:szCs w:val="24"/>
+          <w:lang w:val="en-US"/>
+        </w:rPr>
+        <w:t xml:space="preserve"> dan </w:t>
+      </w:r>
+      <w:proofErr w:type="spellStart"/>
+      <w:r>
+        <w:rPr>
+          <w:rFonts w:cs="Arial"/>
+          <w:sz w:val="24"/>
+          <w:szCs w:val="24"/>
+          <w:lang w:val="en-US"/>
+        </w:rPr>
+        <w:t>pihak</w:t>
+      </w:r>
+      <w:proofErr w:type="spellEnd"/>
       <w:r>
         <w:rPr>
           <w:rFonts w:cs="Arial"/>
@@ -8126,15 +9546,37 @@
         </w:rPr>
         <w:t xml:space="preserve"> </w:t>
       </w:r>
-      <w:r>
-        <w:rPr>
-          <w:rFonts w:cs="Arial"/>
-          <w:sz w:val="24"/>
-          <w:szCs w:val="24"/>
-          <w:lang w:val="en-US"/>
-        </w:rPr>
-        <w:t>kedua, maka</w:t>
-      </w:r>
+      <w:proofErr w:type="spellStart"/>
+      <w:r>
+        <w:rPr>
+          <w:rFonts w:cs="Arial"/>
+          <w:sz w:val="24"/>
+          <w:szCs w:val="24"/>
+          <w:lang w:val="en-US"/>
+        </w:rPr>
+        <w:t>kedua</w:t>
+      </w:r>
+      <w:proofErr w:type="spellEnd"/>
+      <w:r>
+        <w:rPr>
+          <w:rFonts w:cs="Arial"/>
+          <w:sz w:val="24"/>
+          <w:szCs w:val="24"/>
+          <w:lang w:val="en-US"/>
+        </w:rPr>
+        <w:t xml:space="preserve">, </w:t>
+      </w:r>
+      <w:proofErr w:type="spellStart"/>
+      <w:r>
+        <w:rPr>
+          <w:rFonts w:cs="Arial"/>
+          <w:sz w:val="24"/>
+          <w:szCs w:val="24"/>
+          <w:lang w:val="en-US"/>
+        </w:rPr>
+        <w:t>maka</w:t>
+      </w:r>
+      <w:proofErr w:type="spellEnd"/>
       <w:r>
         <w:rPr>
           <w:rFonts w:cs="Arial"/>
@@ -8144,6 +9586,7 @@
         </w:rPr>
         <w:t xml:space="preserve"> </w:t>
       </w:r>
+      <w:proofErr w:type="spellStart"/>
       <w:r>
         <w:rPr>
           <w:rFonts w:cs="Arial"/>
@@ -8153,6 +9596,7 @@
         </w:rPr>
         <w:t>akan</w:t>
       </w:r>
+      <w:proofErr w:type="spellEnd"/>
       <w:r>
         <w:rPr>
           <w:rFonts w:cs="Arial"/>
@@ -8162,6 +9606,7 @@
         </w:rPr>
         <w:t xml:space="preserve"> </w:t>
       </w:r>
+      <w:proofErr w:type="spellStart"/>
       <w:r>
         <w:rPr>
           <w:rFonts w:cs="Arial"/>
@@ -8171,6 +9616,7 @@
         </w:rPr>
         <w:t>diselesaikan</w:t>
       </w:r>
+      <w:proofErr w:type="spellEnd"/>
       <w:r>
         <w:rPr>
           <w:rFonts w:cs="Arial"/>
@@ -8180,6 +9626,7 @@
         </w:rPr>
         <w:t xml:space="preserve"> </w:t>
       </w:r>
+      <w:proofErr w:type="spellStart"/>
       <w:r>
         <w:rPr>
           <w:rFonts w:cs="Arial"/>
@@ -8189,6 +9636,7 @@
         </w:rPr>
         <w:t>secara</w:t>
       </w:r>
+      <w:proofErr w:type="spellEnd"/>
       <w:r>
         <w:rPr>
           <w:rFonts w:cs="Arial"/>
@@ -8198,6 +9646,7 @@
         </w:rPr>
         <w:t xml:space="preserve"> </w:t>
       </w:r>
+      <w:proofErr w:type="spellStart"/>
       <w:r>
         <w:rPr>
           <w:rFonts w:cs="Arial"/>
@@ -8207,6 +9656,7 @@
         </w:rPr>
         <w:t>musyawarah</w:t>
       </w:r>
+      <w:proofErr w:type="spellEnd"/>
       <w:r>
         <w:rPr>
           <w:rFonts w:cs="Arial"/>
@@ -8216,15 +9666,37 @@
         </w:rPr>
         <w:t xml:space="preserve"> </w:t>
       </w:r>
-      <w:r>
-        <w:rPr>
-          <w:rFonts w:cs="Arial"/>
-          <w:sz w:val="24"/>
-          <w:szCs w:val="24"/>
-          <w:lang w:val="en-US"/>
-        </w:rPr>
-        <w:t>mufakat. Dan apabila</w:t>
-      </w:r>
+      <w:proofErr w:type="spellStart"/>
+      <w:r>
+        <w:rPr>
+          <w:rFonts w:cs="Arial"/>
+          <w:sz w:val="24"/>
+          <w:szCs w:val="24"/>
+          <w:lang w:val="en-US"/>
+        </w:rPr>
+        <w:t>mufakat</w:t>
+      </w:r>
+      <w:proofErr w:type="spellEnd"/>
+      <w:r>
+        <w:rPr>
+          <w:rFonts w:cs="Arial"/>
+          <w:sz w:val="24"/>
+          <w:szCs w:val="24"/>
+          <w:lang w:val="en-US"/>
+        </w:rPr>
+        <w:t xml:space="preserve">. Dan </w:t>
+      </w:r>
+      <w:proofErr w:type="spellStart"/>
+      <w:r>
+        <w:rPr>
+          <w:rFonts w:cs="Arial"/>
+          <w:sz w:val="24"/>
+          <w:szCs w:val="24"/>
+          <w:lang w:val="en-US"/>
+        </w:rPr>
+        <w:t>apabila</w:t>
+      </w:r>
+      <w:proofErr w:type="spellEnd"/>
       <w:r>
         <w:rPr>
           <w:rFonts w:cs="Arial"/>
@@ -8234,6 +9706,7 @@
         </w:rPr>
         <w:t xml:space="preserve"> </w:t>
       </w:r>
+      <w:proofErr w:type="spellStart"/>
       <w:r>
         <w:rPr>
           <w:rFonts w:cs="Arial"/>
@@ -8243,6 +9716,7 @@
         </w:rPr>
         <w:t>tidak</w:t>
       </w:r>
+      <w:proofErr w:type="spellEnd"/>
       <w:r>
         <w:rPr>
           <w:rFonts w:cs="Arial"/>
@@ -8252,6 +9726,7 @@
         </w:rPr>
         <w:t xml:space="preserve"> </w:t>
       </w:r>
+      <w:proofErr w:type="spellStart"/>
       <w:r>
         <w:rPr>
           <w:rFonts w:cs="Arial"/>
@@ -8261,6 +9736,7 @@
         </w:rPr>
         <w:t>dapat</w:t>
       </w:r>
+      <w:proofErr w:type="spellEnd"/>
       <w:r>
         <w:rPr>
           <w:rFonts w:cs="Arial"/>
@@ -8270,6 +9746,7 @@
         </w:rPr>
         <w:t xml:space="preserve"> </w:t>
       </w:r>
+      <w:proofErr w:type="spellStart"/>
       <w:r>
         <w:rPr>
           <w:rFonts w:cs="Arial"/>
@@ -8279,6 +9756,7 @@
         </w:rPr>
         <w:t>diselesaikan</w:t>
       </w:r>
+      <w:proofErr w:type="spellEnd"/>
       <w:r>
         <w:rPr>
           <w:rFonts w:cs="Arial"/>
@@ -8288,6 +9766,7 @@
         </w:rPr>
         <w:t xml:space="preserve"> </w:t>
       </w:r>
+      <w:proofErr w:type="spellStart"/>
       <w:r>
         <w:rPr>
           <w:rFonts w:cs="Arial"/>
@@ -8297,6 +9776,7 @@
         </w:rPr>
         <w:t>secara</w:t>
       </w:r>
+      <w:proofErr w:type="spellEnd"/>
       <w:r>
         <w:rPr>
           <w:rFonts w:cs="Arial"/>
@@ -8306,6 +9786,7 @@
         </w:rPr>
         <w:t xml:space="preserve"> </w:t>
       </w:r>
+      <w:proofErr w:type="spellStart"/>
       <w:r>
         <w:rPr>
           <w:rFonts w:cs="Arial"/>
@@ -8315,6 +9796,7 @@
         </w:rPr>
         <w:t>musyawarah</w:t>
       </w:r>
+      <w:proofErr w:type="spellEnd"/>
       <w:r>
         <w:rPr>
           <w:rFonts w:cs="Arial"/>
@@ -8324,6 +9806,7 @@
         </w:rPr>
         <w:t xml:space="preserve"> </w:t>
       </w:r>
+      <w:proofErr w:type="spellStart"/>
       <w:r>
         <w:rPr>
           <w:rFonts w:cs="Arial"/>
@@ -8333,6 +9816,7 @@
         </w:rPr>
         <w:t>mufakat</w:t>
       </w:r>
+      <w:proofErr w:type="spellEnd"/>
       <w:r>
         <w:rPr>
           <w:rFonts w:cs="Arial"/>
@@ -8342,6 +9826,7 @@
         </w:rPr>
         <w:t xml:space="preserve"> </w:t>
       </w:r>
+      <w:proofErr w:type="spellStart"/>
       <w:r>
         <w:rPr>
           <w:rFonts w:cs="Arial"/>
@@ -8351,6 +9836,7 @@
         </w:rPr>
         <w:t>maka</w:t>
       </w:r>
+      <w:proofErr w:type="spellEnd"/>
       <w:r>
         <w:rPr>
           <w:rFonts w:cs="Arial"/>
@@ -8360,6 +9846,7 @@
         </w:rPr>
         <w:t xml:space="preserve"> </w:t>
       </w:r>
+      <w:proofErr w:type="spellStart"/>
       <w:r>
         <w:rPr>
           <w:rFonts w:cs="Arial"/>
@@ -8369,6 +9856,7 @@
         </w:rPr>
         <w:t>akan</w:t>
       </w:r>
+      <w:proofErr w:type="spellEnd"/>
       <w:r>
         <w:rPr>
           <w:rFonts w:cs="Arial"/>
@@ -8378,6 +9866,7 @@
         </w:rPr>
         <w:t xml:space="preserve"> </w:t>
       </w:r>
+      <w:proofErr w:type="spellStart"/>
       <w:r>
         <w:rPr>
           <w:rFonts w:cs="Arial"/>
@@ -8387,6 +9876,7 @@
         </w:rPr>
         <w:t>diselesaikan</w:t>
       </w:r>
+      <w:proofErr w:type="spellEnd"/>
       <w:r>
         <w:rPr>
           <w:rFonts w:cs="Arial"/>
@@ -8396,6 +9886,7 @@
         </w:rPr>
         <w:t xml:space="preserve"> </w:t>
       </w:r>
+      <w:proofErr w:type="spellStart"/>
       <w:r>
         <w:rPr>
           <w:rFonts w:cs="Arial"/>
@@ -8405,6 +9896,7 @@
         </w:rPr>
         <w:t>sesuai</w:t>
       </w:r>
+      <w:proofErr w:type="spellEnd"/>
       <w:r>
         <w:rPr>
           <w:rFonts w:cs="Arial"/>
@@ -8414,14 +9906,65 @@
         </w:rPr>
         <w:t xml:space="preserve"> </w:t>
       </w:r>
-      <w:r>
-        <w:rPr>
-          <w:rFonts w:cs="Arial"/>
-          <w:sz w:val="24"/>
-          <w:szCs w:val="24"/>
-          <w:lang w:val="en-US"/>
-        </w:rPr>
-        <w:t>peraturan dan perundang-undangan yang berlaku di Indonesia</w:t>
+      <w:proofErr w:type="spellStart"/>
+      <w:r>
+        <w:rPr>
+          <w:rFonts w:cs="Arial"/>
+          <w:sz w:val="24"/>
+          <w:szCs w:val="24"/>
+          <w:lang w:val="en-US"/>
+        </w:rPr>
+        <w:t>peraturan</w:t>
+      </w:r>
+      <w:proofErr w:type="spellEnd"/>
+      <w:r>
+        <w:rPr>
+          <w:rFonts w:cs="Arial"/>
+          <w:sz w:val="24"/>
+          <w:szCs w:val="24"/>
+          <w:lang w:val="en-US"/>
+        </w:rPr>
+        <w:t xml:space="preserve"> dan </w:t>
+      </w:r>
+      <w:proofErr w:type="spellStart"/>
+      <w:r>
+        <w:rPr>
+          <w:rFonts w:cs="Arial"/>
+          <w:sz w:val="24"/>
+          <w:szCs w:val="24"/>
+          <w:lang w:val="en-US"/>
+        </w:rPr>
+        <w:t>perundang-undangan</w:t>
+      </w:r>
+      <w:proofErr w:type="spellEnd"/>
+      <w:r>
+        <w:rPr>
+          <w:rFonts w:cs="Arial"/>
+          <w:sz w:val="24"/>
+          <w:szCs w:val="24"/>
+          <w:lang w:val="en-US"/>
+        </w:rPr>
+        <w:t xml:space="preserve"> yang </w:t>
+      </w:r>
+      <w:proofErr w:type="spellStart"/>
+      <w:r>
+        <w:rPr>
+          <w:rFonts w:cs="Arial"/>
+          <w:sz w:val="24"/>
+          <w:szCs w:val="24"/>
+          <w:lang w:val="en-US"/>
+        </w:rPr>
+        <w:t>berlaku</w:t>
+      </w:r>
+      <w:proofErr w:type="spellEnd"/>
+      <w:r>
+        <w:rPr>
+          <w:rFonts w:cs="Arial"/>
+          <w:sz w:val="24"/>
+          <w:szCs w:val="24"/>
+          <w:lang w:val="en-US"/>
+        </w:rPr>
+        <w:t xml:space="preserve"> di Indonesia</w:t>
       </w:r>
       <w:r>
         <w:rPr>
@@ -8558,7 +10101,6 @@
           <w:szCs w:val="24"/>
           <w:lang w:val="en-US"/>
         </w:rPr>
-        <w:lastRenderedPageBreak/>
         <w:pict w14:anchorId="074F5186">
           <v:line id="Straight Connector 35" o:spid="_x0000_s1030" style="position:absolute;z-index:251726848;visibility:visible" from="-13.3pt,27.85pt" to="-13.3pt,98.15pt" o:gfxdata="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" strokecolor="black [3200]" strokeweight=".5pt">
             <v:stroke joinstyle="miter"/>
@@ -9047,6 +10589,7 @@
           </v:line>
         </w:pict>
       </w:r>
+      <w:proofErr w:type="spellStart"/>
       <w:r>
         <w:rPr>
           <w:rFonts w:cs="Arial"/>
@@ -9056,6 +10599,7 @@
         </w:rPr>
         <w:t>Apabila</w:t>
       </w:r>
+      <w:proofErr w:type="spellEnd"/>
       <w:r>
         <w:rPr>
           <w:rFonts w:cs="Arial"/>
@@ -9065,6 +10609,7 @@
         </w:rPr>
         <w:t xml:space="preserve"> </w:t>
       </w:r>
+      <w:proofErr w:type="spellStart"/>
       <w:r>
         <w:rPr>
           <w:rFonts w:cs="Arial"/>
@@ -9074,6 +10619,7 @@
         </w:rPr>
         <w:t>dikemudian</w:t>
       </w:r>
+      <w:proofErr w:type="spellEnd"/>
       <w:r>
         <w:rPr>
           <w:rFonts w:cs="Arial"/>
@@ -9083,6 +10629,7 @@
         </w:rPr>
         <w:t xml:space="preserve"> </w:t>
       </w:r>
+      <w:proofErr w:type="spellStart"/>
       <w:r>
         <w:rPr>
           <w:rFonts w:cs="Arial"/>
@@ -9092,6 +10639,7 @@
         </w:rPr>
         <w:t>hari</w:t>
       </w:r>
+      <w:proofErr w:type="spellEnd"/>
       <w:r>
         <w:rPr>
           <w:rFonts w:cs="Arial"/>
@@ -9101,6 +10649,7 @@
         </w:rPr>
         <w:t xml:space="preserve"> </w:t>
       </w:r>
+      <w:proofErr w:type="spellStart"/>
       <w:r>
         <w:rPr>
           <w:rFonts w:cs="Arial"/>
@@ -9110,6 +10659,7 @@
         </w:rPr>
         <w:t>terdapat</w:t>
       </w:r>
+      <w:proofErr w:type="spellEnd"/>
       <w:r>
         <w:rPr>
           <w:rFonts w:cs="Arial"/>
@@ -9119,6 +10669,7 @@
         </w:rPr>
         <w:t xml:space="preserve"> </w:t>
       </w:r>
+      <w:proofErr w:type="spellStart"/>
       <w:r>
         <w:rPr>
           <w:rFonts w:cs="Arial"/>
@@ -9128,6 +10679,7 @@
         </w:rPr>
         <w:t>kekeliruan</w:t>
       </w:r>
+      <w:proofErr w:type="spellEnd"/>
       <w:r>
         <w:rPr>
           <w:rFonts w:cs="Arial"/>
@@ -9137,6 +10689,7 @@
         </w:rPr>
         <w:t xml:space="preserve"> </w:t>
       </w:r>
+      <w:proofErr w:type="spellStart"/>
       <w:r>
         <w:rPr>
           <w:rFonts w:cs="Arial"/>
@@ -9146,6 +10699,7 @@
         </w:rPr>
         <w:t>dalam</w:t>
       </w:r>
+      <w:proofErr w:type="spellEnd"/>
       <w:r>
         <w:rPr>
           <w:rFonts w:cs="Arial"/>
@@ -9155,6 +10709,7 @@
         </w:rPr>
         <w:t xml:space="preserve"> </w:t>
       </w:r>
+      <w:proofErr w:type="spellStart"/>
       <w:r>
         <w:rPr>
           <w:rFonts w:cs="Arial"/>
@@ -9164,6 +10719,7 @@
         </w:rPr>
         <w:t>surat</w:t>
       </w:r>
+      <w:proofErr w:type="spellEnd"/>
       <w:r>
         <w:rPr>
           <w:rFonts w:cs="Arial"/>
@@ -9173,6 +10729,7 @@
         </w:rPr>
         <w:t xml:space="preserve"> </w:t>
       </w:r>
+      <w:proofErr w:type="spellStart"/>
       <w:r>
         <w:rPr>
           <w:rFonts w:cs="Arial"/>
@@ -9182,6 +10739,7 @@
         </w:rPr>
         <w:t>perjanjian</w:t>
       </w:r>
+      <w:proofErr w:type="spellEnd"/>
       <w:r>
         <w:rPr>
           <w:rFonts w:cs="Arial"/>
@@ -9191,6 +10749,7 @@
         </w:rPr>
         <w:t xml:space="preserve"> </w:t>
       </w:r>
+      <w:proofErr w:type="spellStart"/>
       <w:r>
         <w:rPr>
           <w:rFonts w:cs="Arial"/>
@@ -9200,6 +10759,7 @@
         </w:rPr>
         <w:t>ini</w:t>
       </w:r>
+      <w:proofErr w:type="spellEnd"/>
       <w:r>
         <w:rPr>
           <w:rFonts w:cs="Arial"/>
@@ -9209,6 +10769,7 @@
         </w:rPr>
         <w:t xml:space="preserve"> </w:t>
       </w:r>
+      <w:proofErr w:type="spellStart"/>
       <w:r>
         <w:rPr>
           <w:rFonts w:cs="Arial"/>
@@ -9218,6 +10779,7 @@
         </w:rPr>
         <w:t>maka</w:t>
       </w:r>
+      <w:proofErr w:type="spellEnd"/>
       <w:r>
         <w:rPr>
           <w:rFonts w:cs="Arial"/>
@@ -9227,15 +10789,37 @@
         </w:rPr>
         <w:t xml:space="preserve"> </w:t>
       </w:r>
-      <w:r>
-        <w:rPr>
-          <w:rFonts w:cs="Arial"/>
-          <w:sz w:val="24"/>
-          <w:szCs w:val="24"/>
-          <w:lang w:val="en-US"/>
-        </w:rPr>
-        <w:t>akan di lakukan</w:t>
-      </w:r>
+      <w:proofErr w:type="spellStart"/>
+      <w:r>
+        <w:rPr>
+          <w:rFonts w:cs="Arial"/>
+          <w:sz w:val="24"/>
+          <w:szCs w:val="24"/>
+          <w:lang w:val="en-US"/>
+        </w:rPr>
+        <w:t>akan</w:t>
+      </w:r>
+      <w:proofErr w:type="spellEnd"/>
+      <w:r>
+        <w:rPr>
+          <w:rFonts w:cs="Arial"/>
+          <w:sz w:val="24"/>
+          <w:szCs w:val="24"/>
+          <w:lang w:val="en-US"/>
+        </w:rPr>
+        <w:t xml:space="preserve"> di </w:t>
+      </w:r>
+      <w:proofErr w:type="spellStart"/>
+      <w:r>
+        <w:rPr>
+          <w:rFonts w:cs="Arial"/>
+          <w:sz w:val="24"/>
+          <w:szCs w:val="24"/>
+          <w:lang w:val="en-US"/>
+        </w:rPr>
+        <w:t>lakukan</w:t>
+      </w:r>
+      <w:proofErr w:type="spellEnd"/>
       <w:r>
         <w:rPr>
           <w:rFonts w:cs="Arial"/>
@@ -9267,6 +10851,7 @@
         </w:rPr>
         <w:t xml:space="preserve"> </w:t>
       </w:r>
+      <w:proofErr w:type="spellStart"/>
       <w:r>
         <w:rPr>
           <w:rFonts w:cs="Arial"/>
@@ -9276,6 +10861,7 @@
         </w:rPr>
         <w:t>sebagaimana</w:t>
       </w:r>
+      <w:proofErr w:type="spellEnd"/>
       <w:r>
         <w:rPr>
           <w:rFonts w:cs="Arial"/>
@@ -9285,14 +10871,25 @@
         </w:rPr>
         <w:t xml:space="preserve"> </w:t>
       </w:r>
-      <w:r>
-        <w:rPr>
-          <w:rFonts w:cs="Arial"/>
-          <w:sz w:val="24"/>
-          <w:szCs w:val="24"/>
-          <w:lang w:val="en-US"/>
-        </w:rPr>
-        <w:t>mestinya.</w:t>
+      <w:proofErr w:type="spellStart"/>
+      <w:r>
+        <w:rPr>
+          <w:rFonts w:cs="Arial"/>
+          <w:sz w:val="24"/>
+          <w:szCs w:val="24"/>
+          <w:lang w:val="en-US"/>
+        </w:rPr>
+        <w:t>mestinya</w:t>
+      </w:r>
+      <w:proofErr w:type="spellEnd"/>
+      <w:r>
+        <w:rPr>
+          <w:rFonts w:cs="Arial"/>
+          <w:sz w:val="24"/>
+          <w:szCs w:val="24"/>
+          <w:lang w:val="en-US"/>
+        </w:rPr>
+        <w:t>.</w:t>
       </w:r>
       <w:r>
         <w:rPr>
@@ -9393,6 +10990,16 @@
           <w:b/>
           <w:sz w:val="28"/>
           <w:szCs w:val="28"/>
+          <w:lang w:val="en-US"/>
+        </w:rPr>
+        <w:t xml:space="preserve"> </w:t>
+      </w:r>
+      <w:r>
+        <w:rPr>
+          <w:rFonts w:cs="Arial"/>
+          <w:b/>
+          <w:sz w:val="28"/>
+          <w:szCs w:val="28"/>
         </w:rPr>
         <w:t>PIHAK KEDUA</w:t>
       </w:r>
@@ -9458,14 +11065,25 @@
         </w:rPr>
         <w:t xml:space="preserve">Direksi </w:t>
       </w:r>
-      <w:r>
-        <w:rPr>
-          <w:rFonts w:cs="Arial"/>
-          <w:sz w:val="24"/>
-          <w:szCs w:val="24"/>
-          <w:lang w:val="en-US"/>
-        </w:rPr>
-        <w:t xml:space="preserve">Perusahan Umum Daerah </w:t>
+      <w:proofErr w:type="spellStart"/>
+      <w:r>
+        <w:rPr>
+          <w:rFonts w:cs="Arial"/>
+          <w:sz w:val="24"/>
+          <w:szCs w:val="24"/>
+          <w:lang w:val="en-US"/>
+        </w:rPr>
+        <w:t>Perusahan</w:t>
+      </w:r>
+      <w:proofErr w:type="spellEnd"/>
+      <w:r>
+        <w:rPr>
+          <w:rFonts w:cs="Arial"/>
+          <w:sz w:val="24"/>
+          <w:szCs w:val="24"/>
+          <w:lang w:val="en-US"/>
+        </w:rPr>
+        <w:t xml:space="preserve"> Umum Daerah </w:t>
       </w:r>
       <w:r>
         <w:rPr>
@@ -9591,12 +11209,113 @@
         <w:spacing w:before="240" w:line="276" w:lineRule="auto"/>
         <w:rPr>
           <w:rFonts w:cs="Arial"/>
-          <w:sz w:val="24"/>
-          <w:szCs w:val="24"/>
+          <w:sz w:val="12"/>
+          <w:szCs w:val="12"/>
           <w:lang w:val="en-US"/>
         </w:rPr>
       </w:pPr>
     </w:p>
+    <w:tbl>
+      <w:tblPr>
+        <w:tblStyle w:val="TableGrid"/>
+        <w:tblW w:w="10598" w:type="dxa"/>
+        <w:tblBorders>
+          <w:top w:val="none" w:sz="0" w:space="0" w:color="auto"/>
+          <w:left w:val="none" w:sz="0" w:space="0" w:color="auto"/>
+          <w:bottom w:val="none" w:sz="0" w:space="0" w:color="auto"/>
+          <w:right w:val="none" w:sz="0" w:space="0" w:color="auto"/>
+          <w:insideH w:val="none" w:sz="0" w:space="0" w:color="auto"/>
+          <w:insideV w:val="none" w:sz="0" w:space="0" w:color="auto"/>
+        </w:tblBorders>
+        <w:tblLook w:val="04A0" w:firstRow="1" w:lastRow="0" w:firstColumn="1" w:lastColumn="0" w:noHBand="0" w:noVBand="1"/>
+      </w:tblPr>
+      <w:tblGrid>
+        <w:gridCol w:w="3745"/>
+        <w:gridCol w:w="6853"/>
+      </w:tblGrid>
+      <w:tr>
+        <w:tc>
+          <w:tcPr>
+            <w:tcW w:w="3745" w:type="dxa"/>
+            <w:vAlign w:val="center"/>
+          </w:tcPr>
+          <w:p>
+            <w:pPr>
+              <w:spacing w:before="240" w:line="276" w:lineRule="auto"/>
+              <w:jc w:val="center"/>
+              <w:rPr>
+                <w:rFonts w:cs="Arial"/>
+                <w:b/>
+                <w:sz w:val="28"/>
+                <w:szCs w:val="28"/>
+                <w:lang w:val="en-US"/>
+              </w:rPr>
+            </w:pPr>
+            <w:r>
+              <w:rPr>
+                <w:rFonts w:cs="Arial"/>
+                <w:b/>
+                <w:sz w:val="28"/>
+                <w:szCs w:val="28"/>
+                <w:lang w:val="en-US"/>
+              </w:rPr>
+              <w:t>{</w:t>
+            </w:r>
+            <w:proofErr w:type="spellStart"/>
+            <w:r>
+              <w:rPr>
+                <w:rFonts w:cs="Arial"/>
+                <w:b/>
+                <w:sz w:val="28"/>
+                <w:szCs w:val="28"/>
+                <w:lang w:val="en-US"/>
+              </w:rPr>
+              <w:t>tenant_name</w:t>
+            </w:r>
+            <w:proofErr w:type="spellEnd"/>
+            <w:r>
+              <w:rPr>
+                <w:rFonts w:cs="Arial"/>
+                <w:b/>
+                <w:sz w:val="28"/>
+                <w:szCs w:val="28"/>
+                <w:lang w:val="en-US"/>
+              </w:rPr>
+              <w:t>}</w:t>
+            </w:r>
+          </w:p>
+        </w:tc>
+        <w:tc>
+          <w:tcPr>
+            <w:tcW w:w="6853" w:type="dxa"/>
+            <w:vAlign w:val="center"/>
+          </w:tcPr>
+          <w:p>
+            <w:pPr>
+              <w:spacing w:before="240" w:line="276" w:lineRule="auto"/>
+              <w:jc w:val="center"/>
+              <w:rPr>
+                <w:rFonts w:cs="Arial"/>
+                <w:b/>
+                <w:sz w:val="28"/>
+                <w:szCs w:val="28"/>
+                <w:lang w:val="en-US"/>
+              </w:rPr>
+            </w:pPr>
+            <w:r>
+              <w:rPr>
+                <w:rFonts w:eastAsia="Times New Roman" w:cs="Arial"/>
+                <w:b/>
+                <w:sz w:val="28"/>
+                <w:szCs w:val="28"/>
+                <w:lang w:val="en-US"/>
+              </w:rPr>
+              <w:t>LUCKY  A.  SENDUK, S.Ked</w:t>
+            </w:r>
+          </w:p>
+        </w:tc>
+      </w:tr>
+    </w:tbl>
     <w:p>
       <w:pPr>
         <w:spacing w:before="240" w:line="276" w:lineRule="auto"/>
@@ -9636,7 +11355,7 @@
           <w:szCs w:val="28"/>
           <w:lang w:val="en-US"/>
         </w:rPr>
-        <w:t>……………………………..</w:t>
+        <w:tab/>
       </w:r>
       <w:r>
         <w:rPr>
@@ -9646,7 +11365,7 @@
           <w:szCs w:val="28"/>
           <w:lang w:val="en-US"/>
         </w:rPr>
-        <w:tab/>
+        <w:t xml:space="preserve"> </w:t>
       </w:r>
       <w:r>
         <w:rPr>
@@ -9656,7 +11375,7 @@
           <w:szCs w:val="28"/>
           <w:lang w:val="en-US"/>
         </w:rPr>
-        <w:t xml:space="preserve"> </w:t>
+        <w:t xml:space="preserve">         </w:t>
       </w:r>
       <w:r>
         <w:rPr>
@@ -9666,7 +11385,7 @@
           <w:szCs w:val="28"/>
           <w:lang w:val="en-US"/>
         </w:rPr>
-        <w:t xml:space="preserve">         </w:t>
+        <w:t xml:space="preserve">      </w:t>
       </w:r>
       <w:r>
         <w:rPr>
@@ -9676,7 +11395,7 @@
           <w:szCs w:val="28"/>
           <w:lang w:val="en-US"/>
         </w:rPr>
-        <w:t xml:space="preserve">      </w:t>
+        <w:tab/>
       </w:r>
       <w:r>
         <w:rPr>
@@ -9686,7 +11405,7 @@
           <w:szCs w:val="28"/>
           <w:lang w:val="en-US"/>
         </w:rPr>
-        <w:tab/>
+        <w:t xml:space="preserve">   </w:t>
       </w:r>
       <w:r>
         <w:rPr>
@@ -9696,7 +11415,7 @@
           <w:szCs w:val="28"/>
           <w:lang w:val="en-US"/>
         </w:rPr>
-        <w:t xml:space="preserve">   </w:t>
+        <w:t xml:space="preserve">           </w:t>
       </w:r>
       <w:r>
         <w:rPr>
@@ -9706,7 +11425,7 @@
           <w:szCs w:val="28"/>
           <w:lang w:val="en-US"/>
         </w:rPr>
-        <w:t xml:space="preserve">           </w:t>
+        <w:t xml:space="preserve"> </w:t>
       </w:r>
       <w:r>
         <w:rPr>
@@ -9726,17 +11445,7 @@
           <w:szCs w:val="28"/>
           <w:lang w:val="en-US"/>
         </w:rPr>
-        <w:t xml:space="preserve"> </w:t>
-      </w:r>
-      <w:r>
-        <w:rPr>
-          <w:rFonts w:eastAsia="Times New Roman" w:cs="Arial"/>
-          <w:b/>
-          <w:sz w:val="28"/>
-          <w:szCs w:val="28"/>
-          <w:lang w:val="en-US"/>
-        </w:rPr>
-        <w:t>LUCKY  A.  SENDUK, S.Ked</w:t>
+        <w:t xml:space="preserve">   </w:t>
       </w:r>
     </w:p>
     <w:p>
@@ -12965,6 +14674,25 @@
       <w:spacing w:after="0" w:line="240" w:lineRule="auto"/>
     </w:pPr>
   </w:style>
+  <w:style w:type="table" w:styleId="TableGrid">
+    <w:name w:val="Table Grid"/>
+    <w:basedOn w:val="TableNormal"/>
+    <w:uiPriority w:val="39"/>
+    <w:rsid w:val="009A5151"/>
+    <w:pPr>
+      <w:spacing w:after="0" w:line="240" w:lineRule="auto"/>
+    </w:pPr>
+    <w:tblPr>
+      <w:tblBorders>
+        <w:top w:val="single" w:sz="4" w:space="0" w:color="auto"/>
+        <w:left w:val="single" w:sz="4" w:space="0" w:color="auto"/>
+        <w:bottom w:val="single" w:sz="4" w:space="0" w:color="auto"/>
+        <w:right w:val="single" w:sz="4" w:space="0" w:color="auto"/>
+        <w:insideH w:val="single" w:sz="4" w:space="0" w:color="auto"/>
+        <w:insideV w:val="single" w:sz="4" w:space="0" w:color="auto"/>
+      </w:tblBorders>
+    </w:tblPr>
+  </w:style>
 </w:styles>
 </file>
 

--- a/public/documents/contract-template.docx
+++ b/public/documents/contract-template.docx
@@ -228,6 +228,7 @@
                     <w:t xml:space="preserve"> Lt. II Manado, </w:t>
                   </w:r>
                   <w:proofErr w:type="spellStart"/>
+                  <w:proofErr w:type="gramStart"/>
                   <w:r>
                     <w:rPr>
                       <w:rFonts w:ascii="Agency FB" w:hAnsi="Agency FB" w:cs="Calibri"/>
@@ -238,6 +239,7 @@
                     <w:t>Jl.WalandaMaramis</w:t>
                   </w:r>
                   <w:proofErr w:type="spellEnd"/>
+                  <w:proofErr w:type="gramEnd"/>
                   <w:r>
                     <w:rPr>
                       <w:rFonts w:ascii="Agency FB" w:hAnsi="Agency FB" w:cs="Calibri"/>
@@ -248,6 +250,7 @@
                     <w:t xml:space="preserve"> No.123, Kel. </w:t>
                   </w:r>
                   <w:proofErr w:type="spellStart"/>
+                  <w:proofErr w:type="gramStart"/>
                   <w:r>
                     <w:rPr>
                       <w:rFonts w:ascii="Agency FB" w:hAnsi="Agency FB" w:cs="Calibri"/>
@@ -258,6 +261,7 @@
                     <w:t>Pinaesaan,Kec</w:t>
                   </w:r>
                   <w:proofErr w:type="spellEnd"/>
+                  <w:proofErr w:type="gramEnd"/>
                   <w:r>
                     <w:rPr>
                       <w:rFonts w:ascii="Agency FB" w:hAnsi="Agency FB" w:cs="Calibri"/>
@@ -675,6 +679,24 @@
           <w:sz w:val="40"/>
           <w:szCs w:val="40"/>
         </w:rPr>
+        <w:t xml:space="preserve"> Ruangan</w:t>
+      </w:r>
+      <w:r>
+        <w:rPr>
+          <w:rFonts w:ascii="Arabic Typesetting" w:hAnsi="Arabic Typesetting" w:cs="Arabic Typesetting"/>
+          <w:b/>
+          <w:sz w:val="40"/>
+          <w:szCs w:val="40"/>
+        </w:rPr>
+        <w:t xml:space="preserve"> No.</w:t>
+      </w:r>
+      <w:r>
+        <w:rPr>
+          <w:rFonts w:ascii="Arabic Typesetting" w:hAnsi="Arabic Typesetting" w:cs="Arabic Typesetting"/>
+          <w:b/>
+          <w:sz w:val="40"/>
+          <w:szCs w:val="40"/>
+        </w:rPr>
         <w:t xml:space="preserve"> {room_number}</w:t>
       </w:r>
       <w:r>
@@ -3282,7 +3304,17 @@
           <w:szCs w:val="24"/>
           <w:lang w:val="en-US"/>
         </w:rPr>
-        <w:t xml:space="preserve"> Pasar</w:t>
+        <w:t xml:space="preserve"> </w:t>
+      </w:r>
+      <w:proofErr w:type="gramStart"/>
+      <w:r>
+        <w:rPr>
+          <w:rFonts w:cs="Arial"/>
+          <w:sz w:val="24"/>
+          <w:szCs w:val="24"/>
+          <w:lang w:val="en-US"/>
+        </w:rPr>
+        <w:t>Pasar</w:t>
       </w:r>
       <w:r>
         <w:rPr>
@@ -3325,6 +3357,7 @@
         </w:rPr>
         <w:t>-----</w:t>
       </w:r>
+      <w:proofErr w:type="gramEnd"/>
     </w:p>
     <w:p>
       <w:pPr>
@@ -3615,6 +3648,48 @@
           <w:szCs w:val="24"/>
         </w:rPr>
         <w:t xml:space="preserve"> Ruangan/kios</w:t>
+      </w:r>
+      <w:r>
+        <w:rPr>
+          <w:rFonts w:cs="Arial"/>
+          <w:sz w:val="24"/>
+          <w:szCs w:val="24"/>
+          <w:lang w:val="en-US"/>
+        </w:rPr>
+        <w:t xml:space="preserve"> </w:t>
+      </w:r>
+      <w:proofErr w:type="spellStart"/>
+      <w:r>
+        <w:rPr>
+          <w:rFonts w:cs="Arial"/>
+          <w:b/>
+          <w:bCs/>
+          <w:sz w:val="24"/>
+          <w:szCs w:val="24"/>
+          <w:lang w:val="en-US"/>
+        </w:rPr>
+        <w:t>Ruangan</w:t>
+      </w:r>
+      <w:proofErr w:type="spellEnd"/>
+      <w:r>
+        <w:rPr>
+          <w:rFonts w:cs="Arial"/>
+          <w:sz w:val="24"/>
+          <w:szCs w:val="24"/>
+          <w:lang w:val="en-US"/>
+        </w:rPr>
+        <w:t xml:space="preserve"> </w:t>
+      </w:r>
+      <w:r>
+        <w:rPr>
+          <w:rFonts w:cs="Arial"/>
+          <w:b/>
+          <w:bCs/>
+          <w:sz w:val="24"/>
+          <w:szCs w:val="24"/>
+          <w:lang w:val="en-US"/>
+        </w:rPr>
+        <w:t>No.</w:t>
       </w:r>
       <w:r>
         <w:rPr>
@@ -6958,6 +7033,34 @@
           <w:szCs w:val="24"/>
         </w:rPr>
         <w:t xml:space="preserve">Pihak pertama selaku pengelolah bangunan Ruangan/Kios </w:t>
+      </w:r>
+      <w:r>
+        <w:rPr>
+          <w:rFonts w:cs="Arial"/>
+          <w:b/>
+          <w:bCs/>
+          <w:sz w:val="24"/>
+          <w:szCs w:val="24"/>
+        </w:rPr>
+        <w:t>Ruangan</w:t>
+      </w:r>
+      <w:r>
+        <w:rPr>
+          <w:rFonts w:cs="Arial"/>
+          <w:b/>
+          <w:bCs/>
+          <w:sz w:val="24"/>
+          <w:szCs w:val="24"/>
+        </w:rPr>
+        <w:t xml:space="preserve"> No.</w:t>
+      </w:r>
+      <w:r>
+        <w:rPr>
+          <w:rFonts w:cs="Arial"/>
+          <w:sz w:val="24"/>
+          <w:szCs w:val="24"/>
+        </w:rPr>
+        <w:t xml:space="preserve"> </w:t>
       </w:r>
       <w:r>
         <w:rPr>
@@ -7813,6 +7916,7 @@
         <w:t xml:space="preserve"> dan </w:t>
       </w:r>
       <w:proofErr w:type="spellStart"/>
+      <w:proofErr w:type="gramStart"/>
       <w:r>
         <w:rPr>
           <w:rFonts w:cs="Arial"/>
@@ -7843,6 +7947,7 @@
         <w:t>terkait</w:t>
       </w:r>
       <w:proofErr w:type="spellEnd"/>
+      <w:proofErr w:type="gramEnd"/>
       <w:r>
         <w:rPr>
           <w:rFonts w:cs="Arial"/>
@@ -8600,7 +8705,17 @@
           <w:szCs w:val="24"/>
           <w:lang w:val="en-US"/>
         </w:rPr>
-        <w:t xml:space="preserve"> Gedung Pertokoan</w:t>
+        <w:t xml:space="preserve"> Gedung </w:t>
+      </w:r>
+      <w:proofErr w:type="gramStart"/>
+      <w:r>
+        <w:rPr>
+          <w:rFonts w:cs="Arial"/>
+          <w:sz w:val="24"/>
+          <w:szCs w:val="24"/>
+          <w:lang w:val="en-US"/>
+        </w:rPr>
+        <w:t>Pertokoan</w:t>
       </w:r>
       <w:r>
         <w:rPr>
@@ -8611,6 +8726,7 @@
         </w:rPr>
         <w:t>.----------------------------------------------------------------------------------------------------------</w:t>
       </w:r>
+      <w:proofErr w:type="gramEnd"/>
     </w:p>
     <w:p>
       <w:pPr>
@@ -9964,7 +10080,17 @@
           <w:szCs w:val="24"/>
           <w:lang w:val="en-US"/>
         </w:rPr>
-        <w:t xml:space="preserve"> di Indonesia</w:t>
+        <w:t xml:space="preserve"> di </w:t>
+      </w:r>
+      <w:proofErr w:type="gramStart"/>
+      <w:r>
+        <w:rPr>
+          <w:rFonts w:cs="Arial"/>
+          <w:sz w:val="24"/>
+          <w:szCs w:val="24"/>
+          <w:lang w:val="en-US"/>
+        </w:rPr>
+        <w:t>Indonesia</w:t>
       </w:r>
       <w:r>
         <w:rPr>
@@ -9993,6 +10119,7 @@
         </w:rPr>
         <w:t>----------------------</w:t>
       </w:r>
+      <w:proofErr w:type="gramEnd"/>
     </w:p>
     <w:p>
       <w:pPr>
@@ -11302,6 +11429,7 @@
                 <w:lang w:val="en-US"/>
               </w:rPr>
             </w:pPr>
+            <w:proofErr w:type="gramStart"/>
             <w:r>
               <w:rPr>
                 <w:rFonts w:eastAsia="Times New Roman" w:cs="Arial"/>
@@ -11310,8 +11438,31 @@
                 <w:szCs w:val="28"/>
                 <w:lang w:val="en-US"/>
               </w:rPr>
-              <w:t>LUCKY  A.  SENDUK, S.Ked</w:t>
+              <w:t>LUCKY  A.</w:t>
             </w:r>
+            <w:proofErr w:type="gramEnd"/>
+            <w:r>
+              <w:rPr>
+                <w:rFonts w:eastAsia="Times New Roman" w:cs="Arial"/>
+                <w:b/>
+                <w:sz w:val="28"/>
+                <w:szCs w:val="28"/>
+                <w:lang w:val="en-US"/>
+              </w:rPr>
+              <w:t xml:space="preserve">  SENDUK, </w:t>
+            </w:r>
+            <w:proofErr w:type="gramStart"/>
+            <w:r>
+              <w:rPr>
+                <w:rFonts w:eastAsia="Times New Roman" w:cs="Arial"/>
+                <w:b/>
+                <w:sz w:val="28"/>
+                <w:szCs w:val="28"/>
+                <w:lang w:val="en-US"/>
+              </w:rPr>
+              <w:t>S.Ked</w:t>
+            </w:r>
+            <w:proofErr w:type="gramEnd"/>
           </w:p>
         </w:tc>
       </w:tr>

--- a/public/documents/contract-template.docx
+++ b/public/documents/contract-template.docx
@@ -228,7 +228,6 @@
                     <w:t xml:space="preserve"> Lt. II Manado, </w:t>
                   </w:r>
                   <w:proofErr w:type="spellStart"/>
-                  <w:proofErr w:type="gramStart"/>
                   <w:r>
                     <w:rPr>
                       <w:rFonts w:ascii="Agency FB" w:hAnsi="Agency FB" w:cs="Calibri"/>
@@ -239,7 +238,6 @@
                     <w:t>Jl.WalandaMaramis</w:t>
                   </w:r>
                   <w:proofErr w:type="spellEnd"/>
-                  <w:proofErr w:type="gramEnd"/>
                   <w:r>
                     <w:rPr>
                       <w:rFonts w:ascii="Agency FB" w:hAnsi="Agency FB" w:cs="Calibri"/>
@@ -250,7 +248,6 @@
                     <w:t xml:space="preserve"> No.123, Kel. </w:t>
                   </w:r>
                   <w:proofErr w:type="spellStart"/>
-                  <w:proofErr w:type="gramStart"/>
                   <w:r>
                     <w:rPr>
                       <w:rFonts w:ascii="Agency FB" w:hAnsi="Agency FB" w:cs="Calibri"/>
@@ -261,7 +258,6 @@
                     <w:t>Pinaesaan,Kec</w:t>
                   </w:r>
                   <w:proofErr w:type="spellEnd"/>
-                  <w:proofErr w:type="gramEnd"/>
                   <w:r>
                     <w:rPr>
                       <w:rFonts w:ascii="Agency FB" w:hAnsi="Agency FB" w:cs="Calibri"/>
@@ -3304,17 +3300,7 @@
           <w:szCs w:val="24"/>
           <w:lang w:val="en-US"/>
         </w:rPr>
-        <w:t xml:space="preserve"> </w:t>
-      </w:r>
-      <w:proofErr w:type="gramStart"/>
-      <w:r>
-        <w:rPr>
-          <w:rFonts w:cs="Arial"/>
-          <w:sz w:val="24"/>
-          <w:szCs w:val="24"/>
-          <w:lang w:val="en-US"/>
-        </w:rPr>
-        <w:t>Pasar</w:t>
+        <w:t xml:space="preserve"> Pasar</w:t>
       </w:r>
       <w:r>
         <w:rPr>
@@ -3357,7 +3343,6 @@
         </w:rPr>
         <w:t>-----</w:t>
       </w:r>
-      <w:proofErr w:type="gramEnd"/>
     </w:p>
     <w:p>
       <w:pPr>
@@ -5741,7 +5726,7 @@
           <w:sz w:val="24"/>
           <w:szCs w:val="24"/>
         </w:rPr>
-        <w:t>dan iuran jasa Administrasi sebesar Rp. 50.000; (</w:t>
+        <w:t>dan iuran jasa Administrasi sebesar</w:t>
       </w:r>
       <w:r>
         <w:rPr>
@@ -5751,8 +5736,9 @@
           <w:sz w:val="24"/>
           <w:szCs w:val="24"/>
         </w:rPr>
-        <w:t>L</w:t>
-      </w:r>
+        <w:t xml:space="preserve"> {</w:t>
+      </w:r>
+      <w:proofErr w:type="spellStart"/>
       <w:r>
         <w:rPr>
           <w:rFonts w:cs="Arial"/>
@@ -5760,9 +5746,11 @@
           <w:i/>
           <w:sz w:val="24"/>
           <w:szCs w:val="24"/>
-        </w:rPr>
-        <w:t xml:space="preserve">ima </w:t>
-      </w:r>
+          <w:lang w:val="en-ID"/>
+        </w:rPr>
+        <w:t>biayaAdministrasi</w:t>
+      </w:r>
+      <w:proofErr w:type="spellEnd"/>
       <w:r>
         <w:rPr>
           <w:rFonts w:cs="Arial"/>
@@ -5771,7 +5759,7 @@
           <w:sz w:val="24"/>
           <w:szCs w:val="24"/>
         </w:rPr>
-        <w:t>P</w:t>
+        <w:t>}</w:t>
       </w:r>
       <w:r>
         <w:rPr>
@@ -5781,7 +5769,7 @@
           <w:sz w:val="24"/>
           <w:szCs w:val="24"/>
         </w:rPr>
-        <w:t xml:space="preserve">uluh </w:t>
+        <w:t>; (</w:t>
       </w:r>
       <w:r>
         <w:rPr>
@@ -5791,8 +5779,9 @@
           <w:sz w:val="24"/>
           <w:szCs w:val="24"/>
         </w:rPr>
-        <w:t>R</w:t>
-      </w:r>
+        <w:t>{</w:t>
+      </w:r>
+      <w:proofErr w:type="spellStart"/>
       <w:r>
         <w:rPr>
           <w:rFonts w:cs="Arial"/>
@@ -5800,9 +5789,11 @@
           <w:i/>
           <w:sz w:val="24"/>
           <w:szCs w:val="24"/>
-        </w:rPr>
-        <w:t xml:space="preserve">ibu </w:t>
-      </w:r>
+          <w:lang w:val="en-ID"/>
+        </w:rPr>
+        <w:t>biayaAdministrasiInWords</w:t>
+      </w:r>
+      <w:proofErr w:type="spellEnd"/>
       <w:r>
         <w:rPr>
           <w:rFonts w:cs="Arial"/>
@@ -5811,17 +5802,7 @@
           <w:sz w:val="24"/>
           <w:szCs w:val="24"/>
         </w:rPr>
-        <w:t>R</w:t>
-      </w:r>
-      <w:r>
-        <w:rPr>
-          <w:rFonts w:cs="Arial"/>
-          <w:b/>
-          <w:i/>
-          <w:sz w:val="24"/>
-          <w:szCs w:val="24"/>
-        </w:rPr>
-        <w:t>upiah</w:t>
+        <w:t>}</w:t>
       </w:r>
       <w:r>
         <w:rPr>
@@ -7916,7 +7897,6 @@
         <w:t xml:space="preserve"> dan </w:t>
       </w:r>
       <w:proofErr w:type="spellStart"/>
-      <w:proofErr w:type="gramStart"/>
       <w:r>
         <w:rPr>
           <w:rFonts w:cs="Arial"/>
@@ -7947,7 +7927,6 @@
         <w:t>terkait</w:t>
       </w:r>
       <w:proofErr w:type="spellEnd"/>
-      <w:proofErr w:type="gramEnd"/>
       <w:r>
         <w:rPr>
           <w:rFonts w:cs="Arial"/>
@@ -8705,17 +8684,7 @@
           <w:szCs w:val="24"/>
           <w:lang w:val="en-US"/>
         </w:rPr>
-        <w:t xml:space="preserve"> Gedung </w:t>
-      </w:r>
-      <w:proofErr w:type="gramStart"/>
-      <w:r>
-        <w:rPr>
-          <w:rFonts w:cs="Arial"/>
-          <w:sz w:val="24"/>
-          <w:szCs w:val="24"/>
-          <w:lang w:val="en-US"/>
-        </w:rPr>
-        <w:t>Pertokoan</w:t>
+        <w:t xml:space="preserve"> Gedung Pertokoan</w:t>
       </w:r>
       <w:r>
         <w:rPr>
@@ -8726,7 +8695,6 @@
         </w:rPr>
         <w:t>.----------------------------------------------------------------------------------------------------------</w:t>
       </w:r>
-      <w:proofErr w:type="gramEnd"/>
     </w:p>
     <w:p>
       <w:pPr>
@@ -10080,17 +10048,7 @@
           <w:szCs w:val="24"/>
           <w:lang w:val="en-US"/>
         </w:rPr>
-        <w:t xml:space="preserve"> di </w:t>
-      </w:r>
-      <w:proofErr w:type="gramStart"/>
-      <w:r>
-        <w:rPr>
-          <w:rFonts w:cs="Arial"/>
-          <w:sz w:val="24"/>
-          <w:szCs w:val="24"/>
-          <w:lang w:val="en-US"/>
-        </w:rPr>
-        <w:t>Indonesia</w:t>
+        <w:t xml:space="preserve"> di Indonesia</w:t>
       </w:r>
       <w:r>
         <w:rPr>
@@ -10119,7 +10077,6 @@
         </w:rPr>
         <w:t>----------------------</w:t>
       </w:r>
-      <w:proofErr w:type="gramEnd"/>
     </w:p>
     <w:p>
       <w:pPr>
@@ -11429,7 +11386,6 @@
                 <w:lang w:val="en-US"/>
               </w:rPr>
             </w:pPr>
-            <w:proofErr w:type="gramStart"/>
             <w:r>
               <w:rPr>
                 <w:rFonts w:eastAsia="Times New Roman" w:cs="Arial"/>
@@ -11438,31 +11394,8 @@
                 <w:szCs w:val="28"/>
                 <w:lang w:val="en-US"/>
               </w:rPr>
-              <w:t>LUCKY  A.</w:t>
+              <w:t>LUCKY  A.  SENDUK, S.Ked</w:t>
             </w:r>
-            <w:proofErr w:type="gramEnd"/>
-            <w:r>
-              <w:rPr>
-                <w:rFonts w:eastAsia="Times New Roman" w:cs="Arial"/>
-                <w:b/>
-                <w:sz w:val="28"/>
-                <w:szCs w:val="28"/>
-                <w:lang w:val="en-US"/>
-              </w:rPr>
-              <w:t xml:space="preserve">  SENDUK, </w:t>
-            </w:r>
-            <w:proofErr w:type="gramStart"/>
-            <w:r>
-              <w:rPr>
-                <w:rFonts w:eastAsia="Times New Roman" w:cs="Arial"/>
-                <w:b/>
-                <w:sz w:val="28"/>
-                <w:szCs w:val="28"/>
-                <w:lang w:val="en-US"/>
-              </w:rPr>
-              <w:t>S.Ked</w:t>
-            </w:r>
-            <w:proofErr w:type="gramEnd"/>
           </w:p>
         </w:tc>
       </w:tr>
@@ -14694,7 +14627,6 @@
   <w:style w:type="character" w:default="1" w:styleId="DefaultParagraphFont">
     <w:name w:val="Default Paragraph Font"/>
     <w:uiPriority w:val="1"/>
-    <w:semiHidden/>
     <w:unhideWhenUsed/>
   </w:style>
   <w:style w:type="table" w:default="1" w:styleId="TableNormal">

--- a/public/documents/contract-template.docx
+++ b/public/documents/contract-template.docx
@@ -1044,17 +1044,7 @@
           <w:sz w:val="72"/>
           <w:szCs w:val="72"/>
         </w:rPr>
-        <w:t>202</w:t>
-      </w:r>
-      <w:r>
-        <w:rPr>
-          <w:rFonts w:ascii="Arabic Typesetting" w:hAnsi="Arabic Typesetting" w:cs="Arabic Typesetting"/>
-          <w:b/>
-          <w:sz w:val="72"/>
-          <w:szCs w:val="72"/>
-          <w:lang w:val="en-US"/>
-        </w:rPr>
-        <w:t>5</w:t>
+        <w:t>{thisYear}</w:t>
       </w:r>
     </w:p>
     <w:p>
@@ -1536,52 +1526,7 @@
           <w:szCs w:val="24"/>
           <w:lang w:val="en-US"/>
         </w:rPr>
-        <w:t>-------</w:t>
-      </w:r>
-      <w:r>
-        <w:rPr>
-          <w:rFonts w:cs="Arial"/>
-          <w:sz w:val="24"/>
-          <w:szCs w:val="24"/>
-          <w:lang w:val="en-US"/>
-        </w:rPr>
-        <w:t>---</w:t>
-      </w:r>
-      <w:r>
-        <w:rPr>
-          <w:rFonts w:cs="Arial"/>
-          <w:sz w:val="24"/>
-          <w:szCs w:val="24"/>
-          <w:lang w:val="en-US"/>
-        </w:rPr>
-        <w:t>-</w:t>
-      </w:r>
-      <w:r>
-        <w:rPr>
-          <w:rFonts w:cs="Arial"/>
-          <w:sz w:val="24"/>
-          <w:szCs w:val="24"/>
-          <w:lang w:val="en-US"/>
-        </w:rPr>
-        <w:t>-------------</w:t>
-      </w:r>
-      <w:r>
-        <w:rPr>
-          <w:rFonts w:cs="Arial"/>
-          <w:sz w:val="24"/>
-          <w:szCs w:val="24"/>
-          <w:lang w:val="en-US"/>
-        </w:rPr>
-        <w:t>--------------------------</w:t>
-      </w:r>
-      <w:r>
-        <w:rPr>
-          <w:rFonts w:cs="Arial"/>
-          <w:sz w:val="24"/>
-          <w:szCs w:val="24"/>
-          <w:lang w:val="en-US"/>
-        </w:rPr>
-        <w:t>-------</w:t>
+        <w:t>-----</w:t>
       </w:r>
     </w:p>
     <w:p>
@@ -1723,6 +1668,14 @@
           <w:sz w:val="24"/>
           <w:szCs w:val="24"/>
         </w:rPr>
+        <w:t xml:space="preserve"> </w:t>
+      </w:r>
+      <w:r>
+        <w:rPr>
+          <w:rFonts w:eastAsia="Times New Roman" w:cs="Arial"/>
+          <w:sz w:val="24"/>
+          <w:szCs w:val="24"/>
+        </w:rPr>
         <w:t xml:space="preserve">Kelurahan Titiwungen Utara Kecamatan </w:t>
       </w:r>
       <w:r>
@@ -1965,14 +1918,99 @@
           <w:szCs w:val="24"/>
           <w:lang w:val="en-US"/>
         </w:rPr>
+        <w:t>--------------------------------------------------------</w:t>
+      </w:r>
+      <w:r>
+        <w:rPr>
+          <w:rFonts w:cs="Arial"/>
+          <w:b/>
+          <w:sz w:val="24"/>
+          <w:szCs w:val="24"/>
+        </w:rPr>
+        <w:t>Selanjutnya disebut</w:t>
+      </w:r>
+      <w:r>
+        <w:rPr>
+          <w:rFonts w:cs="Arial"/>
+          <w:sz w:val="24"/>
+          <w:szCs w:val="24"/>
+        </w:rPr>
+        <w:t>:</w:t>
+      </w:r>
+      <w:r>
+        <w:rPr>
+          <w:rFonts w:cs="Arial"/>
+          <w:sz w:val="24"/>
+          <w:szCs w:val="24"/>
+        </w:rPr>
+        <w:t>---------------------------------------------------------------------------------</w:t>
+      </w:r>
+      <w:r>
+        <w:rPr>
+          <w:rFonts w:cs="Arial"/>
+          <w:b/>
+          <w:sz w:val="24"/>
+          <w:szCs w:val="24"/>
+        </w:rPr>
+        <w:t>PIHAK PERTAMA –</w:t>
+      </w:r>
+      <w:r>
+        <w:rPr>
+          <w:rFonts w:cs="Arial"/>
+          <w:b/>
+          <w:sz w:val="24"/>
+          <w:szCs w:val="24"/>
+        </w:rPr>
+        <w:t xml:space="preserve"> Y</w:t>
+      </w:r>
+      <w:r>
+        <w:rPr>
+          <w:rFonts w:cs="Arial"/>
+          <w:b/>
+          <w:sz w:val="24"/>
+          <w:szCs w:val="24"/>
+        </w:rPr>
+        <w:t>ANG MENYEWAKAN</w:t>
+      </w:r>
+      <w:r>
+        <w:rPr>
+          <w:rFonts w:cs="Arial"/>
+          <w:sz w:val="24"/>
+          <w:szCs w:val="24"/>
+        </w:rPr>
+        <w:t>-------</w:t>
+      </w:r>
+      <w:r>
+        <w:rPr>
+          <w:rFonts w:cs="Arial"/>
+          <w:sz w:val="24"/>
+          <w:szCs w:val="24"/>
+          <w:lang w:val="en-US"/>
+        </w:rPr>
+        <w:t>-----</w:t>
+      </w:r>
+      <w:r>
+        <w:rPr>
+          <w:rFonts w:cs="Arial"/>
+          <w:sz w:val="24"/>
+          <w:szCs w:val="24"/>
+          <w:lang w:val="en-US"/>
+        </w:rPr>
+        <w:t>--</w:t>
+      </w:r>
+      <w:r>
+        <w:rPr>
+          <w:rFonts w:cs="Arial"/>
+          <w:sz w:val="24"/>
+          <w:szCs w:val="24"/>
+        </w:rPr>
         <w:t>-</w:t>
       </w:r>
       <w:r>
         <w:rPr>
-          <w:rFonts w:eastAsia="Times New Roman" w:cs="Arial"/>
-          <w:sz w:val="24"/>
-          <w:szCs w:val="24"/>
-          <w:lang w:val="en-US"/>
+          <w:rFonts w:cs="Arial"/>
+          <w:sz w:val="24"/>
+          <w:szCs w:val="24"/>
         </w:rPr>
         <w:t>-</w:t>
       </w:r>
@@ -1982,132 +2020,13 @@
           <w:sz w:val="24"/>
           <w:szCs w:val="24"/>
         </w:rPr>
-        <w:t>-------------------------------------------</w:t>
-      </w:r>
-      <w:r>
-        <w:rPr>
-          <w:rFonts w:cs="Arial"/>
-          <w:sz w:val="24"/>
-          <w:szCs w:val="24"/>
-          <w:lang w:val="en-US"/>
-        </w:rPr>
-        <w:t>-------</w:t>
-      </w:r>
-      <w:r>
-        <w:rPr>
-          <w:rFonts w:cs="Arial"/>
-          <w:sz w:val="24"/>
-          <w:szCs w:val="24"/>
-        </w:rPr>
-        <w:t>----</w:t>
-      </w:r>
-      <w:r>
-        <w:rPr>
-          <w:rFonts w:cs="Arial"/>
-          <w:b/>
-          <w:sz w:val="24"/>
-          <w:szCs w:val="24"/>
-        </w:rPr>
-        <w:t>Selanjutnya disebut</w:t>
-      </w:r>
-      <w:r>
-        <w:rPr>
-          <w:rFonts w:cs="Arial"/>
-          <w:sz w:val="24"/>
-          <w:szCs w:val="24"/>
-        </w:rPr>
-        <w:t xml:space="preserve"> : --------------</w:t>
-      </w:r>
-      <w:r>
-        <w:rPr>
-          <w:rFonts w:cs="Arial"/>
-          <w:sz w:val="24"/>
-          <w:szCs w:val="24"/>
-        </w:rPr>
-        <w:t>------------------------------</w:t>
-      </w:r>
-      <w:r>
-        <w:rPr>
-          <w:rFonts w:cs="Arial"/>
-          <w:sz w:val="24"/>
-          <w:szCs w:val="24"/>
-        </w:rPr>
-        <w:t>-------------------------</w:t>
-      </w:r>
-      <w:r>
-        <w:rPr>
-          <w:rFonts w:cs="Arial"/>
-          <w:sz w:val="24"/>
-          <w:szCs w:val="24"/>
-        </w:rPr>
-        <w:t>----</w:t>
-      </w:r>
-      <w:r>
-        <w:rPr>
-          <w:rFonts w:cs="Arial"/>
-          <w:sz w:val="24"/>
-          <w:szCs w:val="24"/>
-        </w:rPr>
-        <w:t>-----</w:t>
-      </w:r>
-      <w:r>
-        <w:rPr>
-          <w:rFonts w:cs="Arial"/>
-          <w:b/>
-          <w:sz w:val="24"/>
-          <w:szCs w:val="24"/>
-        </w:rPr>
-        <w:t>PIHAK PERTAMA –</w:t>
-      </w:r>
-      <w:r>
-        <w:rPr>
-          <w:rFonts w:cs="Arial"/>
-          <w:b/>
-          <w:sz w:val="24"/>
-          <w:szCs w:val="24"/>
-        </w:rPr>
-        <w:t xml:space="preserve"> Y</w:t>
-      </w:r>
-      <w:r>
-        <w:rPr>
-          <w:rFonts w:cs="Arial"/>
-          <w:b/>
-          <w:sz w:val="24"/>
-          <w:szCs w:val="24"/>
-        </w:rPr>
-        <w:t>ANG MENYEWAKAN</w:t>
-      </w:r>
-      <w:r>
-        <w:rPr>
-          <w:rFonts w:cs="Arial"/>
-          <w:sz w:val="24"/>
-          <w:szCs w:val="24"/>
-        </w:rPr>
-        <w:t xml:space="preserve">  -------</w:t>
-      </w:r>
-      <w:r>
-        <w:rPr>
-          <w:rFonts w:cs="Arial"/>
-          <w:sz w:val="24"/>
-          <w:szCs w:val="24"/>
-          <w:lang w:val="en-US"/>
-        </w:rPr>
-        <w:t>-</w:t>
-      </w:r>
-      <w:r>
-        <w:rPr>
-          <w:rFonts w:cs="Arial"/>
-          <w:sz w:val="24"/>
-          <w:szCs w:val="24"/>
-        </w:rPr>
-        <w:t>-</w:t>
-      </w:r>
-      <w:r>
-        <w:rPr>
-          <w:rFonts w:cs="Arial"/>
-          <w:sz w:val="24"/>
-          <w:szCs w:val="24"/>
-          <w:lang w:val="en-US"/>
+        <w:t>-----------</w:t>
+      </w:r>
+      <w:r>
+        <w:rPr>
+          <w:rFonts w:cs="Arial"/>
+          <w:sz w:val="24"/>
+          <w:szCs w:val="24"/>
         </w:rPr>
         <w:t>--</w:t>
       </w:r>
@@ -2117,23 +2036,7 @@
           <w:sz w:val="24"/>
           <w:szCs w:val="24"/>
         </w:rPr>
-        <w:t>------------</w:t>
-      </w:r>
-      <w:r>
-        <w:rPr>
-          <w:rFonts w:cs="Arial"/>
-          <w:sz w:val="24"/>
-          <w:szCs w:val="24"/>
-        </w:rPr>
-        <w:t>--</w:t>
-      </w:r>
-      <w:r>
-        <w:rPr>
-          <w:rFonts w:cs="Arial"/>
-          <w:sz w:val="24"/>
-          <w:szCs w:val="24"/>
-        </w:rPr>
-        <w:t>-----</w:t>
+        <w:t>---</w:t>
       </w:r>
     </w:p>
     <w:p>
@@ -2736,6 +2639,14 @@
       <w:r>
         <w:rPr>
           <w:rFonts w:cs="Arial"/>
+          <w:sz w:val="24"/>
+          <w:szCs w:val="24"/>
+        </w:rPr>
+        <w:t>-------------------------------------------------------------</w:t>
+      </w:r>
+      <w:r>
+        <w:rPr>
+          <w:rFonts w:cs="Arial"/>
           <w:b/>
           <w:sz w:val="24"/>
           <w:szCs w:val="24"/>
@@ -2894,7 +2805,34 @@
           <w:sz w:val="24"/>
           <w:szCs w:val="24"/>
         </w:rPr>
-        <w:t>PIHAK KEDUA- PENYEWA</w:t>
+        <w:t>PIHAK KEDUA</w:t>
+      </w:r>
+      <w:r>
+        <w:rPr>
+          <w:rFonts w:cs="Arial"/>
+          <w:b/>
+          <w:sz w:val="24"/>
+          <w:szCs w:val="24"/>
+        </w:rPr>
+        <w:t xml:space="preserve"> </w:t>
+      </w:r>
+      <w:r>
+        <w:rPr>
+          <w:rFonts w:cs="Arial"/>
+          <w:b/>
+          <w:sz w:val="24"/>
+          <w:szCs w:val="24"/>
+        </w:rPr>
+        <w:t xml:space="preserve">– </w:t>
+      </w:r>
+      <w:r>
+        <w:rPr>
+          <w:rFonts w:cs="Arial"/>
+          <w:b/>
+          <w:sz w:val="24"/>
+          <w:szCs w:val="24"/>
+        </w:rPr>
+        <w:t>PENYEWA</w:t>
       </w:r>
       <w:r>
         <w:rPr>
@@ -2951,7 +2889,7 @@
           <w:sz w:val="24"/>
           <w:szCs w:val="24"/>
         </w:rPr>
-        <w:t>-----</w:t>
+        <w:t>---</w:t>
       </w:r>
     </w:p>
     <w:p>
@@ -4334,6 +4272,19 @@
           <w:rFonts w:cs="Arial"/>
           <w:sz w:val="24"/>
           <w:szCs w:val="24"/>
+          <w:lang w:val="en-US"/>
+        </w:rPr>
+      </w:pPr>
+    </w:p>
+    <w:p>
+      <w:pPr>
+        <w:spacing w:after="0" w:line="240" w:lineRule="auto"/>
+        <w:ind w:left="5760" w:firstLine="720"/>
+        <w:jc w:val="both"/>
+        <w:rPr>
+          <w:rFonts w:cs="Arial"/>
+          <w:sz w:val="24"/>
+          <w:szCs w:val="24"/>
         </w:rPr>
       </w:pPr>
       <w:r>
@@ -5240,6 +5191,15 @@
           <w:lang w:val="en-US"/>
         </w:rPr>
         <w:t>---------</w:t>
+      </w:r>
+      <w:r>
+        <w:rPr>
+          <w:rFonts w:cs="Arial"/>
+          <w:sz w:val="24"/>
+          <w:szCs w:val="24"/>
+          <w:lang w:val="en-US"/>
+        </w:rPr>
+        <w:t>----------------------------------------------------------------------------</w:t>
       </w:r>
       <w:r>
         <w:rPr>
@@ -14627,6 +14587,7 @@
   <w:style w:type="character" w:default="1" w:styleId="DefaultParagraphFont">
     <w:name w:val="Default Paragraph Font"/>
     <w:uiPriority w:val="1"/>
+    <w:semiHidden/>
     <w:unhideWhenUsed/>
   </w:style>
   <w:style w:type="table" w:default="1" w:styleId="TableNormal">
